--- a/Doctrines docs/Security/EGAL-SEC_Security_Doctrine_v1.1.0.docx
+++ b/Doctrines docs/Security/EGAL-SEC_Security_Doctrine_v1.1.0.docx
@@ -20,7 +20,87 @@
           <w:sz w:val="28"/>
           <w:szCs w:val="28"/>
         </w:rPr>
-        <w:t>TÀI LIỆU THIẾT KẾ CHÍNH THỨC</w:t>
+        <w:t>TÀI LI</w:t>
+      </w:r>
+      <w:r>
+        <w:rPr>
+          <w:b/>
+          <w:bCs/>
+          <w:color w:val="1F4E79"/>
+          <w:sz w:val="28"/>
+          <w:szCs w:val="28"/>
+        </w:rPr>
+        <w:t>Ệ</w:t>
+      </w:r>
+      <w:r>
+        <w:rPr>
+          <w:b/>
+          <w:bCs/>
+          <w:color w:val="1F4E79"/>
+          <w:sz w:val="28"/>
+          <w:szCs w:val="28"/>
+        </w:rPr>
+        <w:t>U THI</w:t>
+      </w:r>
+      <w:r>
+        <w:rPr>
+          <w:b/>
+          <w:bCs/>
+          <w:color w:val="1F4E79"/>
+          <w:sz w:val="28"/>
+          <w:szCs w:val="28"/>
+        </w:rPr>
+        <w:t>Ế</w:t>
+      </w:r>
+      <w:r>
+        <w:rPr>
+          <w:b/>
+          <w:bCs/>
+          <w:color w:val="1F4E79"/>
+          <w:sz w:val="28"/>
+          <w:szCs w:val="28"/>
+        </w:rPr>
+        <w:t>T K</w:t>
+      </w:r>
+      <w:r>
+        <w:rPr>
+          <w:b/>
+          <w:bCs/>
+          <w:color w:val="1F4E79"/>
+          <w:sz w:val="28"/>
+          <w:szCs w:val="28"/>
+        </w:rPr>
+        <w:t>Ế</w:t>
+      </w:r>
+      <w:r>
+        <w:rPr>
+          <w:b/>
+          <w:bCs/>
+          <w:color w:val="1F4E79"/>
+          <w:sz w:val="28"/>
+          <w:szCs w:val="28"/>
+        </w:rPr>
+        <w:t xml:space="preserve"> CHÍNH TH</w:t>
+      </w:r>
+      <w:r>
+        <w:rPr>
+          <w:b/>
+          <w:bCs/>
+          <w:color w:val="1F4E79"/>
+          <w:sz w:val="28"/>
+          <w:szCs w:val="28"/>
+        </w:rPr>
+        <w:t>Ứ</w:t>
+      </w:r>
+      <w:r>
+        <w:rPr>
+          <w:b/>
+          <w:bCs/>
+          <w:color w:val="1F4E79"/>
+          <w:sz w:val="28"/>
+          <w:szCs w:val="28"/>
+        </w:rPr>
+        <w:t>C</w:t>
       </w:r>
     </w:p>
     <w:p>
@@ -59,7 +139,25 @@
           <w:sz w:val="24"/>
           <w:szCs w:val="24"/>
         </w:rPr>
-        <w:t>Phiên bản: 1.1.0  —  APPROVED &amp; FROZEN</w:t>
+        <w:t>Phiên b</w:t>
+      </w:r>
+      <w:r>
+        <w:rPr>
+          <w:b/>
+          <w:bCs/>
+          <w:sz w:val="24"/>
+          <w:szCs w:val="24"/>
+        </w:rPr>
+        <w:t>ả</w:t>
+      </w:r>
+      <w:r>
+        <w:rPr>
+          <w:b/>
+          <w:bCs/>
+          <w:sz w:val="24"/>
+          <w:szCs w:val="24"/>
+        </w:rPr>
+        <w:t>n: 1.1.0  —  APPROVED &amp; FROZEN</w:t>
       </w:r>
     </w:p>
     <w:p>
@@ -82,7 +180,103 @@
           <w:sz w:val="20"/>
           <w:szCs w:val="20"/>
         </w:rPr>
-        <w:t>Phạm vi: Toàn bộ nền tảng Gia Phả Số 2026 / myclan.com.vn</w:t>
+        <w:t>Ph</w:t>
+      </w:r>
+      <w:r>
+        <w:rPr>
+          <w:color w:val="404040"/>
+          <w:sz w:val="20"/>
+          <w:szCs w:val="20"/>
+        </w:rPr>
+        <w:t>ạ</w:t>
+      </w:r>
+      <w:r>
+        <w:rPr>
+          <w:color w:val="404040"/>
+          <w:sz w:val="20"/>
+          <w:szCs w:val="20"/>
+        </w:rPr>
+        <w:t>m vi: Toàn b</w:t>
+      </w:r>
+      <w:r>
+        <w:rPr>
+          <w:color w:val="404040"/>
+          <w:sz w:val="20"/>
+          <w:szCs w:val="20"/>
+        </w:rPr>
+        <w:t>ộ</w:t>
+      </w:r>
+      <w:r>
+        <w:rPr>
+          <w:color w:val="404040"/>
+          <w:sz w:val="20"/>
+          <w:szCs w:val="20"/>
+        </w:rPr>
+        <w:t xml:space="preserve"> n</w:t>
+      </w:r>
+      <w:r>
+        <w:rPr>
+          <w:color w:val="404040"/>
+          <w:sz w:val="20"/>
+          <w:szCs w:val="20"/>
+        </w:rPr>
+        <w:t>ề</w:t>
+      </w:r>
+      <w:r>
+        <w:rPr>
+          <w:color w:val="404040"/>
+          <w:sz w:val="20"/>
+          <w:szCs w:val="20"/>
+        </w:rPr>
+        <w:t>n t</w:t>
+      </w:r>
+      <w:r>
+        <w:rPr>
+          <w:color w:val="404040"/>
+          <w:sz w:val="20"/>
+          <w:szCs w:val="20"/>
+        </w:rPr>
+        <w:t>ả</w:t>
+      </w:r>
+      <w:r>
+        <w:rPr>
+          <w:color w:val="404040"/>
+          <w:sz w:val="20"/>
+          <w:szCs w:val="20"/>
+        </w:rPr>
+        <w:t>ng Gia Ph</w:t>
+      </w:r>
+      <w:r>
+        <w:rPr>
+          <w:color w:val="404040"/>
+          <w:sz w:val="20"/>
+          <w:szCs w:val="20"/>
+        </w:rPr>
+        <w:t>ả</w:t>
+      </w:r>
+      <w:r>
+        <w:rPr>
+          <w:color w:val="404040"/>
+          <w:sz w:val="20"/>
+          <w:szCs w:val="20"/>
+        </w:rPr>
+        <w:t xml:space="preserve"> S</w:t>
+      </w:r>
+      <w:r>
+        <w:rPr>
+          <w:color w:val="404040"/>
+          <w:sz w:val="20"/>
+          <w:szCs w:val="20"/>
+        </w:rPr>
+        <w:t>ố</w:t>
+      </w:r>
+      <w:r>
+        <w:rPr>
+          <w:color w:val="404040"/>
+          <w:sz w:val="20"/>
+          <w:szCs w:val="20"/>
+        </w:rPr>
+        <w:t xml:space="preserve"> 2026 / myclan.com.vn</w:t>
       </w:r>
     </w:p>
     <w:p>
@@ -121,12 +315,6 @@
         <w:gridCol w:w="7238"/>
       </w:tblGrid>
       <w:tr>
-        <w:tblPrEx>
-          <w:tblCellMar>
-            <w:top w:w="0" w:type="dxa"/>
-            <w:bottom w:w="0" w:type="dxa"/>
-          </w:tblCellMar>
-        </w:tblPrEx>
         <w:tc>
           <w:tcPr>
             <w:tcW w:w="2400" w:type="dxa"/>
@@ -154,7 +342,27 @@
                 <w:sz w:val="17"/>
                 <w:szCs w:val="17"/>
               </w:rPr>
-              <w:t>Trạng thái</w:t>
+              <w:t>Tr</w:t>
+            </w:r>
+            <w:r>
+              <w:rPr>
+                <w:b/>
+                <w:bCs/>
+                <w:color w:val="FFFFFF"/>
+                <w:sz w:val="17"/>
+                <w:szCs w:val="17"/>
+              </w:rPr>
+              <w:t>ạ</w:t>
+            </w:r>
+            <w:r>
+              <w:rPr>
+                <w:b/>
+                <w:bCs/>
+                <w:color w:val="FFFFFF"/>
+                <w:sz w:val="17"/>
+                <w:szCs w:val="17"/>
+              </w:rPr>
+              <w:t>ng thái</w:t>
             </w:r>
           </w:p>
         </w:tc>
@@ -185,18 +393,32 @@
                 <w:sz w:val="17"/>
                 <w:szCs w:val="17"/>
               </w:rPr>
-              <w:t>APPROVED &amp; FROZEN v1.1.0 — Kim chỉ nam Security toàn project</w:t>
+              <w:t>APPROVED &amp; FROZEN v1.1.0 — Kim ch</w:t>
+            </w:r>
+            <w:r>
+              <w:rPr>
+                <w:b/>
+                <w:bCs/>
+                <w:color w:val="000000"/>
+                <w:sz w:val="17"/>
+                <w:szCs w:val="17"/>
+              </w:rPr>
+              <w:t>ỉ</w:t>
+            </w:r>
+            <w:r>
+              <w:rPr>
+                <w:b/>
+                <w:bCs/>
+                <w:color w:val="000000"/>
+                <w:sz w:val="17"/>
+                <w:szCs w:val="17"/>
+              </w:rPr>
+              <w:t xml:space="preserve"> nam Security toàn project</w:t>
             </w:r>
           </w:p>
         </w:tc>
       </w:tr>
       <w:tr>
-        <w:tblPrEx>
-          <w:tblCellMar>
-            <w:top w:w="0" w:type="dxa"/>
-            <w:bottom w:w="0" w:type="dxa"/>
-          </w:tblCellMar>
-        </w:tblPrEx>
         <w:tc>
           <w:tcPr>
             <w:tcW w:w="2400" w:type="dxa"/>
@@ -224,7 +446,47 @@
                 <w:sz w:val="17"/>
                 <w:szCs w:val="17"/>
               </w:rPr>
-              <w:t>Kế thừa</w:t>
+              <w:t>K</w:t>
+            </w:r>
+            <w:r>
+              <w:rPr>
+                <w:b/>
+                <w:bCs/>
+                <w:color w:val="FFFFFF"/>
+                <w:sz w:val="17"/>
+                <w:szCs w:val="17"/>
+              </w:rPr>
+              <w:t>ế</w:t>
+            </w:r>
+            <w:r>
+              <w:rPr>
+                <w:b/>
+                <w:bCs/>
+                <w:color w:val="FFFFFF"/>
+                <w:sz w:val="17"/>
+                <w:szCs w:val="17"/>
+              </w:rPr>
+              <w:t xml:space="preserve"> th</w:t>
+            </w:r>
+            <w:r>
+              <w:rPr>
+                <w:b/>
+                <w:bCs/>
+                <w:color w:val="FFFFFF"/>
+                <w:sz w:val="17"/>
+                <w:szCs w:val="17"/>
+              </w:rPr>
+              <w:t>ừ</w:t>
+            </w:r>
+            <w:r>
+              <w:rPr>
+                <w:b/>
+                <w:bCs/>
+                <w:color w:val="FFFFFF"/>
+                <w:sz w:val="17"/>
+                <w:szCs w:val="17"/>
+              </w:rPr>
+              <w:t>a</w:t>
             </w:r>
           </w:p>
         </w:tc>
@@ -252,18 +514,140 @@
                 <w:sz w:val="17"/>
                 <w:szCs w:val="17"/>
               </w:rPr>
-              <w:t>v1.0.0 + phản biện 6 điểm nghẽn + điều khoản bổ trợ A–E</w:t>
+              <w:t>v1.0.0 + ph</w:t>
+            </w:r>
+            <w:r>
+              <w:rPr>
+                <w:color w:val="000000"/>
+                <w:sz w:val="17"/>
+                <w:szCs w:val="17"/>
+              </w:rPr>
+              <w:t>ả</w:t>
+            </w:r>
+            <w:r>
+              <w:rPr>
+                <w:color w:val="000000"/>
+                <w:sz w:val="17"/>
+                <w:szCs w:val="17"/>
+              </w:rPr>
+              <w:t>n bi</w:t>
+            </w:r>
+            <w:r>
+              <w:rPr>
+                <w:color w:val="000000"/>
+                <w:sz w:val="17"/>
+                <w:szCs w:val="17"/>
+              </w:rPr>
+              <w:t>ệ</w:t>
+            </w:r>
+            <w:r>
+              <w:rPr>
+                <w:color w:val="000000"/>
+                <w:sz w:val="17"/>
+                <w:szCs w:val="17"/>
+              </w:rPr>
+              <w:t>n 6 đi</w:t>
+            </w:r>
+            <w:r>
+              <w:rPr>
+                <w:color w:val="000000"/>
+                <w:sz w:val="17"/>
+                <w:szCs w:val="17"/>
+              </w:rPr>
+              <w:t>ể</w:t>
+            </w:r>
+            <w:r>
+              <w:rPr>
+                <w:color w:val="000000"/>
+                <w:sz w:val="17"/>
+                <w:szCs w:val="17"/>
+              </w:rPr>
+              <w:t>m ngh</w:t>
+            </w:r>
+            <w:r>
+              <w:rPr>
+                <w:color w:val="000000"/>
+                <w:sz w:val="17"/>
+                <w:szCs w:val="17"/>
+              </w:rPr>
+              <w:t>ẽ</w:t>
+            </w:r>
+            <w:r>
+              <w:rPr>
+                <w:color w:val="000000"/>
+                <w:sz w:val="17"/>
+                <w:szCs w:val="17"/>
+              </w:rPr>
+              <w:t>n + đi</w:t>
+            </w:r>
+            <w:r>
+              <w:rPr>
+                <w:color w:val="000000"/>
+                <w:sz w:val="17"/>
+                <w:szCs w:val="17"/>
+              </w:rPr>
+              <w:t>ề</w:t>
+            </w:r>
+            <w:r>
+              <w:rPr>
+                <w:color w:val="000000"/>
+                <w:sz w:val="17"/>
+                <w:szCs w:val="17"/>
+              </w:rPr>
+              <w:t>u kho</w:t>
+            </w:r>
+            <w:r>
+              <w:rPr>
+                <w:color w:val="000000"/>
+                <w:sz w:val="17"/>
+                <w:szCs w:val="17"/>
+              </w:rPr>
+              <w:t>ả</w:t>
+            </w:r>
+            <w:r>
+              <w:rPr>
+                <w:color w:val="000000"/>
+                <w:sz w:val="17"/>
+                <w:szCs w:val="17"/>
+              </w:rPr>
+              <w:t>n b</w:t>
+            </w:r>
+            <w:r>
+              <w:rPr>
+                <w:color w:val="000000"/>
+                <w:sz w:val="17"/>
+                <w:szCs w:val="17"/>
+              </w:rPr>
+              <w:t>ổ</w:t>
+            </w:r>
+            <w:r>
+              <w:rPr>
+                <w:color w:val="000000"/>
+                <w:sz w:val="17"/>
+                <w:szCs w:val="17"/>
+              </w:rPr>
+              <w:t xml:space="preserve"> tr</w:t>
+            </w:r>
+            <w:r>
+              <w:rPr>
+                <w:color w:val="000000"/>
+                <w:sz w:val="17"/>
+                <w:szCs w:val="17"/>
+              </w:rPr>
+              <w:t>ợ</w:t>
+            </w:r>
+            <w:r>
+              <w:rPr>
+                <w:color w:val="000000"/>
+                <w:sz w:val="17"/>
+                <w:szCs w:val="17"/>
+              </w:rPr>
+              <w:t xml:space="preserve"> A–E</w:t>
             </w:r>
           </w:p>
         </w:tc>
       </w:tr>
       <w:tr>
-        <w:tblPrEx>
-          <w:tblCellMar>
-            <w:top w:w="0" w:type="dxa"/>
-            <w:bottom w:w="0" w:type="dxa"/>
-          </w:tblCellMar>
-        </w:tblPrEx>
         <w:tc>
           <w:tcPr>
             <w:tcW w:w="2400" w:type="dxa"/>
@@ -291,7 +675,47 @@
                 <w:sz w:val="17"/>
                 <w:szCs w:val="17"/>
               </w:rPr>
-              <w:t>Hệ thống</w:t>
+              <w:t>H</w:t>
+            </w:r>
+            <w:r>
+              <w:rPr>
+                <w:b/>
+                <w:bCs/>
+                <w:color w:val="FFFFFF"/>
+                <w:sz w:val="17"/>
+                <w:szCs w:val="17"/>
+              </w:rPr>
+              <w:t>ệ</w:t>
+            </w:r>
+            <w:r>
+              <w:rPr>
+                <w:b/>
+                <w:bCs/>
+                <w:color w:val="FFFFFF"/>
+                <w:sz w:val="17"/>
+                <w:szCs w:val="17"/>
+              </w:rPr>
+              <w:t xml:space="preserve"> th</w:t>
+            </w:r>
+            <w:r>
+              <w:rPr>
+                <w:b/>
+                <w:bCs/>
+                <w:color w:val="FFFFFF"/>
+                <w:sz w:val="17"/>
+                <w:szCs w:val="17"/>
+              </w:rPr>
+              <w:t>ố</w:t>
+            </w:r>
+            <w:r>
+              <w:rPr>
+                <w:b/>
+                <w:bCs/>
+                <w:color w:val="FFFFFF"/>
+                <w:sz w:val="17"/>
+                <w:szCs w:val="17"/>
+              </w:rPr>
+              <w:t>ng</w:t>
             </w:r>
           </w:p>
         </w:tc>
@@ -319,18 +743,44 @@
                 <w:sz w:val="17"/>
                 <w:szCs w:val="17"/>
               </w:rPr>
-              <w:t>Gia Phả Số 2026  •  myclan.com.vn  •  EGAL Knowledge OS</w:t>
+              <w:t>Gia Ph</w:t>
+            </w:r>
+            <w:r>
+              <w:rPr>
+                <w:color w:val="000000"/>
+                <w:sz w:val="17"/>
+                <w:szCs w:val="17"/>
+              </w:rPr>
+              <w:t>ả</w:t>
+            </w:r>
+            <w:r>
+              <w:rPr>
+                <w:color w:val="000000"/>
+                <w:sz w:val="17"/>
+                <w:szCs w:val="17"/>
+              </w:rPr>
+              <w:t xml:space="preserve"> S</w:t>
+            </w:r>
+            <w:r>
+              <w:rPr>
+                <w:color w:val="000000"/>
+                <w:sz w:val="17"/>
+                <w:szCs w:val="17"/>
+              </w:rPr>
+              <w:t>ố</w:t>
+            </w:r>
+            <w:r>
+              <w:rPr>
+                <w:color w:val="000000"/>
+                <w:sz w:val="17"/>
+                <w:szCs w:val="17"/>
+              </w:rPr>
+              <w:t xml:space="preserve"> 2026  •  myclan.com.vn  •  EGAL Knowledge OS</w:t>
             </w:r>
           </w:p>
         </w:tc>
       </w:tr>
       <w:tr>
-        <w:tblPrEx>
-          <w:tblCellMar>
-            <w:top w:w="0" w:type="dxa"/>
-            <w:bottom w:w="0" w:type="dxa"/>
-          </w:tblCellMar>
-        </w:tblPrEx>
         <w:tc>
           <w:tcPr>
             <w:tcW w:w="2400" w:type="dxa"/>
@@ -408,7 +858,115 @@
           <w:sz w:val="20"/>
           <w:szCs w:val="20"/>
         </w:rPr>
-        <w:t>CHANGELOG v1.1.0: Bổ sung (A) Gate cache &amp; sensitivity tier; (B) Identity Approval ≠ Tenant Activation + ma trận login; (C) Critical Notification + Outbox; (D) Delegated Access / Proxy Actor; (E) Error contract tương thích ngược. Sửa S7, Mục V–VII, X, XIV. Không hạ invariant S1–S8.</w:t>
+        <w:t>CHANGELOG v1.1.0: B</w:t>
+      </w:r>
+      <w:r>
+        <w:rPr>
+          <w:i/>
+          <w:iCs/>
+          <w:sz w:val="20"/>
+          <w:szCs w:val="20"/>
+        </w:rPr>
+        <w:t>ổ</w:t>
+      </w:r>
+      <w:r>
+        <w:rPr>
+          <w:i/>
+          <w:iCs/>
+          <w:sz w:val="20"/>
+          <w:szCs w:val="20"/>
+        </w:rPr>
+        <w:t xml:space="preserve"> sung (A) Gate cache &amp; sensitivity tier; (B) Identity Approval ≠ Tenant Activation + ma tr</w:t>
+      </w:r>
+      <w:r>
+        <w:rPr>
+          <w:i/>
+          <w:iCs/>
+          <w:sz w:val="20"/>
+          <w:szCs w:val="20"/>
+        </w:rPr>
+        <w:t>ậ</w:t>
+      </w:r>
+      <w:r>
+        <w:rPr>
+          <w:i/>
+          <w:iCs/>
+          <w:sz w:val="20"/>
+          <w:szCs w:val="20"/>
+        </w:rPr>
+        <w:t>n login; (C) Critical Notification + Outbox; (D) Delegated Access / Proxy Actor; (E) Error contract tương thích ngư</w:t>
+      </w:r>
+      <w:r>
+        <w:rPr>
+          <w:i/>
+          <w:iCs/>
+          <w:sz w:val="20"/>
+          <w:szCs w:val="20"/>
+        </w:rPr>
+        <w:t>ợ</w:t>
+      </w:r>
+      <w:r>
+        <w:rPr>
+          <w:i/>
+          <w:iCs/>
+          <w:sz w:val="20"/>
+          <w:szCs w:val="20"/>
+        </w:rPr>
+        <w:t>c. S</w:t>
+      </w:r>
+      <w:r>
+        <w:rPr>
+          <w:i/>
+          <w:iCs/>
+          <w:sz w:val="20"/>
+          <w:szCs w:val="20"/>
+        </w:rPr>
+        <w:t>ử</w:t>
+      </w:r>
+      <w:r>
+        <w:rPr>
+          <w:i/>
+          <w:iCs/>
+          <w:sz w:val="20"/>
+          <w:szCs w:val="20"/>
+        </w:rPr>
+        <w:t>a S7, M</w:t>
+      </w:r>
+      <w:r>
+        <w:rPr>
+          <w:i/>
+          <w:iCs/>
+          <w:sz w:val="20"/>
+          <w:szCs w:val="20"/>
+        </w:rPr>
+        <w:t>ụ</w:t>
+      </w:r>
+      <w:r>
+        <w:rPr>
+          <w:i/>
+          <w:iCs/>
+          <w:sz w:val="20"/>
+          <w:szCs w:val="20"/>
+        </w:rPr>
+        <w:t>c V–VII, X, XIV. Không h</w:t>
+      </w:r>
+      <w:r>
+        <w:rPr>
+          <w:i/>
+          <w:iCs/>
+          <w:sz w:val="20"/>
+          <w:szCs w:val="20"/>
+        </w:rPr>
+        <w:t>ạ</w:t>
+      </w:r>
+      <w:r>
+        <w:rPr>
+          <w:i/>
+          <w:iCs/>
+          <w:sz w:val="20"/>
+          <w:szCs w:val="20"/>
+        </w:rPr>
+        <w:t xml:space="preserve"> invariant S1–S8.</w:t>
       </w:r>
     </w:p>
     <w:p>
@@ -416,7 +974,19 @@
         <w:pStyle w:val="Heading1"/>
       </w:pPr>
       <w:r>
-        <w:t>I. Mục tiêu &amp; Phạm vi</w:t>
+        <w:t>I. M</w:t>
+      </w:r>
+      <w:r>
+        <w:t>ụ</w:t>
+      </w:r>
+      <w:r>
+        <w:t>c tiêu &amp; Ph</w:t>
+      </w:r>
+      <w:r>
+        <w:t>ạ</w:t>
+      </w:r>
+      <w:r>
+        <w:t>m vi</w:t>
       </w:r>
     </w:p>
     <w:p>
@@ -424,7 +994,13 @@
         <w:pStyle w:val="Heading2"/>
       </w:pPr>
       <w:r>
-        <w:t>1. Mục tiêu</w:t>
+        <w:t>1. M</w:t>
+      </w:r>
+      <w:r>
+        <w:t>ụ</w:t>
+      </w:r>
+      <w:r>
+        <w:t>c tiêu</w:t>
       </w:r>
     </w:p>
     <w:p>
@@ -437,7 +1013,37 @@
         <w:spacing w:after="80"/>
       </w:pPr>
       <w:r>
-        <w:t>Bảo vệ identity, phiên đăng nhập và quyền truy cập multi-tenant.</w:t>
+        <w:t>B</w:t>
+      </w:r>
+      <w:r>
+        <w:t>ả</w:t>
+      </w:r>
+      <w:r>
+        <w:t>o v</w:t>
+      </w:r>
+      <w:r>
+        <w:t>ệ</w:t>
+      </w:r>
+      <w:r>
+        <w:t xml:space="preserve"> identity, phiên đăng nh</w:t>
+      </w:r>
+      <w:r>
+        <w:t>ậ</w:t>
+      </w:r>
+      <w:r>
+        <w:t>p và quy</w:t>
+      </w:r>
+      <w:r>
+        <w:t>ề</w:t>
+      </w:r>
+      <w:r>
+        <w:t>n truy c</w:t>
+      </w:r>
+      <w:r>
+        <w:t>ậ</w:t>
+      </w:r>
+      <w:r>
+        <w:t>p multi-tenant.</w:t>
       </w:r>
     </w:p>
     <w:p>
@@ -450,7 +1056,25 @@
         <w:spacing w:after="80"/>
       </w:pPr>
       <w:r>
-        <w:t>Cô lập dữ liệu theo tenant — ngăn cross-tenant read/write.</w:t>
+        <w:t>Cô l</w:t>
+      </w:r>
+      <w:r>
+        <w:t>ậ</w:t>
+      </w:r>
+      <w:r>
+        <w:t>p d</w:t>
+      </w:r>
+      <w:r>
+        <w:t>ữ</w:t>
+      </w:r>
+      <w:r>
+        <w:t xml:space="preserve"> li</w:t>
+      </w:r>
+      <w:r>
+        <w:t>ệ</w:t>
+      </w:r>
+      <w:r>
+        <w:t>u theo tenant — ngăn cross-tenant read/write.</w:t>
       </w:r>
     </w:p>
     <w:p>
@@ -463,7 +1087,31 @@
         <w:spacing w:after="80"/>
       </w:pPr>
       <w:r>
-        <w:t>Tách an ninh (security status) khỏi nghiệp vụ gia phả / workflow.</w:t>
+        <w:t>Tách an ninh (security status) kh</w:t>
+      </w:r>
+      <w:r>
+        <w:t>ỏ</w:t>
+      </w:r>
+      <w:r>
+        <w:t>i nghi</w:t>
+      </w:r>
+      <w:r>
+        <w:t>ệ</w:t>
+      </w:r>
+      <w:r>
+        <w:t>p v</w:t>
+      </w:r>
+      <w:r>
+        <w:t>ụ</w:t>
+      </w:r>
+      <w:r>
+        <w:t xml:space="preserve"> gia ph</w:t>
+      </w:r>
+      <w:r>
+        <w:t>ả</w:t>
+      </w:r>
+      <w:r>
+        <w:t xml:space="preserve"> / workflow.</w:t>
       </w:r>
     </w:p>
     <w:p>
@@ -476,7 +1124,37 @@
         <w:spacing w:after="80"/>
       </w:pPr>
       <w:r>
-        <w:t>Mọi quyết định nhạy cảm có audit + correlation_id.</w:t>
+        <w:t>M</w:t>
+      </w:r>
+      <w:r>
+        <w:t>ọ</w:t>
+      </w:r>
+      <w:r>
+        <w:t>i quy</w:t>
+      </w:r>
+      <w:r>
+        <w:t>ế</w:t>
+      </w:r>
+      <w:r>
+        <w:t>t đ</w:t>
+      </w:r>
+      <w:r>
+        <w:t>ị</w:t>
+      </w:r>
+      <w:r>
+        <w:t>nh nh</w:t>
+      </w:r>
+      <w:r>
+        <w:t>ạ</w:t>
+      </w:r>
+      <w:r>
+        <w:t>y c</w:t>
+      </w:r>
+      <w:r>
+        <w:t>ả</w:t>
+      </w:r>
+      <w:r>
+        <w:t>m có audit + correlation_id.</w:t>
       </w:r>
     </w:p>
     <w:p>
@@ -489,7 +1167,13 @@
         <w:spacing w:after="80"/>
       </w:pPr>
       <w:r>
-        <w:t>Shared Security/Policy — không chôn logic chỉ trong auth.service.</w:t>
+        <w:t>Shared Security/Policy — không chôn logic ch</w:t>
+      </w:r>
+      <w:r>
+        <w:t>ỉ</w:t>
+      </w:r>
+      <w:r>
+        <w:t xml:space="preserve"> trong auth.service.</w:t>
       </w:r>
     </w:p>
     <w:p>
@@ -502,7 +1186,79 @@
         <w:spacing w:after="80"/>
       </w:pPr>
       <w:r>
-        <w:t>Hỗ trợ đa thế hệ (kể cả ủy quyền con cháu thay trưởng họ) mà không hạ chuẩn an ninh và không share credential.</w:t>
+        <w:t>H</w:t>
+      </w:r>
+      <w:r>
+        <w:t>ỗ</w:t>
+      </w:r>
+      <w:r>
+        <w:t xml:space="preserve"> tr</w:t>
+      </w:r>
+      <w:r>
+        <w:t>ợ</w:t>
+      </w:r>
+      <w:r>
+        <w:t xml:space="preserve"> đa th</w:t>
+      </w:r>
+      <w:r>
+        <w:t>ế</w:t>
+      </w:r>
+      <w:r>
+        <w:t xml:space="preserve"> h</w:t>
+      </w:r>
+      <w:r>
+        <w:t>ệ</w:t>
+      </w:r>
+      <w:r>
+        <w:t xml:space="preserve"> (k</w:t>
+      </w:r>
+      <w:r>
+        <w:t>ể</w:t>
+      </w:r>
+      <w:r>
+        <w:t xml:space="preserve"> c</w:t>
+      </w:r>
+      <w:r>
+        <w:t>ả</w:t>
+      </w:r>
+      <w:r>
+        <w:t xml:space="preserve"> </w:t>
+      </w:r>
+      <w:r>
+        <w:t>ủ</w:t>
+      </w:r>
+      <w:r>
+        <w:t>y quy</w:t>
+      </w:r>
+      <w:r>
+        <w:t>ề</w:t>
+      </w:r>
+      <w:r>
+        <w:t>n con cháu thay trư</w:t>
+      </w:r>
+      <w:r>
+        <w:t>ở</w:t>
+      </w:r>
+      <w:r>
+        <w:t>ng h</w:t>
+      </w:r>
+      <w:r>
+        <w:t>ọ</w:t>
+      </w:r>
+      <w:r>
+        <w:t>) mà không h</w:t>
+      </w:r>
+      <w:r>
+        <w:t>ạ</w:t>
+      </w:r>
+      <w:r>
+        <w:t xml:space="preserve"> chu</w:t>
+      </w:r>
+      <w:r>
+        <w:t>ẩ</w:t>
+      </w:r>
+      <w:r>
+        <w:t>n an ninh và không share credential.</w:t>
       </w:r>
     </w:p>
     <w:p>
@@ -515,7 +1271,31 @@
         <w:spacing w:after="80"/>
       </w:pPr>
       <w:r>
-        <w:t>Cân bằng Defense-in-Depth với hiệu năng read path (cây gia phả thao tác dày).</w:t>
+        <w:t>Cân b</w:t>
+      </w:r>
+      <w:r>
+        <w:t>ằ</w:t>
+      </w:r>
+      <w:r>
+        <w:t>ng Defense-in-Depth v</w:t>
+      </w:r>
+      <w:r>
+        <w:t>ớ</w:t>
+      </w:r>
+      <w:r>
+        <w:t>i hi</w:t>
+      </w:r>
+      <w:r>
+        <w:t>ệ</w:t>
+      </w:r>
+      <w:r>
+        <w:t>u năng read path (cây gia ph</w:t>
+      </w:r>
+      <w:r>
+        <w:t>ả</w:t>
+      </w:r>
+      <w:r>
+        <w:t xml:space="preserve"> thao tác dày).</w:t>
       </w:r>
     </w:p>
     <w:p>
@@ -523,7 +1303,13 @@
         <w:pStyle w:val="Heading2"/>
       </w:pPr>
       <w:r>
-        <w:t>2. Phạm vi</w:t>
+        <w:t>2. Ph</w:t>
+      </w:r>
+      <w:r>
+        <w:t>ạ</w:t>
+      </w:r>
+      <w:r>
+        <w:t>m vi</w:t>
       </w:r>
     </w:p>
     <w:p>
@@ -544,7 +1330,13 @@
         <w:pStyle w:val="Heading2"/>
       </w:pPr>
       <w:r>
-        <w:t>3. Ngoài phạm vi</w:t>
+        <w:t>3. Ngoài ph</w:t>
+      </w:r>
+      <w:r>
+        <w:t>ạ</w:t>
+      </w:r>
+      <w:r>
+        <w:t>m vi</w:t>
       </w:r>
     </w:p>
     <w:p>
@@ -557,7 +1349,19 @@
         <w:spacing w:after="80"/>
       </w:pPr>
       <w:r>
-        <w:t>Chi tiết mã hóa at-rest nhà cung cấp; physical/OS hardening; legal full per jurisdiction.</w:t>
+        <w:t>Chi ti</w:t>
+      </w:r>
+      <w:r>
+        <w:t>ế</w:t>
+      </w:r>
+      <w:r>
+        <w:t>t mã hóa at-rest nhà cung c</w:t>
+      </w:r>
+      <w:r>
+        <w:t>ấ</w:t>
+      </w:r>
+      <w:r>
+        <w:t>p; physical/OS hardening; legal full per jurisdiction.</w:t>
       </w:r>
     </w:p>
     <w:p>
@@ -565,7 +1369,19 @@
         <w:pStyle w:val="Heading1"/>
       </w:pPr>
       <w:r>
-        <w:t>II. Nguyên tắc cốt lõi (Invariants) — không đàm phán</w:t>
+        <w:t>II. Nguyên t</w:t>
+      </w:r>
+      <w:r>
+        <w:t>ắ</w:t>
+      </w:r>
+      <w:r>
+        <w:t>c c</w:t>
+      </w:r>
+      <w:r>
+        <w:t>ố</w:t>
+      </w:r>
+      <w:r>
+        <w:t>t lõi (Invariants) — không đàm phán</w:t>
       </w:r>
     </w:p>
     <w:p>
@@ -581,7 +1397,61 @@
         <w:spacing w:after="120"/>
       </w:pPr>
       <w:r>
-        <w:t>Không phụ thuộc một lớp. Áp dụng theo sensitivity tier (xem VII): Read path được rút gọn có kiểm soát; Sensitive write vẫn full depth + DB re-validate.</w:t>
+        <w:t>Không ph</w:t>
+      </w:r>
+      <w:r>
+        <w:t>ụ</w:t>
+      </w:r>
+      <w:r>
+        <w:t xml:space="preserve"> thu</w:t>
+      </w:r>
+      <w:r>
+        <w:t>ộ</w:t>
+      </w:r>
+      <w:r>
+        <w:t>c m</w:t>
+      </w:r>
+      <w:r>
+        <w:t>ộ</w:t>
+      </w:r>
+      <w:r>
+        <w:t>t l</w:t>
+      </w:r>
+      <w:r>
+        <w:t>ớ</w:t>
+      </w:r>
+      <w:r>
+        <w:t>p. Áp d</w:t>
+      </w:r>
+      <w:r>
+        <w:t>ụ</w:t>
+      </w:r>
+      <w:r>
+        <w:t>ng theo sensitivity tier (xem VII): Read path đư</w:t>
+      </w:r>
+      <w:r>
+        <w:t>ợ</w:t>
+      </w:r>
+      <w:r>
+        <w:t>c rút g</w:t>
+      </w:r>
+      <w:r>
+        <w:t>ọ</w:t>
+      </w:r>
+      <w:r>
+        <w:t>n có ki</w:t>
+      </w:r>
+      <w:r>
+        <w:t>ể</w:t>
+      </w:r>
+      <w:r>
+        <w:t>m soát; Sensitive write v</w:t>
+      </w:r>
+      <w:r>
+        <w:t>ẫ</w:t>
+      </w:r>
+      <w:r>
+        <w:t>n full depth + DB re-validate.</w:t>
       </w:r>
     </w:p>
     <w:p>
@@ -598,7 +1468,97 @@
       </w:pPr>
       <w:r>
         <w:lastRenderedPageBreak/>
-        <w:t>Mặc định từ chối. Nâng quyền chỉ qua workflow có audit. Ủy quyền (delegation) phải scope hẹp + thời hạn + revoke được — không thay bằng share account hoặc over-grant CLAN_ADMIN.</w:t>
+        <w:t>M</w:t>
+      </w:r>
+      <w:r>
+        <w:t>ặ</w:t>
+      </w:r>
+      <w:r>
+        <w:t>c đ</w:t>
+      </w:r>
+      <w:r>
+        <w:t>ị</w:t>
+      </w:r>
+      <w:r>
+        <w:t>nh t</w:t>
+      </w:r>
+      <w:r>
+        <w:t>ừ</w:t>
+      </w:r>
+      <w:r>
+        <w:t xml:space="preserve"> ch</w:t>
+      </w:r>
+      <w:r>
+        <w:t>ố</w:t>
+      </w:r>
+      <w:r>
+        <w:t>i. Nâng quy</w:t>
+      </w:r>
+      <w:r>
+        <w:t>ề</w:t>
+      </w:r>
+      <w:r>
+        <w:t>n ch</w:t>
+      </w:r>
+      <w:r>
+        <w:t>ỉ</w:t>
+      </w:r>
+      <w:r>
+        <w:t xml:space="preserve"> qua workflow có audit. </w:t>
+      </w:r>
+      <w:r>
+        <w:t>Ủ</w:t>
+      </w:r>
+      <w:r>
+        <w:t>y quy</w:t>
+      </w:r>
+      <w:r>
+        <w:t>ề</w:t>
+      </w:r>
+      <w:r>
+        <w:t>n (delegation) ph</w:t>
+      </w:r>
+      <w:r>
+        <w:t>ả</w:t>
+      </w:r>
+      <w:r>
+        <w:t>i scope h</w:t>
+      </w:r>
+      <w:r>
+        <w:t>ẹ</w:t>
+      </w:r>
+      <w:r>
+        <w:t>p + th</w:t>
+      </w:r>
+      <w:r>
+        <w:t>ờ</w:t>
+      </w:r>
+      <w:r>
+        <w:t>i h</w:t>
+      </w:r>
+      <w:r>
+        <w:t>ạ</w:t>
+      </w:r>
+      <w:r>
+        <w:t>n + revoke đư</w:t>
+      </w:r>
+      <w:r>
+        <w:t>ợ</w:t>
+      </w:r>
+      <w:r>
+        <w:t>c — không thay b</w:t>
+      </w:r>
+      <w:r>
+        <w:t>ằ</w:t>
+      </w:r>
+      <w:r>
+        <w:t>ng share account ho</w:t>
+      </w:r>
+      <w:r>
+        <w:t>ặ</w:t>
+      </w:r>
+      <w:r>
+        <w:t>c over-grant CLAN_ADMIN.</w:t>
       </w:r>
     </w:p>
     <w:p>
@@ -606,7 +1566,19 @@
         <w:pStyle w:val="Heading3"/>
       </w:pPr>
       <w:r>
-        <w:t>S3 — Tách lớp trạng thái</w:t>
+        <w:t>S3 — Tách l</w:t>
+      </w:r>
+      <w:r>
+        <w:t>ớ</w:t>
+      </w:r>
+      <w:r>
+        <w:t>p tr</w:t>
+      </w:r>
+      <w:r>
+        <w:t>ạ</w:t>
+      </w:r>
+      <w:r>
+        <w:t>ng thái</w:t>
       </w:r>
     </w:p>
     <w:p>
@@ -621,14 +1593,8 @@
           <w:sz w:val="18"/>
           <w:szCs w:val="18"/>
         </w:rPr>
-        <w:t>users.status              = an ninh &amp; vòng đời tài khoản</w:t>
-      </w:r>
-    </w:p>
-    <w:p>
-      <w:pPr>
-        <w:shd w:val="clear" w:color="auto" w:fill="F5F5F5"/>
-        <w:spacing w:after="40"/>
-      </w:pPr>
+        <w:t>users.status              = an ninh &amp; vòng đ</w:t>
+      </w:r>
       <w:r>
         <w:rPr>
           <w:rFonts w:ascii="Consolas" w:eastAsia="Consolas" w:hAnsi="Consolas" w:cs="Consolas"/>
@@ -636,14 +1602,8 @@
           <w:sz w:val="18"/>
           <w:szCs w:val="18"/>
         </w:rPr>
-        <w:t>tenants.status            = vòng đời không gian dòng họ</w:t>
-      </w:r>
-    </w:p>
-    <w:p>
-      <w:pPr>
-        <w:shd w:val="clear" w:color="auto" w:fill="F5F5F5"/>
-        <w:spacing w:after="40"/>
-      </w:pPr>
+        <w:t>ờ</w:t>
+      </w:r>
       <w:r>
         <w:rPr>
           <w:rFonts w:ascii="Consolas" w:eastAsia="Consolas" w:hAnsi="Consolas" w:cs="Consolas"/>
@@ -651,14 +1611,8 @@
           <w:sz w:val="18"/>
           <w:szCs w:val="18"/>
         </w:rPr>
-        <w:t>members.status            = tồn tại trên cây gia phả</w:t>
-      </w:r>
-    </w:p>
-    <w:p>
-      <w:pPr>
-        <w:shd w:val="clear" w:color="auto" w:fill="F5F5F5"/>
-        <w:spacing w:after="40"/>
-      </w:pPr>
+        <w:t>i tài kho</w:t>
+      </w:r>
       <w:r>
         <w:rPr>
           <w:rFonts w:ascii="Consolas" w:eastAsia="Consolas" w:hAnsi="Consolas" w:cs="Consolas"/>
@@ -666,14 +1620,8 @@
           <w:sz w:val="18"/>
           <w:szCs w:val="18"/>
         </w:rPr>
-        <w:t>branches.status           = trạng thái nhánh</w:t>
-      </w:r>
-    </w:p>
-    <w:p>
-      <w:pPr>
-        <w:shd w:val="clear" w:color="auto" w:fill="F5F5F5"/>
-        <w:spacing w:after="40"/>
-      </w:pPr>
+        <w:t>ả</w:t>
+      </w:r>
       <w:r>
         <w:rPr>
           <w:rFonts w:ascii="Consolas" w:eastAsia="Consolas" w:hAnsi="Consolas" w:cs="Consolas"/>
@@ -681,7 +1629,7 @@
           <w:sz w:val="18"/>
           <w:szCs w:val="18"/>
         </w:rPr>
-        <w:t>onboarding_cases.status   = workflow onboarding</w:t>
+        <w:t>n</w:t>
       </w:r>
     </w:p>
     <w:p>
@@ -696,7 +1644,193 @@
           <w:sz w:val="18"/>
           <w:szCs w:val="18"/>
         </w:rPr>
-        <w:t>JWT claims                = snapshot — re-validate khi nhạy cảm</w:t>
+        <w:t>tenants.status            = vòng đ</w:t>
+      </w:r>
+      <w:r>
+        <w:rPr>
+          <w:rFonts w:ascii="Consolas" w:eastAsia="Consolas" w:hAnsi="Consolas" w:cs="Consolas"/>
+          <w:color w:val="333333"/>
+          <w:sz w:val="18"/>
+          <w:szCs w:val="18"/>
+        </w:rPr>
+        <w:t>ờ</w:t>
+      </w:r>
+      <w:r>
+        <w:rPr>
+          <w:rFonts w:ascii="Consolas" w:eastAsia="Consolas" w:hAnsi="Consolas" w:cs="Consolas"/>
+          <w:color w:val="333333"/>
+          <w:sz w:val="18"/>
+          <w:szCs w:val="18"/>
+        </w:rPr>
+        <w:t>i không gian dòng h</w:t>
+      </w:r>
+      <w:r>
+        <w:rPr>
+          <w:rFonts w:ascii="Consolas" w:eastAsia="Consolas" w:hAnsi="Consolas" w:cs="Consolas"/>
+          <w:color w:val="333333"/>
+          <w:sz w:val="18"/>
+          <w:szCs w:val="18"/>
+        </w:rPr>
+        <w:t>ọ</w:t>
+      </w:r>
+    </w:p>
+    <w:p>
+      <w:pPr>
+        <w:shd w:val="clear" w:color="auto" w:fill="F5F5F5"/>
+        <w:spacing w:after="40"/>
+      </w:pPr>
+      <w:r>
+        <w:rPr>
+          <w:rFonts w:ascii="Consolas" w:eastAsia="Consolas" w:hAnsi="Consolas" w:cs="Consolas"/>
+          <w:color w:val="333333"/>
+          <w:sz w:val="18"/>
+          <w:szCs w:val="18"/>
+        </w:rPr>
+        <w:t>members.status            = t</w:t>
+      </w:r>
+      <w:r>
+        <w:rPr>
+          <w:rFonts w:ascii="Consolas" w:eastAsia="Consolas" w:hAnsi="Consolas" w:cs="Consolas"/>
+          <w:color w:val="333333"/>
+          <w:sz w:val="18"/>
+          <w:szCs w:val="18"/>
+        </w:rPr>
+        <w:t>ồ</w:t>
+      </w:r>
+      <w:r>
+        <w:rPr>
+          <w:rFonts w:ascii="Consolas" w:eastAsia="Consolas" w:hAnsi="Consolas" w:cs="Consolas"/>
+          <w:color w:val="333333"/>
+          <w:sz w:val="18"/>
+          <w:szCs w:val="18"/>
+        </w:rPr>
+        <w:t>n t</w:t>
+      </w:r>
+      <w:r>
+        <w:rPr>
+          <w:rFonts w:ascii="Consolas" w:eastAsia="Consolas" w:hAnsi="Consolas" w:cs="Consolas"/>
+          <w:color w:val="333333"/>
+          <w:sz w:val="18"/>
+          <w:szCs w:val="18"/>
+        </w:rPr>
+        <w:t>ạ</w:t>
+      </w:r>
+      <w:r>
+        <w:rPr>
+          <w:rFonts w:ascii="Consolas" w:eastAsia="Consolas" w:hAnsi="Consolas" w:cs="Consolas"/>
+          <w:color w:val="333333"/>
+          <w:sz w:val="18"/>
+          <w:szCs w:val="18"/>
+        </w:rPr>
+        <w:t>i trên cây gia ph</w:t>
+      </w:r>
+      <w:r>
+        <w:rPr>
+          <w:rFonts w:ascii="Consolas" w:eastAsia="Consolas" w:hAnsi="Consolas" w:cs="Consolas"/>
+          <w:color w:val="333333"/>
+          <w:sz w:val="18"/>
+          <w:szCs w:val="18"/>
+        </w:rPr>
+        <w:t>ả</w:t>
+      </w:r>
+    </w:p>
+    <w:p>
+      <w:pPr>
+        <w:shd w:val="clear" w:color="auto" w:fill="F5F5F5"/>
+        <w:spacing w:after="40"/>
+      </w:pPr>
+      <w:r>
+        <w:rPr>
+          <w:rFonts w:ascii="Consolas" w:eastAsia="Consolas" w:hAnsi="Consolas" w:cs="Consolas"/>
+          <w:color w:val="333333"/>
+          <w:sz w:val="18"/>
+          <w:szCs w:val="18"/>
+        </w:rPr>
+        <w:t>branches.status           = tr</w:t>
+      </w:r>
+      <w:r>
+        <w:rPr>
+          <w:rFonts w:ascii="Consolas" w:eastAsia="Consolas" w:hAnsi="Consolas" w:cs="Consolas"/>
+          <w:color w:val="333333"/>
+          <w:sz w:val="18"/>
+          <w:szCs w:val="18"/>
+        </w:rPr>
+        <w:t>ạ</w:t>
+      </w:r>
+      <w:r>
+        <w:rPr>
+          <w:rFonts w:ascii="Consolas" w:eastAsia="Consolas" w:hAnsi="Consolas" w:cs="Consolas"/>
+          <w:color w:val="333333"/>
+          <w:sz w:val="18"/>
+          <w:szCs w:val="18"/>
+        </w:rPr>
+        <w:t>ng thái nhánh</w:t>
+      </w:r>
+    </w:p>
+    <w:p>
+      <w:pPr>
+        <w:shd w:val="clear" w:color="auto" w:fill="F5F5F5"/>
+        <w:spacing w:after="40"/>
+      </w:pPr>
+      <w:r>
+        <w:rPr>
+          <w:rFonts w:ascii="Consolas" w:eastAsia="Consolas" w:hAnsi="Consolas" w:cs="Consolas"/>
+          <w:color w:val="333333"/>
+          <w:sz w:val="18"/>
+          <w:szCs w:val="18"/>
+        </w:rPr>
+        <w:t>onboarding_cases.status   = workflow onboarding</w:t>
+      </w:r>
+    </w:p>
+    <w:p>
+      <w:pPr>
+        <w:shd w:val="clear" w:color="auto" w:fill="F5F5F5"/>
+        <w:spacing w:after="40"/>
+      </w:pPr>
+      <w:r>
+        <w:rPr>
+          <w:rFonts w:ascii="Consolas" w:eastAsia="Consolas" w:hAnsi="Consolas" w:cs="Consolas"/>
+          <w:color w:val="333333"/>
+          <w:sz w:val="18"/>
+          <w:szCs w:val="18"/>
+        </w:rPr>
+        <w:t>JWT claims                = snapshot — re-validate khi nh</w:t>
+      </w:r>
+      <w:r>
+        <w:rPr>
+          <w:rFonts w:ascii="Consolas" w:eastAsia="Consolas" w:hAnsi="Consolas" w:cs="Consolas"/>
+          <w:color w:val="333333"/>
+          <w:sz w:val="18"/>
+          <w:szCs w:val="18"/>
+        </w:rPr>
+        <w:t>ạ</w:t>
+      </w:r>
+      <w:r>
+        <w:rPr>
+          <w:rFonts w:ascii="Consolas" w:eastAsia="Consolas" w:hAnsi="Consolas" w:cs="Consolas"/>
+          <w:color w:val="333333"/>
+          <w:sz w:val="18"/>
+          <w:szCs w:val="18"/>
+        </w:rPr>
+        <w:t>y c</w:t>
+      </w:r>
+      <w:r>
+        <w:rPr>
+          <w:rFonts w:ascii="Consolas" w:eastAsia="Consolas" w:hAnsi="Consolas" w:cs="Consolas"/>
+          <w:color w:val="333333"/>
+          <w:sz w:val="18"/>
+          <w:szCs w:val="18"/>
+        </w:rPr>
+        <w:t>ả</w:t>
+      </w:r>
+      <w:r>
+        <w:rPr>
+          <w:rFonts w:ascii="Consolas" w:eastAsia="Consolas" w:hAnsi="Consolas" w:cs="Consolas"/>
+          <w:color w:val="333333"/>
+          <w:sz w:val="18"/>
+          <w:szCs w:val="18"/>
+        </w:rPr>
+        <w:t>m</w:t>
       </w:r>
     </w:p>
     <w:p>
@@ -712,7 +1846,43 @@
         <w:spacing w:after="120"/>
       </w:pPr>
       <w:r>
-        <w:t>Mọi truy vấn/ghi nghiệp vụ buộc tenant_id (SYSTEM_ADMIN bypass có audit). x-tenant-slug chỉ context — service verify resource.tenant_id.</w:t>
+        <w:t>M</w:t>
+      </w:r>
+      <w:r>
+        <w:t>ọ</w:t>
+      </w:r>
+      <w:r>
+        <w:t>i truy v</w:t>
+      </w:r>
+      <w:r>
+        <w:t>ấ</w:t>
+      </w:r>
+      <w:r>
+        <w:t>n/ghi nghi</w:t>
+      </w:r>
+      <w:r>
+        <w:t>ệ</w:t>
+      </w:r>
+      <w:r>
+        <w:t>p v</w:t>
+      </w:r>
+      <w:r>
+        <w:t>ụ</w:t>
+      </w:r>
+      <w:r>
+        <w:t xml:space="preserve"> bu</w:t>
+      </w:r>
+      <w:r>
+        <w:t>ộ</w:t>
+      </w:r>
+      <w:r>
+        <w:t>c tenant_id (SYSTEM_ADMIN bypass có audit). x-tenant-slug ch</w:t>
+      </w:r>
+      <w:r>
+        <w:t>ỉ</w:t>
+      </w:r>
+      <w:r>
+        <w:t xml:space="preserve"> context — service verify resource.tenant_id.</w:t>
       </w:r>
     </w:p>
     <w:p>
@@ -728,7 +1898,13 @@
         <w:spacing w:after="120"/>
       </w:pPr>
       <w:r>
-        <w:t>UI lock / client role = UX only. Enforce tại middleware + service policy.</w:t>
+        <w:t>UI lock / client role = UX only. Enforce t</w:t>
+      </w:r>
+      <w:r>
+        <w:t>ạ</w:t>
+      </w:r>
+      <w:r>
+        <w:t>i middleware + service policy.</w:t>
       </w:r>
     </w:p>
     <w:p>
@@ -744,7 +1920,13 @@
         <w:spacing w:after="120"/>
       </w:pPr>
       <w:r>
-        <w:t>correlation_id xuyên request → BPL → audit → notifications/outbox. Reject/Cancel không xóa evidence. Delegation: ghi cả actor_id và on_behalf_of.</w:t>
+        <w:t>correlation_id xuyên request → BPL → audit → notifications/outbox. Reject/Cancel không xóa evidence. Delegation: ghi c</w:t>
+      </w:r>
+      <w:r>
+        <w:t>ả</w:t>
+      </w:r>
+      <w:r>
+        <w:t xml:space="preserve"> actor_id và on_behalf_of.</w:t>
       </w:r>
     </w:p>
     <w:p>
@@ -752,7 +1934,13 @@
         <w:pStyle w:val="Heading3"/>
       </w:pPr>
       <w:r>
-        <w:t>S7 — Fail Safe, Fail Observable (phân tầng)</w:t>
+        <w:t>S7 — Fail Safe, Fail Observable (phân t</w:t>
+      </w:r>
+      <w:r>
+        <w:t>ầ</w:t>
+      </w:r>
+      <w:r>
+        <w:t>ng)</w:t>
       </w:r>
     </w:p>
     <w:p>
@@ -760,7 +1948,67 @@
         <w:spacing w:after="120"/>
       </w:pPr>
       <w:r>
-        <w:t>Non-critical side-effect có thể Silent Emit sau commit. Critical Security Notification bắt buộc Outbox đồng transaction — không try/catch nuốt mất event. Identity transaction không fail chỉ vì delivery kênh (email/zalo) down; nhưng record outbox/notification PENDING phải tồn tại.</w:t>
+        <w:t>Non-critical side-effect có th</w:t>
+      </w:r>
+      <w:r>
+        <w:t>ể</w:t>
+      </w:r>
+      <w:r>
+        <w:t xml:space="preserve"> Silent Emit sau commit. Critical Security Notification b</w:t>
+      </w:r>
+      <w:r>
+        <w:t>ắ</w:t>
+      </w:r>
+      <w:r>
+        <w:t>t bu</w:t>
+      </w:r>
+      <w:r>
+        <w:t>ộ</w:t>
+      </w:r>
+      <w:r>
+        <w:t>c Outbox đ</w:t>
+      </w:r>
+      <w:r>
+        <w:t>ồ</w:t>
+      </w:r>
+      <w:r>
+        <w:t>ng transaction — không try/catch nu</w:t>
+      </w:r>
+      <w:r>
+        <w:t>ố</w:t>
+      </w:r>
+      <w:r>
+        <w:t>t m</w:t>
+      </w:r>
+      <w:r>
+        <w:t>ấ</w:t>
+      </w:r>
+      <w:r>
+        <w:t>t event. Identity transaction không fail ch</w:t>
+      </w:r>
+      <w:r>
+        <w:t>ỉ</w:t>
+      </w:r>
+      <w:r>
+        <w:t xml:space="preserve"> vì delivery kênh (email/zalo) down; nhưng record outbox/notification PENDING ph</w:t>
+      </w:r>
+      <w:r>
+        <w:t>ả</w:t>
+      </w:r>
+      <w:r>
+        <w:t>i t</w:t>
+      </w:r>
+      <w:r>
+        <w:t>ồ</w:t>
+      </w:r>
+      <w:r>
+        <w:t>n t</w:t>
+      </w:r>
+      <w:r>
+        <w:t>ạ</w:t>
+      </w:r>
+      <w:r>
+        <w:t>i.</w:t>
       </w:r>
     </w:p>
     <w:p>
@@ -776,7 +2024,61 @@
         <w:spacing w:after="120"/>
       </w:pPr>
       <w:r>
-        <w:t>Duyệt/khóa/nâng quyền có actor người. Khi ủy quyền: grantor giữ authority; grantee là người thao tác; ledger phản ánh đủ hai phía.</w:t>
+        <w:t>Duy</w:t>
+      </w:r>
+      <w:r>
+        <w:t>ệ</w:t>
+      </w:r>
+      <w:r>
+        <w:t>t/khóa/nâng quy</w:t>
+      </w:r>
+      <w:r>
+        <w:t>ề</w:t>
+      </w:r>
+      <w:r>
+        <w:t>n có actor ngư</w:t>
+      </w:r>
+      <w:r>
+        <w:t>ờ</w:t>
+      </w:r>
+      <w:r>
+        <w:t xml:space="preserve">i. Khi </w:t>
+      </w:r>
+      <w:r>
+        <w:t>ủ</w:t>
+      </w:r>
+      <w:r>
+        <w:t>y quy</w:t>
+      </w:r>
+      <w:r>
+        <w:t>ề</w:t>
+      </w:r>
+      <w:r>
+        <w:t>n: grantor gi</w:t>
+      </w:r>
+      <w:r>
+        <w:t>ữ</w:t>
+      </w:r>
+      <w:r>
+        <w:t xml:space="preserve"> authority; grantee là ngư</w:t>
+      </w:r>
+      <w:r>
+        <w:t>ờ</w:t>
+      </w:r>
+      <w:r>
+        <w:t>i thao tác; ledger ph</w:t>
+      </w:r>
+      <w:r>
+        <w:t>ả</w:t>
+      </w:r>
+      <w:r>
+        <w:t>n ánh đ</w:t>
+      </w:r>
+      <w:r>
+        <w:t>ủ</w:t>
+      </w:r>
+      <w:r>
+        <w:t xml:space="preserve"> hai phía.</w:t>
       </w:r>
     </w:p>
     <w:p>
@@ -784,7 +2086,13 @@
         <w:pStyle w:val="Heading1"/>
       </w:pPr>
       <w:r>
-        <w:t>III. Mô hình phân lớp Security</w:t>
+        <w:t>III. Mô hình phân l</w:t>
+      </w:r>
+      <w:r>
+        <w:t>ớ</w:t>
+      </w:r>
+      <w:r>
+        <w:t>p Security</w:t>
       </w:r>
     </w:p>
     <w:tbl>
@@ -810,12 +2118,6 @@
         <w:gridCol w:w="5038"/>
       </w:tblGrid>
       <w:tr>
-        <w:tblPrEx>
-          <w:tblCellMar>
-            <w:top w:w="0" w:type="dxa"/>
-            <w:bottom w:w="0" w:type="dxa"/>
-          </w:tblCellMar>
-        </w:tblPrEx>
         <w:tc>
           <w:tcPr>
             <w:tcW w:w="1600" w:type="dxa"/>
@@ -843,7 +2145,27 @@
                 <w:sz w:val="17"/>
                 <w:szCs w:val="17"/>
               </w:rPr>
-              <w:t>Lớp</w:t>
+              <w:t>L</w:t>
+            </w:r>
+            <w:r>
+              <w:rPr>
+                <w:b/>
+                <w:bCs/>
+                <w:color w:val="FFFFFF"/>
+                <w:sz w:val="17"/>
+                <w:szCs w:val="17"/>
+              </w:rPr>
+              <w:t>ớ</w:t>
+            </w:r>
+            <w:r>
+              <w:rPr>
+                <w:b/>
+                <w:bCs/>
+                <w:color w:val="FFFFFF"/>
+                <w:sz w:val="17"/>
+                <w:szCs w:val="17"/>
+              </w:rPr>
+              <w:t>p</w:t>
             </w:r>
           </w:p>
         </w:tc>
@@ -874,7 +2196,27 @@
                 <w:sz w:val="17"/>
                 <w:szCs w:val="17"/>
               </w:rPr>
-              <w:t>Thành phần</w:t>
+              <w:t>Thành ph</w:t>
+            </w:r>
+            <w:r>
+              <w:rPr>
+                <w:b/>
+                <w:bCs/>
+                <w:color w:val="FFFFFF"/>
+                <w:sz w:val="17"/>
+                <w:szCs w:val="17"/>
+              </w:rPr>
+              <w:t>ầ</w:t>
+            </w:r>
+            <w:r>
+              <w:rPr>
+                <w:b/>
+                <w:bCs/>
+                <w:color w:val="FFFFFF"/>
+                <w:sz w:val="17"/>
+                <w:szCs w:val="17"/>
+              </w:rPr>
+              <w:t>n</w:t>
             </w:r>
           </w:p>
         </w:tc>
@@ -905,18 +2247,32 @@
                 <w:sz w:val="17"/>
                 <w:szCs w:val="17"/>
               </w:rPr>
-              <w:t>Trách nhiệm</w:t>
+              <w:t>Trách nhi</w:t>
+            </w:r>
+            <w:r>
+              <w:rPr>
+                <w:b/>
+                <w:bCs/>
+                <w:color w:val="FFFFFF"/>
+                <w:sz w:val="17"/>
+                <w:szCs w:val="17"/>
+              </w:rPr>
+              <w:t>ệ</w:t>
+            </w:r>
+            <w:r>
+              <w:rPr>
+                <w:b/>
+                <w:bCs/>
+                <w:color w:val="FFFFFF"/>
+                <w:sz w:val="17"/>
+                <w:szCs w:val="17"/>
+              </w:rPr>
+              <w:t>m</w:t>
             </w:r>
           </w:p>
         </w:tc>
       </w:tr>
       <w:tr>
-        <w:tblPrEx>
-          <w:tblCellMar>
-            <w:top w:w="0" w:type="dxa"/>
-            <w:bottom w:w="0" w:type="dxa"/>
-          </w:tblCellMar>
-        </w:tblPrEx>
         <w:tc>
           <w:tcPr>
             <w:tcW w:w="1600" w:type="dxa"/>
@@ -1005,12 +2361,6 @@
         </w:tc>
       </w:tr>
       <w:tr>
-        <w:tblPrEx>
-          <w:tblCellMar>
-            <w:top w:w="0" w:type="dxa"/>
-            <w:bottom w:w="0" w:type="dxa"/>
-          </w:tblCellMar>
-        </w:tblPrEx>
         <w:tc>
           <w:tcPr>
             <w:tcW w:w="1600" w:type="dxa"/>
@@ -1093,18 +2443,108 @@
                 <w:sz w:val="17"/>
                 <w:szCs w:val="17"/>
               </w:rPr>
-              <w:t>Xác thực danh tính; không cấp token nếu account/tenant không đủ điều kiện login</w:t>
+              <w:t>Xác th</w:t>
+            </w:r>
+            <w:r>
+              <w:rPr>
+                <w:color w:val="000000"/>
+                <w:sz w:val="17"/>
+                <w:szCs w:val="17"/>
+              </w:rPr>
+              <w:t>ự</w:t>
+            </w:r>
+            <w:r>
+              <w:rPr>
+                <w:color w:val="000000"/>
+                <w:sz w:val="17"/>
+                <w:szCs w:val="17"/>
+              </w:rPr>
+              <w:t>c danh tính; không c</w:t>
+            </w:r>
+            <w:r>
+              <w:rPr>
+                <w:color w:val="000000"/>
+                <w:sz w:val="17"/>
+                <w:szCs w:val="17"/>
+              </w:rPr>
+              <w:t>ấ</w:t>
+            </w:r>
+            <w:r>
+              <w:rPr>
+                <w:color w:val="000000"/>
+                <w:sz w:val="17"/>
+                <w:szCs w:val="17"/>
+              </w:rPr>
+              <w:t>p token n</w:t>
+            </w:r>
+            <w:r>
+              <w:rPr>
+                <w:color w:val="000000"/>
+                <w:sz w:val="17"/>
+                <w:szCs w:val="17"/>
+              </w:rPr>
+              <w:t>ế</w:t>
+            </w:r>
+            <w:r>
+              <w:rPr>
+                <w:color w:val="000000"/>
+                <w:sz w:val="17"/>
+                <w:szCs w:val="17"/>
+              </w:rPr>
+              <w:t>u account/tenant không đ</w:t>
+            </w:r>
+            <w:r>
+              <w:rPr>
+                <w:color w:val="000000"/>
+                <w:sz w:val="17"/>
+                <w:szCs w:val="17"/>
+              </w:rPr>
+              <w:t>ủ</w:t>
+            </w:r>
+            <w:r>
+              <w:rPr>
+                <w:color w:val="000000"/>
+                <w:sz w:val="17"/>
+                <w:szCs w:val="17"/>
+              </w:rPr>
+              <w:t xml:space="preserve"> đi</w:t>
+            </w:r>
+            <w:r>
+              <w:rPr>
+                <w:color w:val="000000"/>
+                <w:sz w:val="17"/>
+                <w:szCs w:val="17"/>
+              </w:rPr>
+              <w:t>ề</w:t>
+            </w:r>
+            <w:r>
+              <w:rPr>
+                <w:color w:val="000000"/>
+                <w:sz w:val="17"/>
+                <w:szCs w:val="17"/>
+              </w:rPr>
+              <w:t>u ki</w:t>
+            </w:r>
+            <w:r>
+              <w:rPr>
+                <w:color w:val="000000"/>
+                <w:sz w:val="17"/>
+                <w:szCs w:val="17"/>
+              </w:rPr>
+              <w:t>ệ</w:t>
+            </w:r>
+            <w:r>
+              <w:rPr>
+                <w:color w:val="000000"/>
+                <w:sz w:val="17"/>
+                <w:szCs w:val="17"/>
+              </w:rPr>
+              <w:t>n login</w:t>
             </w:r>
           </w:p>
         </w:tc>
       </w:tr>
       <w:tr>
-        <w:tblPrEx>
-          <w:tblCellMar>
-            <w:top w:w="0" w:type="dxa"/>
-            <w:bottom w:w="0" w:type="dxa"/>
-          </w:tblCellMar>
-        </w:tblPrEx>
         <w:tc>
           <w:tcPr>
             <w:tcW w:w="1600" w:type="dxa"/>
@@ -1196,12 +2636,6 @@
         </w:tc>
       </w:tr>
       <w:tr>
-        <w:tblPrEx>
-          <w:tblCellMar>
-            <w:top w:w="0" w:type="dxa"/>
-            <w:bottom w:w="0" w:type="dxa"/>
-          </w:tblCellMar>
-        </w:tblPrEx>
         <w:tc>
           <w:tcPr>
             <w:tcW w:w="1600" w:type="dxa"/>
@@ -1293,12 +2727,6 @@
         </w:tc>
       </w:tr>
       <w:tr>
-        <w:tblPrEx>
-          <w:tblCellMar>
-            <w:top w:w="0" w:type="dxa"/>
-            <w:bottom w:w="0" w:type="dxa"/>
-          </w:tblCellMar>
-        </w:tblPrEx>
         <w:tc>
           <w:tcPr>
             <w:tcW w:w="1600" w:type="dxa"/>
@@ -1390,12 +2818,6 @@
         </w:tc>
       </w:tr>
       <w:tr>
-        <w:tblPrEx>
-          <w:tblCellMar>
-            <w:top w:w="0" w:type="dxa"/>
-            <w:bottom w:w="0" w:type="dxa"/>
-          </w:tblCellMar>
-        </w:tblPrEx>
         <w:tc>
           <w:tcPr>
             <w:tcW w:w="1600" w:type="dxa"/>
@@ -1484,12 +2906,6 @@
         </w:tc>
       </w:tr>
       <w:tr>
-        <w:tblPrEx>
-          <w:tblCellMar>
-            <w:top w:w="0" w:type="dxa"/>
-            <w:bottom w:w="0" w:type="dxa"/>
-          </w:tblCellMar>
-        </w:tblPrEx>
         <w:tc>
           <w:tcPr>
             <w:tcW w:w="1600" w:type="dxa"/>
@@ -1578,12 +2994,6 @@
         </w:tc>
       </w:tr>
       <w:tr>
-        <w:tblPrEx>
-          <w:tblCellMar>
-            <w:top w:w="0" w:type="dxa"/>
-            <w:bottom w:w="0" w:type="dxa"/>
-          </w:tblCellMar>
-        </w:tblPrEx>
         <w:tc>
           <w:tcPr>
             <w:tcW w:w="1600" w:type="dxa"/>
@@ -1681,7 +3091,49 @@
           <w:i/>
           <w:iCs/>
         </w:rPr>
-        <w:t>L2–L4 = Shared Security Services. L5 thuộc domain (OPD…). L2/L3 cache-capable — xem điều khoản A.</w:t>
+        <w:t>L2–L4 = Shared Security Services. L5 thu</w:t>
+      </w:r>
+      <w:r>
+        <w:rPr>
+          <w:i/>
+          <w:iCs/>
+        </w:rPr>
+        <w:t>ộ</w:t>
+      </w:r>
+      <w:r>
+        <w:rPr>
+          <w:i/>
+          <w:iCs/>
+        </w:rPr>
+        <w:t>c domain (OPD…). L2/L3 cache-capable — xem đi</w:t>
+      </w:r>
+      <w:r>
+        <w:rPr>
+          <w:i/>
+          <w:iCs/>
+        </w:rPr>
+        <w:t>ề</w:t>
+      </w:r>
+      <w:r>
+        <w:rPr>
+          <w:i/>
+          <w:iCs/>
+        </w:rPr>
+        <w:t>u kho</w:t>
+      </w:r>
+      <w:r>
+        <w:rPr>
+          <w:i/>
+          <w:iCs/>
+        </w:rPr>
+        <w:t>ả</w:t>
+      </w:r>
+      <w:r>
+        <w:rPr>
+          <w:i/>
+          <w:iCs/>
+        </w:rPr>
+        <w:t>n A.</w:t>
       </w:r>
     </w:p>
     <w:p>
@@ -1724,12 +3176,6 @@
         <w:gridCol w:w="4438"/>
       </w:tblGrid>
       <w:tr>
-        <w:tblPrEx>
-          <w:tblCellMar>
-            <w:top w:w="0" w:type="dxa"/>
-            <w:bottom w:w="0" w:type="dxa"/>
-          </w:tblCellMar>
-        </w:tblPrEx>
         <w:tc>
           <w:tcPr>
             <w:tcW w:w="1800" w:type="dxa"/>
@@ -1819,18 +3265,52 @@
                 <w:sz w:val="17"/>
                 <w:szCs w:val="17"/>
               </w:rPr>
-              <w:t>Hành vi mặc định</w:t>
+              <w:t>Hành vi m</w:t>
+            </w:r>
+            <w:r>
+              <w:rPr>
+                <w:b/>
+                <w:bCs/>
+                <w:color w:val="FFFFFF"/>
+                <w:sz w:val="17"/>
+                <w:szCs w:val="17"/>
+              </w:rPr>
+              <w:t>ặ</w:t>
+            </w:r>
+            <w:r>
+              <w:rPr>
+                <w:b/>
+                <w:bCs/>
+                <w:color w:val="FFFFFF"/>
+                <w:sz w:val="17"/>
+                <w:szCs w:val="17"/>
+              </w:rPr>
+              <w:t>c đ</w:t>
+            </w:r>
+            <w:r>
+              <w:rPr>
+                <w:b/>
+                <w:bCs/>
+                <w:color w:val="FFFFFF"/>
+                <w:sz w:val="17"/>
+                <w:szCs w:val="17"/>
+              </w:rPr>
+              <w:t>ị</w:t>
+            </w:r>
+            <w:r>
+              <w:rPr>
+                <w:b/>
+                <w:bCs/>
+                <w:color w:val="FFFFFF"/>
+                <w:sz w:val="17"/>
+                <w:szCs w:val="17"/>
+              </w:rPr>
+              <w:t>nh</w:t>
             </w:r>
           </w:p>
         </w:tc>
       </w:tr>
       <w:tr>
-        <w:tblPrEx>
-          <w:tblCellMar>
-            <w:top w:w="0" w:type="dxa"/>
-            <w:bottom w:w="0" w:type="dxa"/>
-          </w:tblCellMar>
-        </w:tblPrEx>
         <w:tc>
           <w:tcPr>
             <w:tcW w:w="1800" w:type="dxa"/>
@@ -1885,7 +3365,39 @@
                 <w:sz w:val="17"/>
                 <w:szCs w:val="17"/>
               </w:rPr>
-              <w:t>Chờ duyệt identity</w:t>
+              <w:t>Ch</w:t>
+            </w:r>
+            <w:r>
+              <w:rPr>
+                <w:color w:val="000000"/>
+                <w:sz w:val="17"/>
+                <w:szCs w:val="17"/>
+              </w:rPr>
+              <w:t>ờ</w:t>
+            </w:r>
+            <w:r>
+              <w:rPr>
+                <w:color w:val="000000"/>
+                <w:sz w:val="17"/>
+                <w:szCs w:val="17"/>
+              </w:rPr>
+              <w:t xml:space="preserve"> duy</w:t>
+            </w:r>
+            <w:r>
+              <w:rPr>
+                <w:color w:val="000000"/>
+                <w:sz w:val="17"/>
+                <w:szCs w:val="17"/>
+              </w:rPr>
+              <w:t>ệ</w:t>
+            </w:r>
+            <w:r>
+              <w:rPr>
+                <w:color w:val="000000"/>
+                <w:sz w:val="17"/>
+                <w:szCs w:val="17"/>
+              </w:rPr>
+              <w:t>t identity</w:t>
             </w:r>
           </w:p>
         </w:tc>
@@ -1919,12 +3431,6 @@
         </w:tc>
       </w:tr>
       <w:tr>
-        <w:tblPrEx>
-          <w:tblCellMar>
-            <w:top w:w="0" w:type="dxa"/>
-            <w:bottom w:w="0" w:type="dxa"/>
-          </w:tblCellMar>
-        </w:tblPrEx>
         <w:tc>
           <w:tcPr>
             <w:tcW w:w="1800" w:type="dxa"/>
@@ -2007,18 +3513,28 @@
                 <w:sz w:val="17"/>
                 <w:szCs w:val="17"/>
               </w:rPr>
-              <w:t>Login tùy tenants.status (ma trận V)</w:t>
+              <w:t>Login tùy tenants.status (ma tr</w:t>
+            </w:r>
+            <w:r>
+              <w:rPr>
+                <w:color w:val="000000"/>
+                <w:sz w:val="17"/>
+                <w:szCs w:val="17"/>
+              </w:rPr>
+              <w:t>ậ</w:t>
+            </w:r>
+            <w:r>
+              <w:rPr>
+                <w:color w:val="000000"/>
+                <w:sz w:val="17"/>
+                <w:szCs w:val="17"/>
+              </w:rPr>
+              <w:t>n V)</w:t>
             </w:r>
           </w:p>
         </w:tc>
       </w:tr>
       <w:tr>
-        <w:tblPrEx>
-          <w:tblCellMar>
-            <w:top w:w="0" w:type="dxa"/>
-            <w:bottom w:w="0" w:type="dxa"/>
-          </w:tblCellMar>
-        </w:tblPrEx>
         <w:tc>
           <w:tcPr>
             <w:tcW w:w="1800" w:type="dxa"/>
@@ -2073,7 +3589,39 @@
                 <w:sz w:val="17"/>
                 <w:szCs w:val="17"/>
               </w:rPr>
-              <w:t>Khóa tạm / hỏng state → permanent</w:t>
+              <w:t>Khóa t</w:t>
+            </w:r>
+            <w:r>
+              <w:rPr>
+                <w:color w:val="000000"/>
+                <w:sz w:val="17"/>
+                <w:szCs w:val="17"/>
+              </w:rPr>
+              <w:t>ạ</w:t>
+            </w:r>
+            <w:r>
+              <w:rPr>
+                <w:color w:val="000000"/>
+                <w:sz w:val="17"/>
+                <w:szCs w:val="17"/>
+              </w:rPr>
+              <w:t>m / h</w:t>
+            </w:r>
+            <w:r>
+              <w:rPr>
+                <w:color w:val="000000"/>
+                <w:sz w:val="17"/>
+                <w:szCs w:val="17"/>
+              </w:rPr>
+              <w:t>ỏ</w:t>
+            </w:r>
+            <w:r>
+              <w:rPr>
+                <w:color w:val="000000"/>
+                <w:sz w:val="17"/>
+                <w:szCs w:val="17"/>
+              </w:rPr>
+              <w:t>ng state → permanent</w:t>
             </w:r>
           </w:p>
         </w:tc>
@@ -2107,12 +3655,6 @@
         </w:tc>
       </w:tr>
       <w:tr>
-        <w:tblPrEx>
-          <w:tblCellMar>
-            <w:top w:w="0" w:type="dxa"/>
-            <w:bottom w:w="0" w:type="dxa"/>
-          </w:tblCellMar>
-        </w:tblPrEx>
         <w:tc>
           <w:tcPr>
             <w:tcW w:w="1800" w:type="dxa"/>
@@ -2167,7 +3709,39 @@
                 <w:sz w:val="17"/>
                 <w:szCs w:val="17"/>
               </w:rPr>
-              <w:t>Cấm vĩnh viễn</w:t>
+              <w:t>C</w:t>
+            </w:r>
+            <w:r>
+              <w:rPr>
+                <w:color w:val="000000"/>
+                <w:sz w:val="17"/>
+                <w:szCs w:val="17"/>
+              </w:rPr>
+              <w:t>ấ</w:t>
+            </w:r>
+            <w:r>
+              <w:rPr>
+                <w:color w:val="000000"/>
+                <w:sz w:val="17"/>
+                <w:szCs w:val="17"/>
+              </w:rPr>
+              <w:t>m vĩnh vi</w:t>
+            </w:r>
+            <w:r>
+              <w:rPr>
+                <w:color w:val="000000"/>
+                <w:sz w:val="17"/>
+                <w:szCs w:val="17"/>
+              </w:rPr>
+              <w:t>ễ</w:t>
+            </w:r>
+            <w:r>
+              <w:rPr>
+                <w:color w:val="000000"/>
+                <w:sz w:val="17"/>
+                <w:szCs w:val="17"/>
+              </w:rPr>
+              <w:t>n</w:t>
             </w:r>
           </w:p>
         </w:tc>
@@ -2201,12 +3775,6 @@
         </w:tc>
       </w:tr>
       <w:tr>
-        <w:tblPrEx>
-          <w:tblCellMar>
-            <w:top w:w="0" w:type="dxa"/>
-            <w:bottom w:w="0" w:type="dxa"/>
-          </w:tblCellMar>
-        </w:tblPrEx>
         <w:tc>
           <w:tcPr>
             <w:tcW w:w="1800" w:type="dxa"/>
@@ -2261,7 +3829,87 @@
                 <w:sz w:val="17"/>
                 <w:szCs w:val="17"/>
               </w:rPr>
-              <w:t>Tạm ngưng kỷ luật/quản trị user</w:t>
+              <w:t>T</w:t>
+            </w:r>
+            <w:r>
+              <w:rPr>
+                <w:color w:val="000000"/>
+                <w:sz w:val="17"/>
+                <w:szCs w:val="17"/>
+              </w:rPr>
+              <w:t>ạ</w:t>
+            </w:r>
+            <w:r>
+              <w:rPr>
+                <w:color w:val="000000"/>
+                <w:sz w:val="17"/>
+                <w:szCs w:val="17"/>
+              </w:rPr>
+              <w:t>m ngưng k</w:t>
+            </w:r>
+            <w:r>
+              <w:rPr>
+                <w:color w:val="000000"/>
+                <w:sz w:val="17"/>
+                <w:szCs w:val="17"/>
+              </w:rPr>
+              <w:t>ỷ</w:t>
+            </w:r>
+            <w:r>
+              <w:rPr>
+                <w:color w:val="000000"/>
+                <w:sz w:val="17"/>
+                <w:szCs w:val="17"/>
+              </w:rPr>
+              <w:t xml:space="preserve"> lu</w:t>
+            </w:r>
+            <w:r>
+              <w:rPr>
+                <w:color w:val="000000"/>
+                <w:sz w:val="17"/>
+                <w:szCs w:val="17"/>
+              </w:rPr>
+              <w:t>ậ</w:t>
+            </w:r>
+            <w:r>
+              <w:rPr>
+                <w:color w:val="000000"/>
+                <w:sz w:val="17"/>
+                <w:szCs w:val="17"/>
+              </w:rPr>
+              <w:t>t/qu</w:t>
+            </w:r>
+            <w:r>
+              <w:rPr>
+                <w:color w:val="000000"/>
+                <w:sz w:val="17"/>
+                <w:szCs w:val="17"/>
+              </w:rPr>
+              <w:t>ả</w:t>
+            </w:r>
+            <w:r>
+              <w:rPr>
+                <w:color w:val="000000"/>
+                <w:sz w:val="17"/>
+                <w:szCs w:val="17"/>
+              </w:rPr>
+              <w:t>n tr</w:t>
+            </w:r>
+            <w:r>
+              <w:rPr>
+                <w:color w:val="000000"/>
+                <w:sz w:val="17"/>
+                <w:szCs w:val="17"/>
+              </w:rPr>
+              <w:t>ị</w:t>
+            </w:r>
+            <w:r>
+              <w:rPr>
+                <w:color w:val="000000"/>
+                <w:sz w:val="17"/>
+                <w:szCs w:val="17"/>
+              </w:rPr>
+              <w:t xml:space="preserve"> user</w:t>
             </w:r>
           </w:p>
         </w:tc>
@@ -2295,12 +3943,6 @@
         </w:tc>
       </w:tr>
       <w:tr>
-        <w:tblPrEx>
-          <w:tblCellMar>
-            <w:top w:w="0" w:type="dxa"/>
-            <w:bottom w:w="0" w:type="dxa"/>
-          </w:tblCellMar>
-        </w:tblPrEx>
         <w:tc>
           <w:tcPr>
             <w:tcW w:w="1800" w:type="dxa"/>
@@ -2355,7 +3997,39 @@
                 <w:sz w:val="17"/>
                 <w:szCs w:val="17"/>
               </w:rPr>
-              <w:t>Từ chối đăng ký</w:t>
+              <w:t>T</w:t>
+            </w:r>
+            <w:r>
+              <w:rPr>
+                <w:color w:val="000000"/>
+                <w:sz w:val="17"/>
+                <w:szCs w:val="17"/>
+              </w:rPr>
+              <w:t>ừ</w:t>
+            </w:r>
+            <w:r>
+              <w:rPr>
+                <w:color w:val="000000"/>
+                <w:sz w:val="17"/>
+                <w:szCs w:val="17"/>
+              </w:rPr>
+              <w:t xml:space="preserve"> ch</w:t>
+            </w:r>
+            <w:r>
+              <w:rPr>
+                <w:color w:val="000000"/>
+                <w:sz w:val="17"/>
+                <w:szCs w:val="17"/>
+              </w:rPr>
+              <w:t>ố</w:t>
+            </w:r>
+            <w:r>
+              <w:rPr>
+                <w:color w:val="000000"/>
+                <w:sz w:val="17"/>
+                <w:szCs w:val="17"/>
+              </w:rPr>
+              <w:t>i đăng ký</w:t>
             </w:r>
           </w:p>
         </w:tc>
@@ -2383,7 +4057,39 @@
                 <w:sz w:val="17"/>
                 <w:szCs w:val="17"/>
               </w:rPr>
-              <w:t>Không login; policy nộp lại</w:t>
+              <w:t>Không login; policy n</w:t>
+            </w:r>
+            <w:r>
+              <w:rPr>
+                <w:color w:val="000000"/>
+                <w:sz w:val="17"/>
+                <w:szCs w:val="17"/>
+              </w:rPr>
+              <w:t>ộ</w:t>
+            </w:r>
+            <w:r>
+              <w:rPr>
+                <w:color w:val="000000"/>
+                <w:sz w:val="17"/>
+                <w:szCs w:val="17"/>
+              </w:rPr>
+              <w:t>p l</w:t>
+            </w:r>
+            <w:r>
+              <w:rPr>
+                <w:color w:val="000000"/>
+                <w:sz w:val="17"/>
+                <w:szCs w:val="17"/>
+              </w:rPr>
+              <w:t>ạ</w:t>
+            </w:r>
+            <w:r>
+              <w:rPr>
+                <w:color w:val="000000"/>
+                <w:sz w:val="17"/>
+                <w:szCs w:val="17"/>
+              </w:rPr>
+              <w:t>i</w:t>
             </w:r>
           </w:p>
         </w:tc>
@@ -2420,7 +4126,19 @@
         <w:spacing w:after="80"/>
       </w:pPr>
       <w:r>
-        <w:t>BI_KHOA + locked_until future + pre_lock_status hợp lệ → temporary (minutesLeft).</w:t>
+        <w:t>BI_KHOA + locked_until future + pre_lock_status h</w:t>
+      </w:r>
+      <w:r>
+        <w:t>ợ</w:t>
+      </w:r>
+      <w:r>
+        <w:t>p l</w:t>
+      </w:r>
+      <w:r>
+        <w:t>ệ</w:t>
+      </w:r>
+      <w:r>
+        <w:t xml:space="preserve"> → temporary (minutesLeft).</w:t>
       </w:r>
     </w:p>
     <w:p>
@@ -2433,7 +4151,13 @@
         <w:spacing w:after="80"/>
       </w:pPr>
       <w:r>
-        <w:t>BI_KHOA thiếu field → permanent (fail closed).</w:t>
+        <w:t>BI_KHOA thi</w:t>
+      </w:r>
+      <w:r>
+        <w:t>ế</w:t>
+      </w:r>
+      <w:r>
+        <w:t>u field → permanent (fail closed).</w:t>
       </w:r>
     </w:p>
     <w:p>
@@ -2446,7 +4170,31 @@
         <w:spacing w:after="80"/>
       </w:pPr>
       <w:r>
-        <w:t>Unlock: admin có quyền hoặc job hết hạn; luôn audit.</w:t>
+        <w:t>Unlock: admin có quy</w:t>
+      </w:r>
+      <w:r>
+        <w:t>ề</w:t>
+      </w:r>
+      <w:r>
+        <w:t>n ho</w:t>
+      </w:r>
+      <w:r>
+        <w:t>ặ</w:t>
+      </w:r>
+      <w:r>
+        <w:t>c job h</w:t>
+      </w:r>
+      <w:r>
+        <w:t>ế</w:t>
+      </w:r>
+      <w:r>
+        <w:t>t h</w:t>
+      </w:r>
+      <w:r>
+        <w:t>ạ</w:t>
+      </w:r>
+      <w:r>
+        <w:t>n; luôn audit.</w:t>
       </w:r>
     </w:p>
     <w:p>
@@ -2480,7 +4228,25 @@
         <w:spacing w:after="80"/>
       </w:pPr>
       <w:r>
-        <w:t>Không cấp token nếu user không loginable theo ma trận V.</w:t>
+        <w:t>Không c</w:t>
+      </w:r>
+      <w:r>
+        <w:t>ấ</w:t>
+      </w:r>
+      <w:r>
+        <w:t>p token n</w:t>
+      </w:r>
+      <w:r>
+        <w:t>ế</w:t>
+      </w:r>
+      <w:r>
+        <w:t>u user không loginable theo ma tr</w:t>
+      </w:r>
+      <w:r>
+        <w:t>ậ</w:t>
+      </w:r>
+      <w:r>
+        <w:t>n V.</w:t>
       </w:r>
     </w:p>
     <w:p>
@@ -2493,7 +4259,13 @@
         <w:spacing w:after="80"/>
       </w:pPr>
       <w:r>
-        <w:t>Sensitive write: re-load user (+ tenant) từ DB — không tin claim cũ.</w:t>
+        <w:t>Sensitive write: re-load user (+ tenant) t</w:t>
+      </w:r>
+      <w:r>
+        <w:t>ừ</w:t>
+      </w:r>
+      <w:r>
+        <w:t xml:space="preserve"> DB — không tin claim cũ.</w:t>
       </w:r>
     </w:p>
     <w:p>
@@ -2506,7 +4278,25 @@
         <w:spacing w:after="80"/>
       </w:pPr>
       <w:r>
-        <w:t>Read path: JWT + blacklist/cache đủ trừ khi policy yêu cầu khác.</w:t>
+        <w:t>Read path: JWT + blacklist/cache đ</w:t>
+      </w:r>
+      <w:r>
+        <w:t>ủ</w:t>
+      </w:r>
+      <w:r>
+        <w:t xml:space="preserve"> tr</w:t>
+      </w:r>
+      <w:r>
+        <w:t>ừ</w:t>
+      </w:r>
+      <w:r>
+        <w:t xml:space="preserve"> khi policy yêu c</w:t>
+      </w:r>
+      <w:r>
+        <w:t>ầ</w:t>
+      </w:r>
+      <w:r>
+        <w:t>u khác.</w:t>
       </w:r>
     </w:p>
     <w:p>
@@ -2535,7 +4325,19 @@
         <w:pStyle w:val="Heading1"/>
       </w:pPr>
       <w:r>
-        <w:t>V. Tenant Isolation &amp; Lifecycle (điều khoản B — Freeze)</w:t>
+        <w:t>V. Tenant Isolation &amp; Lifecycle (đi</w:t>
+      </w:r>
+      <w:r>
+        <w:t>ề</w:t>
+      </w:r>
+      <w:r>
+        <w:t>u kho</w:t>
+      </w:r>
+      <w:r>
+        <w:t>ả</w:t>
+      </w:r>
+      <w:r>
+        <w:t>n B — Freeze)</w:t>
       </w:r>
     </w:p>
     <w:p>
@@ -2543,7 +4345,13 @@
         <w:pStyle w:val="Heading2"/>
       </w:pPr>
       <w:r>
-        <w:t>1. tenants.status (nghĩa chuẩn)</w:t>
+        <w:t>1. tenants.status (nghĩa chu</w:t>
+      </w:r>
+      <w:r>
+        <w:t>ẩ</w:t>
+      </w:r>
+      <w:r>
+        <w:t>n)</w:t>
       </w:r>
     </w:p>
     <w:p>
@@ -2558,14 +4366,8 @@
           <w:sz w:val="18"/>
           <w:szCs w:val="18"/>
         </w:rPr>
-        <w:t>CHO_DUYET     — mới tạo, chờ duyệt/kích hoạt</w:t>
-      </w:r>
-    </w:p>
-    <w:p>
-      <w:pPr>
-        <w:shd w:val="clear" w:color="auto" w:fill="F5F5F5"/>
-        <w:spacing w:after="40"/>
-      </w:pPr>
+        <w:t>CHO_DUYET     — m</w:t>
+      </w:r>
       <w:r>
         <w:rPr>
           <w:rFonts w:ascii="Consolas" w:eastAsia="Consolas" w:hAnsi="Consolas" w:cs="Consolas"/>
@@ -2573,14 +4375,8 @@
           <w:sz w:val="18"/>
           <w:szCs w:val="18"/>
         </w:rPr>
-        <w:t>CHO_KICH_HOAT — (khuyến nghị) identity admin OK, chờ wizard activation</w:t>
-      </w:r>
-    </w:p>
-    <w:p>
-      <w:pPr>
-        <w:shd w:val="clear" w:color="auto" w:fill="F5F5F5"/>
-        <w:spacing w:after="40"/>
-      </w:pPr>
+        <w:t>ớ</w:t>
+      </w:r>
       <w:r>
         <w:rPr>
           <w:rFonts w:ascii="Consolas" w:eastAsia="Consolas" w:hAnsi="Consolas" w:cs="Consolas"/>
@@ -2588,14 +4384,8 @@
           <w:sz w:val="18"/>
           <w:szCs w:val="18"/>
         </w:rPr>
-        <w:t xml:space="preserve">                 // Nếu chưa có enum: dùng TAM_NGUNG chỉ khi ĐÃ GHI RÕ</w:t>
-      </w:r>
-    </w:p>
-    <w:p>
-      <w:pPr>
-        <w:shd w:val="clear" w:color="auto" w:fill="F5F5F5"/>
-        <w:spacing w:after="40"/>
-      </w:pPr>
+        <w:t>i t</w:t>
+      </w:r>
       <w:r>
         <w:rPr>
           <w:rFonts w:ascii="Consolas" w:eastAsia="Consolas" w:hAnsi="Consolas" w:cs="Consolas"/>
@@ -2603,14 +4393,8 @@
           <w:sz w:val="18"/>
           <w:szCs w:val="18"/>
         </w:rPr>
-        <w:t xml:space="preserve">                 // là holding activation — không trộn nghĩa 'phạt'</w:t>
-      </w:r>
-    </w:p>
-    <w:p>
-      <w:pPr>
-        <w:shd w:val="clear" w:color="auto" w:fill="F5F5F5"/>
-        <w:spacing w:after="40"/>
-      </w:pPr>
+        <w:t>ạ</w:t>
+      </w:r>
       <w:r>
         <w:rPr>
           <w:rFonts w:ascii="Consolas" w:eastAsia="Consolas" w:hAnsi="Consolas" w:cs="Consolas"/>
@@ -2618,14 +4402,8 @@
           <w:sz w:val="18"/>
           <w:szCs w:val="18"/>
         </w:rPr>
-        <w:t>HOAT_DONG     — vận hành đầy đủ</w:t>
-      </w:r>
-    </w:p>
-    <w:p>
-      <w:pPr>
-        <w:shd w:val="clear" w:color="auto" w:fill="F5F5F5"/>
-        <w:spacing w:after="40"/>
-      </w:pPr>
+        <w:t>o, ch</w:t>
+      </w:r>
       <w:r>
         <w:rPr>
           <w:rFonts w:ascii="Consolas" w:eastAsia="Consolas" w:hAnsi="Consolas" w:cs="Consolas"/>
@@ -2633,14 +4411,8 @@
           <w:sz w:val="18"/>
           <w:szCs w:val="18"/>
         </w:rPr>
-        <w:t>TAM_NGUNG     — tạm dừng vận hành (kỷ luật/ops) — khác holding activation</w:t>
-      </w:r>
-    </w:p>
-    <w:p>
-      <w:pPr>
-        <w:shd w:val="clear" w:color="auto" w:fill="F5F5F5"/>
-        <w:spacing w:after="40"/>
-      </w:pPr>
+        <w:t>ờ</w:t>
+      </w:r>
       <w:r>
         <w:rPr>
           <w:rFonts w:ascii="Consolas" w:eastAsia="Consolas" w:hAnsi="Consolas" w:cs="Consolas"/>
@@ -2648,7 +4420,448 @@
           <w:sz w:val="18"/>
           <w:szCs w:val="18"/>
         </w:rPr>
-        <w:t>BI_KHOA / NGUNG_HAN / TU_CHOI — khóa / kết thúc / từ chối</w:t>
+        <w:t xml:space="preserve"> duy</w:t>
+      </w:r>
+      <w:r>
+        <w:rPr>
+          <w:rFonts w:ascii="Consolas" w:eastAsia="Consolas" w:hAnsi="Consolas" w:cs="Consolas"/>
+          <w:color w:val="333333"/>
+          <w:sz w:val="18"/>
+          <w:szCs w:val="18"/>
+        </w:rPr>
+        <w:t>ệ</w:t>
+      </w:r>
+      <w:r>
+        <w:rPr>
+          <w:rFonts w:ascii="Consolas" w:eastAsia="Consolas" w:hAnsi="Consolas" w:cs="Consolas"/>
+          <w:color w:val="333333"/>
+          <w:sz w:val="18"/>
+          <w:szCs w:val="18"/>
+        </w:rPr>
+        <w:t>t/kích ho</w:t>
+      </w:r>
+      <w:r>
+        <w:rPr>
+          <w:rFonts w:ascii="Consolas" w:eastAsia="Consolas" w:hAnsi="Consolas" w:cs="Consolas"/>
+          <w:color w:val="333333"/>
+          <w:sz w:val="18"/>
+          <w:szCs w:val="18"/>
+        </w:rPr>
+        <w:t>ạ</w:t>
+      </w:r>
+      <w:r>
+        <w:rPr>
+          <w:rFonts w:ascii="Consolas" w:eastAsia="Consolas" w:hAnsi="Consolas" w:cs="Consolas"/>
+          <w:color w:val="333333"/>
+          <w:sz w:val="18"/>
+          <w:szCs w:val="18"/>
+        </w:rPr>
+        <w:t>t</w:t>
+      </w:r>
+    </w:p>
+    <w:p>
+      <w:pPr>
+        <w:shd w:val="clear" w:color="auto" w:fill="F5F5F5"/>
+        <w:spacing w:after="40"/>
+      </w:pPr>
+      <w:r>
+        <w:rPr>
+          <w:rFonts w:ascii="Consolas" w:eastAsia="Consolas" w:hAnsi="Consolas" w:cs="Consolas"/>
+          <w:color w:val="333333"/>
+          <w:sz w:val="18"/>
+          <w:szCs w:val="18"/>
+        </w:rPr>
+        <w:t>CHO_KICH_HOAT — (khuy</w:t>
+      </w:r>
+      <w:r>
+        <w:rPr>
+          <w:rFonts w:ascii="Consolas" w:eastAsia="Consolas" w:hAnsi="Consolas" w:cs="Consolas"/>
+          <w:color w:val="333333"/>
+          <w:sz w:val="18"/>
+          <w:szCs w:val="18"/>
+        </w:rPr>
+        <w:t>ế</w:t>
+      </w:r>
+      <w:r>
+        <w:rPr>
+          <w:rFonts w:ascii="Consolas" w:eastAsia="Consolas" w:hAnsi="Consolas" w:cs="Consolas"/>
+          <w:color w:val="333333"/>
+          <w:sz w:val="18"/>
+          <w:szCs w:val="18"/>
+        </w:rPr>
+        <w:t>n ngh</w:t>
+      </w:r>
+      <w:r>
+        <w:rPr>
+          <w:rFonts w:ascii="Consolas" w:eastAsia="Consolas" w:hAnsi="Consolas" w:cs="Consolas"/>
+          <w:color w:val="333333"/>
+          <w:sz w:val="18"/>
+          <w:szCs w:val="18"/>
+        </w:rPr>
+        <w:t>ị</w:t>
+      </w:r>
+      <w:r>
+        <w:rPr>
+          <w:rFonts w:ascii="Consolas" w:eastAsia="Consolas" w:hAnsi="Consolas" w:cs="Consolas"/>
+          <w:color w:val="333333"/>
+          <w:sz w:val="18"/>
+          <w:szCs w:val="18"/>
+        </w:rPr>
+        <w:t>) identity admin OK, ch</w:t>
+      </w:r>
+      <w:r>
+        <w:rPr>
+          <w:rFonts w:ascii="Consolas" w:eastAsia="Consolas" w:hAnsi="Consolas" w:cs="Consolas"/>
+          <w:color w:val="333333"/>
+          <w:sz w:val="18"/>
+          <w:szCs w:val="18"/>
+        </w:rPr>
+        <w:t>ờ</w:t>
+      </w:r>
+      <w:r>
+        <w:rPr>
+          <w:rFonts w:ascii="Consolas" w:eastAsia="Consolas" w:hAnsi="Consolas" w:cs="Consolas"/>
+          <w:color w:val="333333"/>
+          <w:sz w:val="18"/>
+          <w:szCs w:val="18"/>
+        </w:rPr>
+        <w:t xml:space="preserve"> wizard activation</w:t>
+      </w:r>
+    </w:p>
+    <w:p>
+      <w:pPr>
+        <w:shd w:val="clear" w:color="auto" w:fill="F5F5F5"/>
+        <w:spacing w:after="40"/>
+      </w:pPr>
+      <w:r>
+        <w:rPr>
+          <w:rFonts w:ascii="Consolas" w:eastAsia="Consolas" w:hAnsi="Consolas" w:cs="Consolas"/>
+          <w:color w:val="333333"/>
+          <w:sz w:val="18"/>
+          <w:szCs w:val="18"/>
+        </w:rPr>
+        <w:t xml:space="preserve">                 // N</w:t>
+      </w:r>
+      <w:r>
+        <w:rPr>
+          <w:rFonts w:ascii="Consolas" w:eastAsia="Consolas" w:hAnsi="Consolas" w:cs="Consolas"/>
+          <w:color w:val="333333"/>
+          <w:sz w:val="18"/>
+          <w:szCs w:val="18"/>
+        </w:rPr>
+        <w:t>ế</w:t>
+      </w:r>
+      <w:r>
+        <w:rPr>
+          <w:rFonts w:ascii="Consolas" w:eastAsia="Consolas" w:hAnsi="Consolas" w:cs="Consolas"/>
+          <w:color w:val="333333"/>
+          <w:sz w:val="18"/>
+          <w:szCs w:val="18"/>
+        </w:rPr>
+        <w:t>u chưa có enum: dùng TAM_NGUNG ch</w:t>
+      </w:r>
+      <w:r>
+        <w:rPr>
+          <w:rFonts w:ascii="Consolas" w:eastAsia="Consolas" w:hAnsi="Consolas" w:cs="Consolas"/>
+          <w:color w:val="333333"/>
+          <w:sz w:val="18"/>
+          <w:szCs w:val="18"/>
+        </w:rPr>
+        <w:t>ỉ</w:t>
+      </w:r>
+      <w:r>
+        <w:rPr>
+          <w:rFonts w:ascii="Consolas" w:eastAsia="Consolas" w:hAnsi="Consolas" w:cs="Consolas"/>
+          <w:color w:val="333333"/>
+          <w:sz w:val="18"/>
+          <w:szCs w:val="18"/>
+        </w:rPr>
+        <w:t xml:space="preserve"> khi ĐÃ GHI RÕ</w:t>
+      </w:r>
+    </w:p>
+    <w:p>
+      <w:pPr>
+        <w:shd w:val="clear" w:color="auto" w:fill="F5F5F5"/>
+        <w:spacing w:after="40"/>
+      </w:pPr>
+      <w:r>
+        <w:rPr>
+          <w:rFonts w:ascii="Consolas" w:eastAsia="Consolas" w:hAnsi="Consolas" w:cs="Consolas"/>
+          <w:color w:val="333333"/>
+          <w:sz w:val="18"/>
+          <w:szCs w:val="18"/>
+        </w:rPr>
+        <w:t xml:space="preserve">                 // là holding activation — không tr</w:t>
+      </w:r>
+      <w:r>
+        <w:rPr>
+          <w:rFonts w:ascii="Consolas" w:eastAsia="Consolas" w:hAnsi="Consolas" w:cs="Consolas"/>
+          <w:color w:val="333333"/>
+          <w:sz w:val="18"/>
+          <w:szCs w:val="18"/>
+        </w:rPr>
+        <w:t>ộ</w:t>
+      </w:r>
+      <w:r>
+        <w:rPr>
+          <w:rFonts w:ascii="Consolas" w:eastAsia="Consolas" w:hAnsi="Consolas" w:cs="Consolas"/>
+          <w:color w:val="333333"/>
+          <w:sz w:val="18"/>
+          <w:szCs w:val="18"/>
+        </w:rPr>
+        <w:t>n nghĩa 'ph</w:t>
+      </w:r>
+      <w:r>
+        <w:rPr>
+          <w:rFonts w:ascii="Consolas" w:eastAsia="Consolas" w:hAnsi="Consolas" w:cs="Consolas"/>
+          <w:color w:val="333333"/>
+          <w:sz w:val="18"/>
+          <w:szCs w:val="18"/>
+        </w:rPr>
+        <w:t>ạ</w:t>
+      </w:r>
+      <w:r>
+        <w:rPr>
+          <w:rFonts w:ascii="Consolas" w:eastAsia="Consolas" w:hAnsi="Consolas" w:cs="Consolas"/>
+          <w:color w:val="333333"/>
+          <w:sz w:val="18"/>
+          <w:szCs w:val="18"/>
+        </w:rPr>
+        <w:t>t'</w:t>
+      </w:r>
+    </w:p>
+    <w:p>
+      <w:pPr>
+        <w:shd w:val="clear" w:color="auto" w:fill="F5F5F5"/>
+        <w:spacing w:after="40"/>
+      </w:pPr>
+      <w:r>
+        <w:rPr>
+          <w:rFonts w:ascii="Consolas" w:eastAsia="Consolas" w:hAnsi="Consolas" w:cs="Consolas"/>
+          <w:color w:val="333333"/>
+          <w:sz w:val="18"/>
+          <w:szCs w:val="18"/>
+        </w:rPr>
+        <w:t>HOAT_DONG     — v</w:t>
+      </w:r>
+      <w:r>
+        <w:rPr>
+          <w:rFonts w:ascii="Consolas" w:eastAsia="Consolas" w:hAnsi="Consolas" w:cs="Consolas"/>
+          <w:color w:val="333333"/>
+          <w:sz w:val="18"/>
+          <w:szCs w:val="18"/>
+        </w:rPr>
+        <w:t>ậ</w:t>
+      </w:r>
+      <w:r>
+        <w:rPr>
+          <w:rFonts w:ascii="Consolas" w:eastAsia="Consolas" w:hAnsi="Consolas" w:cs="Consolas"/>
+          <w:color w:val="333333"/>
+          <w:sz w:val="18"/>
+          <w:szCs w:val="18"/>
+        </w:rPr>
+        <w:t>n hành đ</w:t>
+      </w:r>
+      <w:r>
+        <w:rPr>
+          <w:rFonts w:ascii="Consolas" w:eastAsia="Consolas" w:hAnsi="Consolas" w:cs="Consolas"/>
+          <w:color w:val="333333"/>
+          <w:sz w:val="18"/>
+          <w:szCs w:val="18"/>
+        </w:rPr>
+        <w:t>ầ</w:t>
+      </w:r>
+      <w:r>
+        <w:rPr>
+          <w:rFonts w:ascii="Consolas" w:eastAsia="Consolas" w:hAnsi="Consolas" w:cs="Consolas"/>
+          <w:color w:val="333333"/>
+          <w:sz w:val="18"/>
+          <w:szCs w:val="18"/>
+        </w:rPr>
+        <w:t>y đ</w:t>
+      </w:r>
+      <w:r>
+        <w:rPr>
+          <w:rFonts w:ascii="Consolas" w:eastAsia="Consolas" w:hAnsi="Consolas" w:cs="Consolas"/>
+          <w:color w:val="333333"/>
+          <w:sz w:val="18"/>
+          <w:szCs w:val="18"/>
+        </w:rPr>
+        <w:t>ủ</w:t>
+      </w:r>
+    </w:p>
+    <w:p>
+      <w:pPr>
+        <w:shd w:val="clear" w:color="auto" w:fill="F5F5F5"/>
+        <w:spacing w:after="40"/>
+      </w:pPr>
+      <w:r>
+        <w:rPr>
+          <w:rFonts w:ascii="Consolas" w:eastAsia="Consolas" w:hAnsi="Consolas" w:cs="Consolas"/>
+          <w:color w:val="333333"/>
+          <w:sz w:val="18"/>
+          <w:szCs w:val="18"/>
+        </w:rPr>
+        <w:t>TAM_NGUNG     — t</w:t>
+      </w:r>
+      <w:r>
+        <w:rPr>
+          <w:rFonts w:ascii="Consolas" w:eastAsia="Consolas" w:hAnsi="Consolas" w:cs="Consolas"/>
+          <w:color w:val="333333"/>
+          <w:sz w:val="18"/>
+          <w:szCs w:val="18"/>
+        </w:rPr>
+        <w:t>ạ</w:t>
+      </w:r>
+      <w:r>
+        <w:rPr>
+          <w:rFonts w:ascii="Consolas" w:eastAsia="Consolas" w:hAnsi="Consolas" w:cs="Consolas"/>
+          <w:color w:val="333333"/>
+          <w:sz w:val="18"/>
+          <w:szCs w:val="18"/>
+        </w:rPr>
+        <w:t>m d</w:t>
+      </w:r>
+      <w:r>
+        <w:rPr>
+          <w:rFonts w:ascii="Consolas" w:eastAsia="Consolas" w:hAnsi="Consolas" w:cs="Consolas"/>
+          <w:color w:val="333333"/>
+          <w:sz w:val="18"/>
+          <w:szCs w:val="18"/>
+        </w:rPr>
+        <w:t>ừ</w:t>
+      </w:r>
+      <w:r>
+        <w:rPr>
+          <w:rFonts w:ascii="Consolas" w:eastAsia="Consolas" w:hAnsi="Consolas" w:cs="Consolas"/>
+          <w:color w:val="333333"/>
+          <w:sz w:val="18"/>
+          <w:szCs w:val="18"/>
+        </w:rPr>
+        <w:t>ng v</w:t>
+      </w:r>
+      <w:r>
+        <w:rPr>
+          <w:rFonts w:ascii="Consolas" w:eastAsia="Consolas" w:hAnsi="Consolas" w:cs="Consolas"/>
+          <w:color w:val="333333"/>
+          <w:sz w:val="18"/>
+          <w:szCs w:val="18"/>
+        </w:rPr>
+        <w:t>ậ</w:t>
+      </w:r>
+      <w:r>
+        <w:rPr>
+          <w:rFonts w:ascii="Consolas" w:eastAsia="Consolas" w:hAnsi="Consolas" w:cs="Consolas"/>
+          <w:color w:val="333333"/>
+          <w:sz w:val="18"/>
+          <w:szCs w:val="18"/>
+        </w:rPr>
+        <w:t>n hành (k</w:t>
+      </w:r>
+      <w:r>
+        <w:rPr>
+          <w:rFonts w:ascii="Consolas" w:eastAsia="Consolas" w:hAnsi="Consolas" w:cs="Consolas"/>
+          <w:color w:val="333333"/>
+          <w:sz w:val="18"/>
+          <w:szCs w:val="18"/>
+        </w:rPr>
+        <w:t>ỷ</w:t>
+      </w:r>
+      <w:r>
+        <w:rPr>
+          <w:rFonts w:ascii="Consolas" w:eastAsia="Consolas" w:hAnsi="Consolas" w:cs="Consolas"/>
+          <w:color w:val="333333"/>
+          <w:sz w:val="18"/>
+          <w:szCs w:val="18"/>
+        </w:rPr>
+        <w:t xml:space="preserve"> lu</w:t>
+      </w:r>
+      <w:r>
+        <w:rPr>
+          <w:rFonts w:ascii="Consolas" w:eastAsia="Consolas" w:hAnsi="Consolas" w:cs="Consolas"/>
+          <w:color w:val="333333"/>
+          <w:sz w:val="18"/>
+          <w:szCs w:val="18"/>
+        </w:rPr>
+        <w:t>ậ</w:t>
+      </w:r>
+      <w:r>
+        <w:rPr>
+          <w:rFonts w:ascii="Consolas" w:eastAsia="Consolas" w:hAnsi="Consolas" w:cs="Consolas"/>
+          <w:color w:val="333333"/>
+          <w:sz w:val="18"/>
+          <w:szCs w:val="18"/>
+        </w:rPr>
+        <w:t>t/ops) — khác holding activation</w:t>
+      </w:r>
+    </w:p>
+    <w:p>
+      <w:pPr>
+        <w:shd w:val="clear" w:color="auto" w:fill="F5F5F5"/>
+        <w:spacing w:after="40"/>
+      </w:pPr>
+      <w:r>
+        <w:rPr>
+          <w:rFonts w:ascii="Consolas" w:eastAsia="Consolas" w:hAnsi="Consolas" w:cs="Consolas"/>
+          <w:color w:val="333333"/>
+          <w:sz w:val="18"/>
+          <w:szCs w:val="18"/>
+        </w:rPr>
+        <w:t>BI_KHOA / NGUNG_HAN / TU_CHOI — khóa / k</w:t>
+      </w:r>
+      <w:r>
+        <w:rPr>
+          <w:rFonts w:ascii="Consolas" w:eastAsia="Consolas" w:hAnsi="Consolas" w:cs="Consolas"/>
+          <w:color w:val="333333"/>
+          <w:sz w:val="18"/>
+          <w:szCs w:val="18"/>
+        </w:rPr>
+        <w:t>ế</w:t>
+      </w:r>
+      <w:r>
+        <w:rPr>
+          <w:rFonts w:ascii="Consolas" w:eastAsia="Consolas" w:hAnsi="Consolas" w:cs="Consolas"/>
+          <w:color w:val="333333"/>
+          <w:sz w:val="18"/>
+          <w:szCs w:val="18"/>
+        </w:rPr>
+        <w:t>t thúc / t</w:t>
+      </w:r>
+      <w:r>
+        <w:rPr>
+          <w:rFonts w:ascii="Consolas" w:eastAsia="Consolas" w:hAnsi="Consolas" w:cs="Consolas"/>
+          <w:color w:val="333333"/>
+          <w:sz w:val="18"/>
+          <w:szCs w:val="18"/>
+        </w:rPr>
+        <w:t>ừ</w:t>
+      </w:r>
+      <w:r>
+        <w:rPr>
+          <w:rFonts w:ascii="Consolas" w:eastAsia="Consolas" w:hAnsi="Consolas" w:cs="Consolas"/>
+          <w:color w:val="333333"/>
+          <w:sz w:val="18"/>
+          <w:szCs w:val="18"/>
+        </w:rPr>
+        <w:t xml:space="preserve"> ch</w:t>
+      </w:r>
+      <w:r>
+        <w:rPr>
+          <w:rFonts w:ascii="Consolas" w:eastAsia="Consolas" w:hAnsi="Consolas" w:cs="Consolas"/>
+          <w:color w:val="333333"/>
+          <w:sz w:val="18"/>
+          <w:szCs w:val="18"/>
+        </w:rPr>
+        <w:t>ố</w:t>
+      </w:r>
+      <w:r>
+        <w:rPr>
+          <w:rFonts w:ascii="Consolas" w:eastAsia="Consolas" w:hAnsi="Consolas" w:cs="Consolas"/>
+          <w:color w:val="333333"/>
+          <w:sz w:val="18"/>
+          <w:szCs w:val="18"/>
+        </w:rPr>
+        <w:t>i</w:t>
       </w:r>
     </w:p>
     <w:p>
@@ -2660,7 +4873,147 @@
           <w:i/>
           <w:iCs/>
         </w:rPr>
-        <w:t>Khuyến nghị schema: thêm CHO_KICH_HOAT (hoặc PENDING_ACTIVATION) để hết nhầm với TAM_NGUNG kỷ luật. Trước khi có enum: document transition table trong code processUserApproval.</w:t>
+        <w:t>Khuy</w:t>
+      </w:r>
+      <w:r>
+        <w:rPr>
+          <w:i/>
+          <w:iCs/>
+        </w:rPr>
+        <w:t>ế</w:t>
+      </w:r>
+      <w:r>
+        <w:rPr>
+          <w:i/>
+          <w:iCs/>
+        </w:rPr>
+        <w:t>n ngh</w:t>
+      </w:r>
+      <w:r>
+        <w:rPr>
+          <w:i/>
+          <w:iCs/>
+        </w:rPr>
+        <w:t>ị</w:t>
+      </w:r>
+      <w:r>
+        <w:rPr>
+          <w:i/>
+          <w:iCs/>
+        </w:rPr>
+        <w:t xml:space="preserve"> schema: thêm CHO_KICH_HOAT (ho</w:t>
+      </w:r>
+      <w:r>
+        <w:rPr>
+          <w:i/>
+          <w:iCs/>
+        </w:rPr>
+        <w:t>ặ</w:t>
+      </w:r>
+      <w:r>
+        <w:rPr>
+          <w:i/>
+          <w:iCs/>
+        </w:rPr>
+        <w:t>c PENDING_ACTIVATION) đ</w:t>
+      </w:r>
+      <w:r>
+        <w:rPr>
+          <w:i/>
+          <w:iCs/>
+        </w:rPr>
+        <w:t>ể</w:t>
+      </w:r>
+      <w:r>
+        <w:rPr>
+          <w:i/>
+          <w:iCs/>
+        </w:rPr>
+        <w:t xml:space="preserve"> h</w:t>
+      </w:r>
+      <w:r>
+        <w:rPr>
+          <w:i/>
+          <w:iCs/>
+        </w:rPr>
+        <w:t>ế</w:t>
+      </w:r>
+      <w:r>
+        <w:rPr>
+          <w:i/>
+          <w:iCs/>
+        </w:rPr>
+        <w:t>t nh</w:t>
+      </w:r>
+      <w:r>
+        <w:rPr>
+          <w:i/>
+          <w:iCs/>
+        </w:rPr>
+        <w:t>ầ</w:t>
+      </w:r>
+      <w:r>
+        <w:rPr>
+          <w:i/>
+          <w:iCs/>
+        </w:rPr>
+        <w:t>m v</w:t>
+      </w:r>
+      <w:r>
+        <w:rPr>
+          <w:i/>
+          <w:iCs/>
+        </w:rPr>
+        <w:t>ớ</w:t>
+      </w:r>
+      <w:r>
+        <w:rPr>
+          <w:i/>
+          <w:iCs/>
+        </w:rPr>
+        <w:t>i TAM_NGUNG k</w:t>
+      </w:r>
+      <w:r>
+        <w:rPr>
+          <w:i/>
+          <w:iCs/>
+        </w:rPr>
+        <w:t>ỷ</w:t>
+      </w:r>
+      <w:r>
+        <w:rPr>
+          <w:i/>
+          <w:iCs/>
+        </w:rPr>
+        <w:t xml:space="preserve"> lu</w:t>
+      </w:r>
+      <w:r>
+        <w:rPr>
+          <w:i/>
+          <w:iCs/>
+        </w:rPr>
+        <w:t>ậ</w:t>
+      </w:r>
+      <w:r>
+        <w:rPr>
+          <w:i/>
+          <w:iCs/>
+        </w:rPr>
+        <w:t>t. Trư</w:t>
+      </w:r>
+      <w:r>
+        <w:rPr>
+          <w:i/>
+          <w:iCs/>
+        </w:rPr>
+        <w:t>ớ</w:t>
+      </w:r>
+      <w:r>
+        <w:rPr>
+          <w:i/>
+          <w:iCs/>
+        </w:rPr>
+        <w:t>c khi có enum: document transition table trong code processUserApproval.</w:t>
       </w:r>
     </w:p>
     <w:p>
@@ -2668,7 +5021,31 @@
         <w:pStyle w:val="Heading2"/>
       </w:pPr>
       <w:r>
-        <w:t>2. Hai workflow độc lập (bắt buộc)</w:t>
+        <w:t>2. Hai workflow đ</w:t>
+      </w:r>
+      <w:r>
+        <w:t>ộ</w:t>
+      </w:r>
+      <w:r>
+        <w:t>c l</w:t>
+      </w:r>
+      <w:r>
+        <w:t>ậ</w:t>
+      </w:r>
+      <w:r>
+        <w:t>p (b</w:t>
+      </w:r>
+      <w:r>
+        <w:t>ắ</w:t>
+      </w:r>
+      <w:r>
+        <w:t>t bu</w:t>
+      </w:r>
+      <w:r>
+        <w:t>ộ</w:t>
+      </w:r>
+      <w:r>
+        <w:t>c)</w:t>
       </w:r>
     </w:p>
     <w:p>
@@ -2702,7 +5079,37 @@
         <w:spacing w:after="120"/>
       </w:pPr>
       <w:r>
-        <w:t>Không gộp atomic “duyệt user = HOAT_DONG clan” trừ quyết định product riêng có BPL.</w:t>
+        <w:t>Không g</w:t>
+      </w:r>
+      <w:r>
+        <w:t>ộ</w:t>
+      </w:r>
+      <w:r>
+        <w:t>p atomic “duy</w:t>
+      </w:r>
+      <w:r>
+        <w:t>ệ</w:t>
+      </w:r>
+      <w:r>
+        <w:t>t user = HOAT_DONG clan” tr</w:t>
+      </w:r>
+      <w:r>
+        <w:t>ừ</w:t>
+      </w:r>
+      <w:r>
+        <w:t xml:space="preserve"> quy</w:t>
+      </w:r>
+      <w:r>
+        <w:t>ế</w:t>
+      </w:r>
+      <w:r>
+        <w:t>t đ</w:t>
+      </w:r>
+      <w:r>
+        <w:t>ị</w:t>
+      </w:r>
+      <w:r>
+        <w:t>nh product riêng có BPL.</w:t>
       </w:r>
     </w:p>
     <w:p>
@@ -2710,7 +5117,13 @@
         <w:pStyle w:val="Heading2"/>
       </w:pPr>
       <w:r>
-        <w:t>3. Ma trận Login (users × tenants)</w:t>
+        <w:t>3. Ma tr</w:t>
+      </w:r>
+      <w:r>
+        <w:t>ậ</w:t>
+      </w:r>
+      <w:r>
+        <w:t>n Login (users × tenants)</w:t>
       </w:r>
     </w:p>
     <w:tbl>
@@ -2737,12 +5150,6 @@
         <w:gridCol w:w="3769"/>
       </w:tblGrid>
       <w:tr>
-        <w:tblPrEx>
-          <w:tblCellMar>
-            <w:top w:w="0" w:type="dxa"/>
-            <w:bottom w:w="0" w:type="dxa"/>
-          </w:tblCellMar>
-        </w:tblPrEx>
         <w:tc>
           <w:tcPr>
             <w:tcW w:w="1600" w:type="dxa"/>
@@ -2870,12 +5277,6 @@
         </w:tc>
       </w:tr>
       <w:tr>
-        <w:tblPrEx>
-          <w:tblCellMar>
-            <w:top w:w="0" w:type="dxa"/>
-            <w:bottom w:w="0" w:type="dxa"/>
-          </w:tblCellMar>
-        </w:tblPrEx>
         <w:tc>
           <w:tcPr>
             <w:tcW w:w="1600" w:type="dxa"/>
@@ -2990,12 +5391,6 @@
         </w:tc>
       </w:tr>
       <w:tr>
-        <w:tblPrEx>
-          <w:tblCellMar>
-            <w:top w:w="0" w:type="dxa"/>
-            <w:bottom w:w="0" w:type="dxa"/>
-          </w:tblCellMar>
-        </w:tblPrEx>
         <w:tc>
           <w:tcPr>
             <w:tcW w:w="1600" w:type="dxa"/>
@@ -3110,12 +5505,6 @@
         </w:tc>
       </w:tr>
       <w:tr>
-        <w:tblPrEx>
-          <w:tblCellMar>
-            <w:top w:w="0" w:type="dxa"/>
-            <w:bottom w:w="0" w:type="dxa"/>
-          </w:tblCellMar>
-        </w:tblPrEx>
         <w:tc>
           <w:tcPr>
             <w:tcW w:w="1600" w:type="dxa"/>
@@ -3197,7 +5586,31 @@
                 <w:sz w:val="17"/>
                 <w:szCs w:val="17"/>
               </w:rPr>
-              <w:t>Hạn chế</w:t>
+              <w:t>H</w:t>
+            </w:r>
+            <w:r>
+              <w:rPr>
+                <w:color w:val="000000"/>
+                <w:sz w:val="17"/>
+                <w:szCs w:val="17"/>
+              </w:rPr>
+              <w:t>ạ</w:t>
+            </w:r>
+            <w:r>
+              <w:rPr>
+                <w:color w:val="000000"/>
+                <w:sz w:val="17"/>
+                <w:szCs w:val="17"/>
+              </w:rPr>
+              <w:t>n ch</w:t>
+            </w:r>
+            <w:r>
+              <w:rPr>
+                <w:color w:val="000000"/>
+                <w:sz w:val="17"/>
+                <w:szCs w:val="17"/>
+              </w:rPr>
+              <w:t>ế</w:t>
             </w:r>
           </w:p>
         </w:tc>
@@ -3232,12 +5645,6 @@
         </w:tc>
       </w:tr>
       <w:tr>
-        <w:tblPrEx>
-          <w:tblCellMar>
-            <w:top w:w="0" w:type="dxa"/>
-            <w:bottom w:w="0" w:type="dxa"/>
-          </w:tblCellMar>
-        </w:tblPrEx>
         <w:tc>
           <w:tcPr>
             <w:tcW w:w="1600" w:type="dxa"/>
@@ -3290,7 +5697,23 @@
                 <w:sz w:val="15"/>
                 <w:szCs w:val="15"/>
               </w:rPr>
-              <w:t>CHO_KICH_HOAT hoặc holding</w:t>
+              <w:t>CHO_KICH_HOAT ho</w:t>
+            </w:r>
+            <w:r>
+              <w:rPr>
+                <w:color w:val="000000"/>
+                <w:sz w:val="15"/>
+                <w:szCs w:val="15"/>
+              </w:rPr>
+              <w:t>ặ</w:t>
+            </w:r>
+            <w:r>
+              <w:rPr>
+                <w:color w:val="000000"/>
+                <w:sz w:val="15"/>
+                <w:szCs w:val="15"/>
+              </w:rPr>
+              <w:t>c holding</w:t>
             </w:r>
           </w:p>
         </w:tc>
@@ -3319,7 +5742,31 @@
                 <w:sz w:val="17"/>
                 <w:szCs w:val="17"/>
               </w:rPr>
-              <w:t>Hạn chế</w:t>
+              <w:t>H</w:t>
+            </w:r>
+            <w:r>
+              <w:rPr>
+                <w:color w:val="000000"/>
+                <w:sz w:val="17"/>
+                <w:szCs w:val="17"/>
+              </w:rPr>
+              <w:t>ạ</w:t>
+            </w:r>
+            <w:r>
+              <w:rPr>
+                <w:color w:val="000000"/>
+                <w:sz w:val="17"/>
+                <w:szCs w:val="17"/>
+              </w:rPr>
+              <w:t>n ch</w:t>
+            </w:r>
+            <w:r>
+              <w:rPr>
+                <w:color w:val="000000"/>
+                <w:sz w:val="17"/>
+                <w:szCs w:val="17"/>
+              </w:rPr>
+              <w:t>ế</w:t>
             </w:r>
           </w:p>
         </w:tc>
@@ -3348,18 +5795,28 @@
                 <w:sz w:val="17"/>
                 <w:szCs w:val="17"/>
               </w:rPr>
-              <w:t>423 TENANT_ACTIVATION_REQUIRED — wizard kích hoạt clan</w:t>
+              <w:t>423 TENANT_ACTIVATION_REQUIRED — wizard kích ho</w:t>
+            </w:r>
+            <w:r>
+              <w:rPr>
+                <w:color w:val="000000"/>
+                <w:sz w:val="17"/>
+                <w:szCs w:val="17"/>
+              </w:rPr>
+              <w:t>ạ</w:t>
+            </w:r>
+            <w:r>
+              <w:rPr>
+                <w:color w:val="000000"/>
+                <w:sz w:val="17"/>
+                <w:szCs w:val="17"/>
+              </w:rPr>
+              <w:t>t clan</w:t>
             </w:r>
           </w:p>
         </w:tc>
       </w:tr>
       <w:tr>
-        <w:tblPrEx>
-          <w:tblCellMar>
-            <w:top w:w="0" w:type="dxa"/>
-            <w:bottom w:w="0" w:type="dxa"/>
-          </w:tblCellMar>
-        </w:tblPrEx>
         <w:tc>
           <w:tcPr>
             <w:tcW w:w="1600" w:type="dxa"/>
@@ -3470,18 +5927,28 @@
                 <w:sz w:val="17"/>
                 <w:szCs w:val="17"/>
               </w:rPr>
-              <w:t>Full (trừ onboarding member L5 gates)</w:t>
+              <w:t>Full (tr</w:t>
+            </w:r>
+            <w:r>
+              <w:rPr>
+                <w:color w:val="000000"/>
+                <w:sz w:val="17"/>
+                <w:szCs w:val="17"/>
+              </w:rPr>
+              <w:t>ừ</w:t>
+            </w:r>
+            <w:r>
+              <w:rPr>
+                <w:color w:val="000000"/>
+                <w:sz w:val="17"/>
+                <w:szCs w:val="17"/>
+              </w:rPr>
+              <w:t xml:space="preserve"> onboarding member L5 gates)</w:t>
             </w:r>
           </w:p>
         </w:tc>
       </w:tr>
       <w:tr>
-        <w:tblPrEx>
-          <w:tblCellMar>
-            <w:top w:w="0" w:type="dxa"/>
-            <w:bottom w:w="0" w:type="dxa"/>
-          </w:tblCellMar>
-        </w:tblPrEx>
         <w:tc>
           <w:tcPr>
             <w:tcW w:w="1600" w:type="dxa"/>
@@ -3562,7 +6029,31 @@
                 <w:sz w:val="17"/>
                 <w:szCs w:val="17"/>
               </w:rPr>
-              <w:t>Không/hạn chế</w:t>
+              <w:t>Không/h</w:t>
+            </w:r>
+            <w:r>
+              <w:rPr>
+                <w:color w:val="000000"/>
+                <w:sz w:val="17"/>
+                <w:szCs w:val="17"/>
+              </w:rPr>
+              <w:t>ạ</w:t>
+            </w:r>
+            <w:r>
+              <w:rPr>
+                <w:color w:val="000000"/>
+                <w:sz w:val="17"/>
+                <w:szCs w:val="17"/>
+              </w:rPr>
+              <w:t>n ch</w:t>
+            </w:r>
+            <w:r>
+              <w:rPr>
+                <w:color w:val="000000"/>
+                <w:sz w:val="17"/>
+                <w:szCs w:val="17"/>
+              </w:rPr>
+              <w:t>ế</w:t>
             </w:r>
           </w:p>
         </w:tc>
@@ -3596,12 +6087,6 @@
         </w:tc>
       </w:tr>
       <w:tr>
-        <w:tblPrEx>
-          <w:tblCellMar>
-            <w:top w:w="0" w:type="dxa"/>
-            <w:bottom w:w="0" w:type="dxa"/>
-          </w:tblCellMar>
-        </w:tblPrEx>
         <w:tc>
           <w:tcPr>
             <w:tcW w:w="1600" w:type="dxa"/>
@@ -3716,12 +6201,6 @@
         </w:tc>
       </w:tr>
       <w:tr>
-        <w:tblPrEx>
-          <w:tblCellMar>
-            <w:top w:w="0" w:type="dxa"/>
-            <w:bottom w:w="0" w:type="dxa"/>
-          </w:tblCellMar>
-        </w:tblPrEx>
         <w:tc>
           <w:tcPr>
             <w:tcW w:w="1600" w:type="dxa"/>
@@ -3841,7 +6320,19 @@
         <w:pStyle w:val="Heading2"/>
       </w:pPr>
       <w:r>
-        <w:t>4. Notification &amp; UX — cấm lệch pha</w:t>
+        <w:t>4. Notification &amp; UX — c</w:t>
+      </w:r>
+      <w:r>
+        <w:t>ấ</w:t>
+      </w:r>
+      <w:r>
+        <w:t>m l</w:t>
+      </w:r>
+      <w:r>
+        <w:t>ệ</w:t>
+      </w:r>
+      <w:r>
+        <w:t>ch pha</w:t>
       </w:r>
     </w:p>
     <w:p>
@@ -3854,7 +6345,55 @@
         <w:spacing w:after="80"/>
       </w:pPr>
       <w:r>
-        <w:t>USER_APPROVED = chỉ identity OK — nội dung không hứa “vào đầy đủ hệ thống” nếu tenant chưa HOAT_DONG.</w:t>
+        <w:t>USER_APPROVED = ch</w:t>
+      </w:r>
+      <w:r>
+        <w:t>ỉ</w:t>
+      </w:r>
+      <w:r>
+        <w:t xml:space="preserve"> identity OK — n</w:t>
+      </w:r>
+      <w:r>
+        <w:t>ộ</w:t>
+      </w:r>
+      <w:r>
+        <w:t>i dung không h</w:t>
+      </w:r>
+      <w:r>
+        <w:t>ứ</w:t>
+      </w:r>
+      <w:r>
+        <w:t>a “vào đ</w:t>
+      </w:r>
+      <w:r>
+        <w:t>ầ</w:t>
+      </w:r>
+      <w:r>
+        <w:t>y đ</w:t>
+      </w:r>
+      <w:r>
+        <w:t>ủ</w:t>
+      </w:r>
+      <w:r>
+        <w:t xml:space="preserve"> h</w:t>
+      </w:r>
+      <w:r>
+        <w:t>ệ</w:t>
+      </w:r>
+      <w:r>
+        <w:t xml:space="preserve"> th</w:t>
+      </w:r>
+      <w:r>
+        <w:t>ố</w:t>
+      </w:r>
+      <w:r>
+        <w:t>ng” n</w:t>
+      </w:r>
+      <w:r>
+        <w:t>ế</w:t>
+      </w:r>
+      <w:r>
+        <w:t>u tenant chưa HOAT_DONG.</w:t>
       </w:r>
     </w:p>
     <w:p>
@@ -3867,7 +6406,37 @@
         <w:spacing w:after="80"/>
       </w:pPr>
       <w:r>
-        <w:t>Sau duyệt CLAN_ADMIN tạo clan: gửi thêm CLAN_ACTIVATION_REQUIRED / TENANT_PENDING khi cần bước activation.</w:t>
+        <w:t>Sau duy</w:t>
+      </w:r>
+      <w:r>
+        <w:t>ệ</w:t>
+      </w:r>
+      <w:r>
+        <w:t>t CLAN_ADMIN t</w:t>
+      </w:r>
+      <w:r>
+        <w:t>ạ</w:t>
+      </w:r>
+      <w:r>
+        <w:t>o clan: g</w:t>
+      </w:r>
+      <w:r>
+        <w:t>ử</w:t>
+      </w:r>
+      <w:r>
+        <w:t>i thêm CLAN_ACTIVATION_REQUIRED / TENANT_PENDING khi c</w:t>
+      </w:r>
+      <w:r>
+        <w:t>ầ</w:t>
+      </w:r>
+      <w:r>
+        <w:t>n bư</w:t>
+      </w:r>
+      <w:r>
+        <w:t>ớ</w:t>
+      </w:r>
+      <w:r>
+        <w:t>c activation.</w:t>
       </w:r>
     </w:p>
     <w:p>
@@ -3880,7 +6449,31 @@
         <w:spacing w:after="80"/>
       </w:pPr>
       <w:r>
-        <w:t>Align code processUserApproval với ma trận này (ticket bắt buộc kèm Freeze).</w:t>
+        <w:t>Align code processUserApproval v</w:t>
+      </w:r>
+      <w:r>
+        <w:t>ớ</w:t>
+      </w:r>
+      <w:r>
+        <w:t>i ma tr</w:t>
+      </w:r>
+      <w:r>
+        <w:t>ậ</w:t>
+      </w:r>
+      <w:r>
+        <w:t>n này (ticket b</w:t>
+      </w:r>
+      <w:r>
+        <w:t>ắ</w:t>
+      </w:r>
+      <w:r>
+        <w:t>t bu</w:t>
+      </w:r>
+      <w:r>
+        <w:t>ộ</w:t>
+      </w:r>
+      <w:r>
+        <w:t>c kèm Freeze).</w:t>
       </w:r>
     </w:p>
     <w:p>
@@ -3888,7 +6481,25 @@
         <w:pStyle w:val="Heading2"/>
       </w:pPr>
       <w:r>
-        <w:t>5. Cô lập dữ liệu</w:t>
+        <w:t>5. Cô l</w:t>
+      </w:r>
+      <w:r>
+        <w:t>ậ</w:t>
+      </w:r>
+      <w:r>
+        <w:t>p d</w:t>
+      </w:r>
+      <w:r>
+        <w:t>ữ</w:t>
+      </w:r>
+      <w:r>
+        <w:t xml:space="preserve"> li</w:t>
+      </w:r>
+      <w:r>
+        <w:t>ệ</w:t>
+      </w:r>
+      <w:r>
+        <w:t>u</w:t>
       </w:r>
     </w:p>
     <w:p>
@@ -3901,7 +6512,13 @@
         <w:spacing w:after="80"/>
       </w:pPr>
       <w:r>
-        <w:t>Admin tenant chỉ trong tenant; merge targetParent cùng tenant + CHINH_THUC.</w:t>
+        <w:t>Admin tenant ch</w:t>
+      </w:r>
+      <w:r>
+        <w:t>ỉ</w:t>
+      </w:r>
+      <w:r>
+        <w:t xml:space="preserve"> trong tenant; merge targetParent cùng tenant + CHINH_THUC.</w:t>
       </w:r>
     </w:p>
     <w:p>
@@ -3922,7 +6539,19 @@
         <w:pStyle w:val="Heading1"/>
       </w:pPr>
       <w:r>
-        <w:t>VI. Roles, Ownership &amp; Delegated Access (điều khoản D — Freeze)</w:t>
+        <w:t>VI. Roles, Ownership &amp; Delegated Access (đi</w:t>
+      </w:r>
+      <w:r>
+        <w:t>ề</w:t>
+      </w:r>
+      <w:r>
+        <w:t>u kho</w:t>
+      </w:r>
+      <w:r>
+        <w:t>ả</w:t>
+      </w:r>
+      <w:r>
+        <w:t>n D — Freeze)</w:t>
       </w:r>
     </w:p>
     <w:p>
@@ -3956,7 +6585,31 @@
         <w:spacing w:after="80"/>
       </w:pPr>
       <w:r>
-        <w:t>users.role = quyền ứng dụng; members.role = vai trò gia tộc — không thay AuthZ API.</w:t>
+        <w:t>users.role = quy</w:t>
+      </w:r>
+      <w:r>
+        <w:t>ề</w:t>
+      </w:r>
+      <w:r>
+        <w:t xml:space="preserve">n </w:t>
+      </w:r>
+      <w:r>
+        <w:t>ứ</w:t>
+      </w:r>
+      <w:r>
+        <w:t>ng d</w:t>
+      </w:r>
+      <w:r>
+        <w:t>ụ</w:t>
+      </w:r>
+      <w:r>
+        <w:t>ng; members.role = vai trò gia t</w:t>
+      </w:r>
+      <w:r>
+        <w:t>ộ</w:t>
+      </w:r>
+      <w:r>
+        <w:t>c — không thay AuthZ API.</w:t>
       </w:r>
     </w:p>
     <w:p>
@@ -3977,7 +6630,25 @@
         <w:spacing w:after="80"/>
       </w:pPr>
       <w:r>
-        <w:t>Chủ onboarding case: user_id == actor.id (hoặc grantee có delegation scope phù hợp).</w:t>
+        <w:t>Ch</w:t>
+      </w:r>
+      <w:r>
+        <w:t>ủ</w:t>
+      </w:r>
+      <w:r>
+        <w:t xml:space="preserve"> onboarding case: user_id == actor.id (ho</w:t>
+      </w:r>
+      <w:r>
+        <w:t>ặ</w:t>
+      </w:r>
+      <w:r>
+        <w:t>c grantee có delegation scope phù h</w:t>
+      </w:r>
+      <w:r>
+        <w:t>ợ</w:t>
+      </w:r>
+      <w:r>
+        <w:t>p).</w:t>
       </w:r>
     </w:p>
     <w:p>
@@ -3990,7 +6661,13 @@
         <w:spacing w:after="80"/>
       </w:pPr>
       <w:r>
-        <w:t>Admin: ADMIN_ROLES + same tenant (hoặc SYSTEM_ADMIN).</w:t>
+        <w:t>Admin: ADMIN_ROLES + same tenant (ho</w:t>
+      </w:r>
+      <w:r>
+        <w:t>ặ</w:t>
+      </w:r>
+      <w:r>
+        <w:t>c SYSTEM_ADMIN).</w:t>
       </w:r>
     </w:p>
     <w:p>
@@ -4011,7 +6688,31 @@
         <w:pStyle w:val="Heading2"/>
       </w:pPr>
       <w:r>
-        <w:t>3. Delegated Access / Proxy Actor (bắt buộc có chỗ trong kiến trúc)</w:t>
+        <w:t>3. Delegated Access / Proxy Actor (b</w:t>
+      </w:r>
+      <w:r>
+        <w:t>ắ</w:t>
+      </w:r>
+      <w:r>
+        <w:t>t bu</w:t>
+      </w:r>
+      <w:r>
+        <w:t>ộ</w:t>
+      </w:r>
+      <w:r>
+        <w:t>c có ch</w:t>
+      </w:r>
+      <w:r>
+        <w:t>ỗ</w:t>
+      </w:r>
+      <w:r>
+        <w:t xml:space="preserve"> trong ki</w:t>
+      </w:r>
+      <w:r>
+        <w:t>ế</w:t>
+      </w:r>
+      <w:r>
+        <w:t>n trúc)</w:t>
       </w:r>
     </w:p>
     <w:p>
@@ -4019,7 +6720,43 @@
         <w:spacing w:after="120"/>
       </w:pPr>
       <w:r>
-        <w:t>Bài toán: Trưởng họ / người có Human Authority không nhất thiết là người gõ máy; con cháu/thư ký thao tác giúp — không share password, không over-grant CLAN_ADMIN.</w:t>
+        <w:t>Bài toán: Trư</w:t>
+      </w:r>
+      <w:r>
+        <w:t>ở</w:t>
+      </w:r>
+      <w:r>
+        <w:t>ng h</w:t>
+      </w:r>
+      <w:r>
+        <w:t>ọ</w:t>
+      </w:r>
+      <w:r>
+        <w:t xml:space="preserve"> / ngư</w:t>
+      </w:r>
+      <w:r>
+        <w:t>ờ</w:t>
+      </w:r>
+      <w:r>
+        <w:t>i có Human Authority không nh</w:t>
+      </w:r>
+      <w:r>
+        <w:t>ấ</w:t>
+      </w:r>
+      <w:r>
+        <w:t>t thi</w:t>
+      </w:r>
+      <w:r>
+        <w:t>ế</w:t>
+      </w:r>
+      <w:r>
+        <w:t>t là ngư</w:t>
+      </w:r>
+      <w:r>
+        <w:t>ờ</w:t>
+      </w:r>
+      <w:r>
+        <w:t>i gõ máy; con cháu/thư ký thao tác giúp — không share password, không over-grant CLAN_ADMIN.</w:t>
       </w:r>
     </w:p>
     <w:p>
@@ -4064,14 +6801,8 @@
           <w:sz w:val="18"/>
           <w:szCs w:val="18"/>
         </w:rPr>
-        <w:t xml:space="preserve">  grantor_user_id,   // người ủy quyền (authority)</w:t>
-      </w:r>
-    </w:p>
-    <w:p>
-      <w:pPr>
-        <w:shd w:val="clear" w:color="auto" w:fill="F5F5F5"/>
-        <w:spacing w:after="40"/>
-      </w:pPr>
+        <w:t xml:space="preserve">  grantor_user_id,   // ngư</w:t>
+      </w:r>
       <w:r>
         <w:rPr>
           <w:rFonts w:ascii="Consolas" w:eastAsia="Consolas" w:hAnsi="Consolas" w:cs="Consolas"/>
@@ -4079,7 +6810,103 @@
           <w:sz w:val="18"/>
           <w:szCs w:val="18"/>
         </w:rPr>
-        <w:t xml:space="preserve">  grantee_user_id,   // người được thao tác</w:t>
+        <w:t>ờ</w:t>
+      </w:r>
+      <w:r>
+        <w:rPr>
+          <w:rFonts w:ascii="Consolas" w:eastAsia="Consolas" w:hAnsi="Consolas" w:cs="Consolas"/>
+          <w:color w:val="333333"/>
+          <w:sz w:val="18"/>
+          <w:szCs w:val="18"/>
+        </w:rPr>
+        <w:t xml:space="preserve">i </w:t>
+      </w:r>
+      <w:r>
+        <w:rPr>
+          <w:rFonts w:ascii="Consolas" w:eastAsia="Consolas" w:hAnsi="Consolas" w:cs="Consolas"/>
+          <w:color w:val="333333"/>
+          <w:sz w:val="18"/>
+          <w:szCs w:val="18"/>
+        </w:rPr>
+        <w:t>ủ</w:t>
+      </w:r>
+      <w:r>
+        <w:rPr>
+          <w:rFonts w:ascii="Consolas" w:eastAsia="Consolas" w:hAnsi="Consolas" w:cs="Consolas"/>
+          <w:color w:val="333333"/>
+          <w:sz w:val="18"/>
+          <w:szCs w:val="18"/>
+        </w:rPr>
+        <w:t>y quy</w:t>
+      </w:r>
+      <w:r>
+        <w:rPr>
+          <w:rFonts w:ascii="Consolas" w:eastAsia="Consolas" w:hAnsi="Consolas" w:cs="Consolas"/>
+          <w:color w:val="333333"/>
+          <w:sz w:val="18"/>
+          <w:szCs w:val="18"/>
+        </w:rPr>
+        <w:t>ề</w:t>
+      </w:r>
+      <w:r>
+        <w:rPr>
+          <w:rFonts w:ascii="Consolas" w:eastAsia="Consolas" w:hAnsi="Consolas" w:cs="Consolas"/>
+          <w:color w:val="333333"/>
+          <w:sz w:val="18"/>
+          <w:szCs w:val="18"/>
+        </w:rPr>
+        <w:t>n (authority)</w:t>
+      </w:r>
+    </w:p>
+    <w:p>
+      <w:pPr>
+        <w:shd w:val="clear" w:color="auto" w:fill="F5F5F5"/>
+        <w:spacing w:after="40"/>
+      </w:pPr>
+      <w:r>
+        <w:rPr>
+          <w:rFonts w:ascii="Consolas" w:eastAsia="Consolas" w:hAnsi="Consolas" w:cs="Consolas"/>
+          <w:color w:val="333333"/>
+          <w:sz w:val="18"/>
+          <w:szCs w:val="18"/>
+        </w:rPr>
+        <w:t xml:space="preserve">  grantee_user_id,   // ngư</w:t>
+      </w:r>
+      <w:r>
+        <w:rPr>
+          <w:rFonts w:ascii="Consolas" w:eastAsia="Consolas" w:hAnsi="Consolas" w:cs="Consolas"/>
+          <w:color w:val="333333"/>
+          <w:sz w:val="18"/>
+          <w:szCs w:val="18"/>
+        </w:rPr>
+        <w:t>ờ</w:t>
+      </w:r>
+      <w:r>
+        <w:rPr>
+          <w:rFonts w:ascii="Consolas" w:eastAsia="Consolas" w:hAnsi="Consolas" w:cs="Consolas"/>
+          <w:color w:val="333333"/>
+          <w:sz w:val="18"/>
+          <w:szCs w:val="18"/>
+        </w:rPr>
+        <w:t>i đư</w:t>
+      </w:r>
+      <w:r>
+        <w:rPr>
+          <w:rFonts w:ascii="Consolas" w:eastAsia="Consolas" w:hAnsi="Consolas" w:cs="Consolas"/>
+          <w:color w:val="333333"/>
+          <w:sz w:val="18"/>
+          <w:szCs w:val="18"/>
+        </w:rPr>
+        <w:t>ợ</w:t>
+      </w:r>
+      <w:r>
+        <w:rPr>
+          <w:rFonts w:ascii="Consolas" w:eastAsia="Consolas" w:hAnsi="Consolas" w:cs="Consolas"/>
+          <w:color w:val="333333"/>
+          <w:sz w:val="18"/>
+          <w:szCs w:val="18"/>
+        </w:rPr>
+        <w:t>c thao tác</w:t>
       </w:r>
     </w:p>
     <w:p>
@@ -4138,7 +6965,13 @@
       </w:pPr>
       <w:r>
         <w:lastRenderedPageBreak/>
-        <w:t>Grantee login bằng account riêng (DA_DUYET).</w:t>
+        <w:t>Grantee login b</w:t>
+      </w:r>
+      <w:r>
+        <w:t>ằ</w:t>
+      </w:r>
+      <w:r>
+        <w:t>ng account riêng (DA_DUYET).</w:t>
       </w:r>
     </w:p>
     <w:p>
@@ -4151,7 +6984,13 @@
         <w:spacing w:after="80"/>
       </w:pPr>
       <w:r>
-        <w:t>authorize: role đủ OR hasActiveDelegation(grantor, scope, tenant).</w:t>
+        <w:t>authorize: role đ</w:t>
+      </w:r>
+      <w:r>
+        <w:t>ủ</w:t>
+      </w:r>
+      <w:r>
+        <w:t xml:space="preserve"> OR hasActiveDelegation(grantor, scope, tenant).</w:t>
       </w:r>
     </w:p>
     <w:p>
@@ -4164,7 +7003,19 @@
         <w:spacing w:after="80"/>
       </w:pPr>
       <w:r>
-        <w:t>Ledger: actor_id = grantee; on_behalf_of = grantor — bắt buộc trên BPL/audit (S6+S8).</w:t>
+        <w:t>Ledger: actor_id = grantee; on_behalf_of = grantor — b</w:t>
+      </w:r>
+      <w:r>
+        <w:t>ắ</w:t>
+      </w:r>
+      <w:r>
+        <w:t>t bu</w:t>
+      </w:r>
+      <w:r>
+        <w:t>ộ</w:t>
+      </w:r>
+      <w:r>
+        <w:t>c trên BPL/audit (S6+S8).</w:t>
       </w:r>
     </w:p>
     <w:p>
@@ -4177,7 +7028,49 @@
         <w:spacing w:after="80"/>
       </w:pPr>
       <w:r>
-        <w:t>Revoke tức thì; hết hạn tự EXPIRED; không delegation ngầm vô thời hạn.</w:t>
+        <w:t>Revoke t</w:t>
+      </w:r>
+      <w:r>
+        <w:t>ứ</w:t>
+      </w:r>
+      <w:r>
+        <w:t>c thì; h</w:t>
+      </w:r>
+      <w:r>
+        <w:t>ế</w:t>
+      </w:r>
+      <w:r>
+        <w:t>t h</w:t>
+      </w:r>
+      <w:r>
+        <w:t>ạ</w:t>
+      </w:r>
+      <w:r>
+        <w:t>n t</w:t>
+      </w:r>
+      <w:r>
+        <w:t>ự</w:t>
+      </w:r>
+      <w:r>
+        <w:t xml:space="preserve"> EXPIRED; không delegation ng</w:t>
+      </w:r>
+      <w:r>
+        <w:t>ầ</w:t>
+      </w:r>
+      <w:r>
+        <w:t>m vô th</w:t>
+      </w:r>
+      <w:r>
+        <w:t>ờ</w:t>
+      </w:r>
+      <w:r>
+        <w:t>i h</w:t>
+      </w:r>
+      <w:r>
+        <w:t>ạ</w:t>
+      </w:r>
+      <w:r>
+        <w:t>n.</w:t>
       </w:r>
     </w:p>
     <w:p>
@@ -4190,7 +7083,25 @@
         <w:spacing w:after="80"/>
       </w:pPr>
       <w:r>
-        <w:t>Implementation có thể SEC-2/3; Doctrine Freeze đã chốt mô hình — cấm force-fit share account.</w:t>
+        <w:t>Implementation có th</w:t>
+      </w:r>
+      <w:r>
+        <w:t>ể</w:t>
+      </w:r>
+      <w:r>
+        <w:t xml:space="preserve"> SEC-2/3; Doctrine Freeze đã ch</w:t>
+      </w:r>
+      <w:r>
+        <w:t>ố</w:t>
+      </w:r>
+      <w:r>
+        <w:t>t mô hình — c</w:t>
+      </w:r>
+      <w:r>
+        <w:t>ấ</w:t>
+      </w:r>
+      <w:r>
+        <w:t>m force-fit share account.</w:t>
       </w:r>
     </w:p>
     <w:p>
@@ -4198,7 +7109,31 @@
         <w:pStyle w:val="Heading1"/>
       </w:pPr>
       <w:r>
-        <w:t>VII. Request Pipeline theo Sensitivity (điều khoản A + rút gọn điểm 5)</w:t>
+        <w:t>VII. Request Pipeline theo Sensitivity (đi</w:t>
+      </w:r>
+      <w:r>
+        <w:t>ề</w:t>
+      </w:r>
+      <w:r>
+        <w:t>u kho</w:t>
+      </w:r>
+      <w:r>
+        <w:t>ả</w:t>
+      </w:r>
+      <w:r>
+        <w:t>n A + rút g</w:t>
+      </w:r>
+      <w:r>
+        <w:t>ọ</w:t>
+      </w:r>
+      <w:r>
+        <w:t>n đi</w:t>
+      </w:r>
+      <w:r>
+        <w:t>ể</w:t>
+      </w:r>
+      <w:r>
+        <w:t>m 5)</w:t>
       </w:r>
     </w:p>
     <w:p>
@@ -4232,12 +7167,6 @@
         <w:gridCol w:w="4438"/>
       </w:tblGrid>
       <w:tr>
-        <w:tblPrEx>
-          <w:tblCellMar>
-            <w:top w:w="0" w:type="dxa"/>
-            <w:bottom w:w="0" w:type="dxa"/>
-          </w:tblCellMar>
-        </w:tblPrEx>
         <w:tc>
           <w:tcPr>
             <w:tcW w:w="2000" w:type="dxa"/>
@@ -4296,7 +7225,27 @@
                 <w:sz w:val="17"/>
                 <w:szCs w:val="17"/>
               </w:rPr>
-              <w:t>Áp dụng</w:t>
+              <w:t>Áp d</w:t>
+            </w:r>
+            <w:r>
+              <w:rPr>
+                <w:b/>
+                <w:bCs/>
+                <w:color w:val="FFFFFF"/>
+                <w:sz w:val="17"/>
+                <w:szCs w:val="17"/>
+              </w:rPr>
+              <w:t>ụ</w:t>
+            </w:r>
+            <w:r>
+              <w:rPr>
+                <w:b/>
+                <w:bCs/>
+                <w:color w:val="FFFFFF"/>
+                <w:sz w:val="17"/>
+                <w:szCs w:val="17"/>
+              </w:rPr>
+              <w:t>ng</w:t>
             </w:r>
           </w:p>
         </w:tc>
@@ -4327,18 +7276,32 @@
                 <w:sz w:val="17"/>
                 <w:szCs w:val="17"/>
               </w:rPr>
-              <w:t>Chuỗi</w:t>
+              <w:t>Chu</w:t>
+            </w:r>
+            <w:r>
+              <w:rPr>
+                <w:b/>
+                <w:bCs/>
+                <w:color w:val="FFFFFF"/>
+                <w:sz w:val="17"/>
+                <w:szCs w:val="17"/>
+              </w:rPr>
+              <w:t>ỗ</w:t>
+            </w:r>
+            <w:r>
+              <w:rPr>
+                <w:b/>
+                <w:bCs/>
+                <w:color w:val="FFFFFF"/>
+                <w:sz w:val="17"/>
+                <w:szCs w:val="17"/>
+              </w:rPr>
+              <w:t>i</w:t>
             </w:r>
           </w:p>
         </w:tc>
       </w:tr>
       <w:tr>
-        <w:tblPrEx>
-          <w:tblCellMar>
-            <w:top w:w="0" w:type="dxa"/>
-            <w:bottom w:w="0" w:type="dxa"/>
-          </w:tblCellMar>
-        </w:tblPrEx>
         <w:tc>
           <w:tcPr>
             <w:tcW w:w="2000" w:type="dxa"/>
@@ -4395,7 +7358,23 @@
                 <w:sz w:val="17"/>
                 <w:szCs w:val="17"/>
               </w:rPr>
-              <w:t>GET tree, list, detail, đọc notif</w:t>
+              <w:t>GET tree, list, detail, đ</w:t>
+            </w:r>
+            <w:r>
+              <w:rPr>
+                <w:color w:val="000000"/>
+                <w:sz w:val="17"/>
+                <w:szCs w:val="17"/>
+              </w:rPr>
+              <w:t>ọ</w:t>
+            </w:r>
+            <w:r>
+              <w:rPr>
+                <w:color w:val="000000"/>
+                <w:sz w:val="17"/>
+                <w:szCs w:val="17"/>
+              </w:rPr>
+              <w:t>c notif</w:t>
             </w:r>
           </w:p>
         </w:tc>
@@ -4430,12 +7409,6 @@
         </w:tc>
       </w:tr>
       <w:tr>
-        <w:tblPrEx>
-          <w:tblCellMar>
-            <w:top w:w="0" w:type="dxa"/>
-            <w:bottom w:w="0" w:type="dxa"/>
-          </w:tblCellMar>
-        </w:tblPrEx>
         <w:tc>
           <w:tcPr>
             <w:tcW w:w="2000" w:type="dxa"/>
@@ -4490,7 +7463,55 @@
                 <w:sz w:val="17"/>
                 <w:szCs w:val="17"/>
               </w:rPr>
-              <w:t>POST/PATCH nghiệp vụ thường</w:t>
+              <w:t>POST/PATCH nghi</w:t>
+            </w:r>
+            <w:r>
+              <w:rPr>
+                <w:color w:val="000000"/>
+                <w:sz w:val="17"/>
+                <w:szCs w:val="17"/>
+              </w:rPr>
+              <w:t>ệ</w:t>
+            </w:r>
+            <w:r>
+              <w:rPr>
+                <w:color w:val="000000"/>
+                <w:sz w:val="17"/>
+                <w:szCs w:val="17"/>
+              </w:rPr>
+              <w:t>p v</w:t>
+            </w:r>
+            <w:r>
+              <w:rPr>
+                <w:color w:val="000000"/>
+                <w:sz w:val="17"/>
+                <w:szCs w:val="17"/>
+              </w:rPr>
+              <w:t>ụ</w:t>
+            </w:r>
+            <w:r>
+              <w:rPr>
+                <w:color w:val="000000"/>
+                <w:sz w:val="17"/>
+                <w:szCs w:val="17"/>
+              </w:rPr>
+              <w:t xml:space="preserve"> thư</w:t>
+            </w:r>
+            <w:r>
+              <w:rPr>
+                <w:color w:val="000000"/>
+                <w:sz w:val="17"/>
+                <w:szCs w:val="17"/>
+              </w:rPr>
+              <w:t>ờ</w:t>
+            </w:r>
+            <w:r>
+              <w:rPr>
+                <w:color w:val="000000"/>
+                <w:sz w:val="17"/>
+                <w:szCs w:val="17"/>
+              </w:rPr>
+              <w:t>ng</w:t>
             </w:r>
           </w:p>
         </w:tc>
@@ -4524,12 +7545,6 @@
         </w:tc>
       </w:tr>
       <w:tr>
-        <w:tblPrEx>
-          <w:tblCellMar>
-            <w:top w:w="0" w:type="dxa"/>
-            <w:bottom w:w="0" w:type="dxa"/>
-          </w:tblCellMar>
-        </w:tblPrEx>
         <w:tc>
           <w:tcPr>
             <w:tcW w:w="2000" w:type="dxa"/>
@@ -4626,7 +7641,19 @@
         <w:pStyle w:val="Heading2"/>
       </w:pPr>
       <w:r>
-        <w:t>2. Điều khoản A — Cache L2/L3</w:t>
+        <w:t>2. Đi</w:t>
+      </w:r>
+      <w:r>
+        <w:t>ề</w:t>
+      </w:r>
+      <w:r>
+        <w:t>u kho</w:t>
+      </w:r>
+      <w:r>
+        <w:t>ả</w:t>
+      </w:r>
+      <w:r>
+        <w:t>n A — Cache L2/L3</w:t>
       </w:r>
     </w:p>
     <w:p>
@@ -4639,7 +7666,31 @@
         <w:spacing w:after="80"/>
       </w:pPr>
       <w:r>
-        <w:t>L2/L3 phải cache-capable: Redis production khuyến nghị; dev có thể memory.</w:t>
+        <w:t>L2/L3 ph</w:t>
+      </w:r>
+      <w:r>
+        <w:t>ả</w:t>
+      </w:r>
+      <w:r>
+        <w:t>i cache-capable: Redis production khuy</w:t>
+      </w:r>
+      <w:r>
+        <w:t>ế</w:t>
+      </w:r>
+      <w:r>
+        <w:t>n ngh</w:t>
+      </w:r>
+      <w:r>
+        <w:t>ị</w:t>
+      </w:r>
+      <w:r>
+        <w:t>; dev có th</w:t>
+      </w:r>
+      <w:r>
+        <w:t>ể</w:t>
+      </w:r>
+      <w:r>
+        <w:t xml:space="preserve"> memory.</w:t>
       </w:r>
     </w:p>
     <w:p>
@@ -4652,7 +7703,13 @@
         <w:spacing w:after="80"/>
       </w:pPr>
       <w:r>
-        <w:t>Keys gợi ý: user:gate:{id}, tenant:gate:{id}, token:bl:{jti}.</w:t>
+        <w:t>Keys g</w:t>
+      </w:r>
+      <w:r>
+        <w:t>ợ</w:t>
+      </w:r>
+      <w:r>
+        <w:t>i ý: user:gate:{id}, tenant:gate:{id}, token:bl:{jti}.</w:t>
       </w:r>
     </w:p>
     <w:p>
@@ -4665,7 +7722,19 @@
         <w:spacing w:after="80"/>
       </w:pPr>
       <w:r>
-        <w:t>TTL ngắn (ví dụ 30–120s) + invalidate khi: approval, lock/unlock, tenant status, logout/revoke, role change.</w:t>
+        <w:t>TTL ng</w:t>
+      </w:r>
+      <w:r>
+        <w:t>ắ</w:t>
+      </w:r>
+      <w:r>
+        <w:t>n (ví d</w:t>
+      </w:r>
+      <w:r>
+        <w:t>ụ</w:t>
+      </w:r>
+      <w:r>
+        <w:t xml:space="preserve"> 30–120s) + invalidate khi: approval, lock/unlock, tenant status, logout/revoke, role change.</w:t>
       </w:r>
     </w:p>
     <w:p>
@@ -4678,7 +7747,13 @@
         <w:spacing w:after="80"/>
       </w:pPr>
       <w:r>
-        <w:t>Read: JWT + cache/blacklist — không query DB users/tenants mỗi GET tree.</w:t>
+        <w:t>Read: JWT + cache/blacklist — không query DB users/tenants m</w:t>
+      </w:r>
+      <w:r>
+        <w:t>ỗ</w:t>
+      </w:r>
+      <w:r>
+        <w:t>i GET tree.</w:t>
       </w:r>
     </w:p>
     <w:p>
@@ -4691,7 +7766,25 @@
         <w:spacing w:after="80"/>
       </w:pPr>
       <w:r>
-        <w:t>Heavy write: bỏ qua cache freshness — query DB bắt buộc.</w:t>
+        <w:t>Heavy write: b</w:t>
+      </w:r>
+      <w:r>
+        <w:t>ỏ</w:t>
+      </w:r>
+      <w:r>
+        <w:t xml:space="preserve"> qua cache freshness — query DB b</w:t>
+      </w:r>
+      <w:r>
+        <w:t>ắ</w:t>
+      </w:r>
+      <w:r>
+        <w:t>t bu</w:t>
+      </w:r>
+      <w:r>
+        <w:t>ộ</w:t>
+      </w:r>
+      <w:r>
+        <w:t>c.</w:t>
       </w:r>
     </w:p>
     <w:p>
@@ -4704,7 +7797,37 @@
         <w:spacing w:after="80"/>
       </w:pPr>
       <w:r>
-        <w:t>SEC-1 có thể ship gate in-process cache; contract đủ để gắn Redis sau không đổi API policy.</w:t>
+        <w:t>SEC-1 có th</w:t>
+      </w:r>
+      <w:r>
+        <w:t>ể</w:t>
+      </w:r>
+      <w:r>
+        <w:t xml:space="preserve"> ship gate in-process cache; contract đ</w:t>
+      </w:r>
+      <w:r>
+        <w:t>ủ</w:t>
+      </w:r>
+      <w:r>
+        <w:t xml:space="preserve"> đ</w:t>
+      </w:r>
+      <w:r>
+        <w:t>ể</w:t>
+      </w:r>
+      <w:r>
+        <w:t xml:space="preserve"> g</w:t>
+      </w:r>
+      <w:r>
+        <w:t>ắ</w:t>
+      </w:r>
+      <w:r>
+        <w:t>n Redis sau không đ</w:t>
+      </w:r>
+      <w:r>
+        <w:t>ổ</w:t>
+      </w:r>
+      <w:r>
+        <w:t>i API policy.</w:t>
       </w:r>
     </w:p>
     <w:p>
@@ -4712,7 +7835,25 @@
         <w:pStyle w:val="Heading2"/>
       </w:pPr>
       <w:r>
-        <w:t>3. Thứ tự middleware gợi ý</w:t>
+        <w:t>3. Th</w:t>
+      </w:r>
+      <w:r>
+        <w:t>ứ</w:t>
+      </w:r>
+      <w:r>
+        <w:t xml:space="preserve"> t</w:t>
+      </w:r>
+      <w:r>
+        <w:t>ự</w:t>
+      </w:r>
+      <w:r>
+        <w:t xml:space="preserve"> middleware g</w:t>
+      </w:r>
+      <w:r>
+        <w:t>ợ</w:t>
+      </w:r>
+      <w:r>
+        <w:t>i ý</w:t>
       </w:r>
     </w:p>
     <w:p>
@@ -4801,7 +7942,19 @@
         <w:spacing w:after="80"/>
       </w:pPr>
       <w:r>
-        <w:t>login: password + ma trận V trước sign JWT.</w:t>
+        <w:t>login: password + ma tr</w:t>
+      </w:r>
+      <w:r>
+        <w:t>ậ</w:t>
+      </w:r>
+      <w:r>
+        <w:t>n V trư</w:t>
+      </w:r>
+      <w:r>
+        <w:t>ớ</w:t>
+      </w:r>
+      <w:r>
+        <w:t>c sign JWT.</w:t>
       </w:r>
     </w:p>
     <w:p>
@@ -4827,7 +7980,19 @@
         <w:spacing w:after="80"/>
       </w:pPr>
       <w:r>
-        <w:t>processUserApproval: adminNote bắt buộc; same tenant; attempt_no; BPL+audit trong TX; critical outbox USER_APPROVED/REJECTED.</w:t>
+        <w:t>processUserApproval: adminNote b</w:t>
+      </w:r>
+      <w:r>
+        <w:t>ắ</w:t>
+      </w:r>
+      <w:r>
+        <w:t>t bu</w:t>
+      </w:r>
+      <w:r>
+        <w:t>ộ</w:t>
+      </w:r>
+      <w:r>
+        <w:t>c; same tenant; attempt_no; BPL+audit trong TX; critical outbox USER_APPROVED/REJECTED.</w:t>
       </w:r>
     </w:p>
     <w:p>
@@ -4883,7 +8048,19 @@
         <w:spacing w:after="80"/>
       </w:pPr>
       <w:r>
-        <w:t>Default CHINH_THUC + branch policy; DU_BI chỉ chủ case/admin.</w:t>
+        <w:t>Default CHINH_THUC + branch policy; DU_BI ch</w:t>
+      </w:r>
+      <w:r>
+        <w:t>ỉ</w:t>
+      </w:r>
+      <w:r>
+        <w:t xml:space="preserve"> ch</w:t>
+      </w:r>
+      <w:r>
+        <w:t>ủ</w:t>
+      </w:r>
+      <w:r>
+        <w:t xml:space="preserve"> case/admin.</w:t>
       </w:r>
     </w:p>
     <w:p>
@@ -4912,7 +8089,19 @@
         <w:pStyle w:val="Heading1"/>
       </w:pPr>
       <w:r>
-        <w:t>IX. Notification Criticality &amp; Outbox (điều khoản C — Freeze)</w:t>
+        <w:t>IX. Notification Criticality &amp; Outbox (đi</w:t>
+      </w:r>
+      <w:r>
+        <w:t>ề</w:t>
+      </w:r>
+      <w:r>
+        <w:t>u kho</w:t>
+      </w:r>
+      <w:r>
+        <w:t>ả</w:t>
+      </w:r>
+      <w:r>
+        <w:t>n C — Freeze)</w:t>
       </w:r>
     </w:p>
     <w:p>
@@ -4920,7 +8109,13 @@
         <w:pStyle w:val="Heading2"/>
       </w:pPr>
       <w:r>
-        <w:t>1. Phân loại</w:t>
+        <w:t>1. Phân lo</w:t>
+      </w:r>
+      <w:r>
+        <w:t>ạ</w:t>
+      </w:r>
+      <w:r>
+        <w:t>i</w:t>
       </w:r>
     </w:p>
     <w:tbl>
@@ -4946,12 +8141,6 @@
         <w:gridCol w:w="3616"/>
       </w:tblGrid>
       <w:tr>
-        <w:tblPrEx>
-          <w:tblCellMar>
-            <w:top w:w="0" w:type="dxa"/>
-            <w:bottom w:w="0" w:type="dxa"/>
-          </w:tblCellMar>
-        </w:tblPrEx>
         <w:tc>
           <w:tcPr>
             <w:tcW w:w="2400" w:type="dxa"/>
@@ -4979,7 +8168,27 @@
                 <w:sz w:val="17"/>
                 <w:szCs w:val="17"/>
               </w:rPr>
-              <w:t>Hạng</w:t>
+              <w:t>H</w:t>
+            </w:r>
+            <w:r>
+              <w:rPr>
+                <w:b/>
+                <w:bCs/>
+                <w:color w:val="FFFFFF"/>
+                <w:sz w:val="17"/>
+                <w:szCs w:val="17"/>
+              </w:rPr>
+              <w:t>ạ</w:t>
+            </w:r>
+            <w:r>
+              <w:rPr>
+                <w:b/>
+                <w:bCs/>
+                <w:color w:val="FFFFFF"/>
+                <w:sz w:val="17"/>
+                <w:szCs w:val="17"/>
+              </w:rPr>
+              <w:t>ng</w:t>
             </w:r>
           </w:p>
         </w:tc>
@@ -5010,7 +8219,17 @@
                 <w:sz w:val="17"/>
                 <w:szCs w:val="17"/>
               </w:rPr>
-              <w:t>Ví dụ</w:t>
+              <w:t>Ví d</w:t>
+            </w:r>
+            <w:r>
+              <w:rPr>
+                <w:b/>
+                <w:bCs/>
+                <w:color w:val="FFFFFF"/>
+                <w:sz w:val="17"/>
+                <w:szCs w:val="17"/>
+              </w:rPr>
+              <w:t>ụ</w:t>
             </w:r>
           </w:p>
         </w:tc>
@@ -5041,18 +8260,32 @@
                 <w:sz w:val="17"/>
                 <w:szCs w:val="17"/>
               </w:rPr>
-              <w:t>Yêu cầu</w:t>
+              <w:t>Yêu c</w:t>
+            </w:r>
+            <w:r>
+              <w:rPr>
+                <w:b/>
+                <w:bCs/>
+                <w:color w:val="FFFFFF"/>
+                <w:sz w:val="17"/>
+                <w:szCs w:val="17"/>
+              </w:rPr>
+              <w:t>ầ</w:t>
+            </w:r>
+            <w:r>
+              <w:rPr>
+                <w:b/>
+                <w:bCs/>
+                <w:color w:val="FFFFFF"/>
+                <w:sz w:val="17"/>
+                <w:szCs w:val="17"/>
+              </w:rPr>
+              <w:t>u</w:t>
             </w:r>
           </w:p>
         </w:tc>
       </w:tr>
       <w:tr>
-        <w:tblPrEx>
-          <w:tblCellMar>
-            <w:top w:w="0" w:type="dxa"/>
-            <w:bottom w:w="0" w:type="dxa"/>
-          </w:tblCellMar>
-        </w:tblPrEx>
         <w:tc>
           <w:tcPr>
             <w:tcW w:w="2400" w:type="dxa"/>
@@ -5138,18 +8371,60 @@
                 <w:sz w:val="15"/>
                 <w:szCs w:val="15"/>
               </w:rPr>
-              <w:t>Insert outbox/notif PENDING trong cùng TX với thay đổi identity/security; worker gửi sau; retry + DLQ + alert</w:t>
+              <w:t>Insert outbox/notif PENDING trong cùng TX v</w:t>
+            </w:r>
+            <w:r>
+              <w:rPr>
+                <w:color w:val="000000"/>
+                <w:sz w:val="15"/>
+                <w:szCs w:val="15"/>
+              </w:rPr>
+              <w:t>ớ</w:t>
+            </w:r>
+            <w:r>
+              <w:rPr>
+                <w:color w:val="000000"/>
+                <w:sz w:val="15"/>
+                <w:szCs w:val="15"/>
+              </w:rPr>
+              <w:t>i thay đ</w:t>
+            </w:r>
+            <w:r>
+              <w:rPr>
+                <w:color w:val="000000"/>
+                <w:sz w:val="15"/>
+                <w:szCs w:val="15"/>
+              </w:rPr>
+              <w:t>ổ</w:t>
+            </w:r>
+            <w:r>
+              <w:rPr>
+                <w:color w:val="000000"/>
+                <w:sz w:val="15"/>
+                <w:szCs w:val="15"/>
+              </w:rPr>
+              <w:t>i identity/security; worker g</w:t>
+            </w:r>
+            <w:r>
+              <w:rPr>
+                <w:color w:val="000000"/>
+                <w:sz w:val="15"/>
+                <w:szCs w:val="15"/>
+              </w:rPr>
+              <w:t>ử</w:t>
+            </w:r>
+            <w:r>
+              <w:rPr>
+                <w:color w:val="000000"/>
+                <w:sz w:val="15"/>
+                <w:szCs w:val="15"/>
+              </w:rPr>
+              <w:t>i sau; retry + DLQ + alert</w:t>
             </w:r>
           </w:p>
         </w:tc>
       </w:tr>
       <w:tr>
-        <w:tblPrEx>
-          <w:tblCellMar>
-            <w:top w:w="0" w:type="dxa"/>
-            <w:bottom w:w="0" w:type="dxa"/>
-          </w:tblCellMar>
-        </w:tblPrEx>
         <w:tc>
           <w:tcPr>
             <w:tcW w:w="2400" w:type="dxa"/>
@@ -5232,18 +8507,28 @@
                 <w:sz w:val="17"/>
                 <w:szCs w:val="17"/>
               </w:rPr>
-              <w:t>Outbox hoặc same-TX PENDING; retry</w:t>
+              <w:t>Outbox ho</w:t>
+            </w:r>
+            <w:r>
+              <w:rPr>
+                <w:color w:val="000000"/>
+                <w:sz w:val="17"/>
+                <w:szCs w:val="17"/>
+              </w:rPr>
+              <w:t>ặ</w:t>
+            </w:r>
+            <w:r>
+              <w:rPr>
+                <w:color w:val="000000"/>
+                <w:sz w:val="17"/>
+                <w:szCs w:val="17"/>
+              </w:rPr>
+              <w:t>c same-TX PENDING; retry</w:t>
             </w:r>
           </w:p>
         </w:tc>
       </w:tr>
       <w:tr>
-        <w:tblPrEx>
-          <w:tblCellMar>
-            <w:top w:w="0" w:type="dxa"/>
-            <w:bottom w:w="0" w:type="dxa"/>
-          </w:tblCellMar>
-        </w:tblPrEx>
         <w:tc>
           <w:tcPr>
             <w:tcW w:w="2400" w:type="dxa"/>
@@ -5300,7 +8585,47 @@
                 <w:sz w:val="17"/>
                 <w:szCs w:val="17"/>
               </w:rPr>
-              <w:t>Comment, reminder mềm, marketing nội bộ</w:t>
+              <w:t>Comment, reminder m</w:t>
+            </w:r>
+            <w:r>
+              <w:rPr>
+                <w:color w:val="000000"/>
+                <w:sz w:val="17"/>
+                <w:szCs w:val="17"/>
+              </w:rPr>
+              <w:t>ề</w:t>
+            </w:r>
+            <w:r>
+              <w:rPr>
+                <w:color w:val="000000"/>
+                <w:sz w:val="17"/>
+                <w:szCs w:val="17"/>
+              </w:rPr>
+              <w:t>m, marketing n</w:t>
+            </w:r>
+            <w:r>
+              <w:rPr>
+                <w:color w:val="000000"/>
+                <w:sz w:val="17"/>
+                <w:szCs w:val="17"/>
+              </w:rPr>
+              <w:t>ộ</w:t>
+            </w:r>
+            <w:r>
+              <w:rPr>
+                <w:color w:val="000000"/>
+                <w:sz w:val="17"/>
+                <w:szCs w:val="17"/>
+              </w:rPr>
+              <w:t>i b</w:t>
+            </w:r>
+            <w:r>
+              <w:rPr>
+                <w:color w:val="000000"/>
+                <w:sz w:val="17"/>
+                <w:szCs w:val="17"/>
+              </w:rPr>
+              <w:t>ộ</w:t>
             </w:r>
           </w:p>
         </w:tc>
@@ -5329,7 +8654,39 @@
                 <w:sz w:val="17"/>
                 <w:szCs w:val="17"/>
               </w:rPr>
-              <w:t>Silent Emit sau TX; nuốt lỗi không fail business</w:t>
+              <w:t>Silent Emit sau TX; nu</w:t>
+            </w:r>
+            <w:r>
+              <w:rPr>
+                <w:color w:val="000000"/>
+                <w:sz w:val="17"/>
+                <w:szCs w:val="17"/>
+              </w:rPr>
+              <w:t>ố</w:t>
+            </w:r>
+            <w:r>
+              <w:rPr>
+                <w:color w:val="000000"/>
+                <w:sz w:val="17"/>
+                <w:szCs w:val="17"/>
+              </w:rPr>
+              <w:t>t l</w:t>
+            </w:r>
+            <w:r>
+              <w:rPr>
+                <w:color w:val="000000"/>
+                <w:sz w:val="17"/>
+                <w:szCs w:val="17"/>
+              </w:rPr>
+              <w:t>ỗ</w:t>
+            </w:r>
+            <w:r>
+              <w:rPr>
+                <w:color w:val="000000"/>
+                <w:sz w:val="17"/>
+                <w:szCs w:val="17"/>
+              </w:rPr>
+              <w:t>i không fail business</w:t>
             </w:r>
           </w:p>
         </w:tc>
@@ -5340,7 +8697,19 @@
         <w:pStyle w:val="Heading2"/>
       </w:pPr>
       <w:r>
-        <w:t>2. S7 sửa chính thức</w:t>
+        <w:t>2. S7 s</w:t>
+      </w:r>
+      <w:r>
+        <w:t>ử</w:t>
+      </w:r>
+      <w:r>
+        <w:t>a chính th</w:t>
+      </w:r>
+      <w:r>
+        <w:t>ứ</w:t>
+      </w:r>
+      <w:r>
+        <w:t>c</w:t>
       </w:r>
     </w:p>
     <w:p>
@@ -5353,7 +8722,19 @@
         <w:spacing w:after="80"/>
       </w:pPr>
       <w:r>
-        <w:t>Delivery kênh (SMTP/Zalo) down ≠ rollback identity — nhưng mất record critical là vi phạm Doctrine.</w:t>
+        <w:t>Delivery kênh (SMTP/Zalo) down ≠ rollback identity — nhưng m</w:t>
+      </w:r>
+      <w:r>
+        <w:t>ấ</w:t>
+      </w:r>
+      <w:r>
+        <w:t>t record critical là vi ph</w:t>
+      </w:r>
+      <w:r>
+        <w:t>ạ</w:t>
+      </w:r>
+      <w:r>
+        <w:t>m Doctrine.</w:t>
       </w:r>
     </w:p>
     <w:p>
@@ -5366,7 +8747,19 @@
         <w:spacing w:after="80"/>
       </w:pPr>
       <w:r>
-        <w:t>Cấm pattern: commit user approved + try/catch trống quanh create notification critical.</w:t>
+        <w:t>C</w:t>
+      </w:r>
+      <w:r>
+        <w:t>ấ</w:t>
+      </w:r>
+      <w:r>
+        <w:t>m pattern: commit user approved + try/catch tr</w:t>
+      </w:r>
+      <w:r>
+        <w:t>ố</w:t>
+      </w:r>
+      <w:r>
+        <w:t>ng quanh create notification critical.</w:t>
       </w:r>
     </w:p>
     <w:p>
@@ -5379,7 +8772,19 @@
         <w:spacing w:after="80"/>
       </w:pPr>
       <w:r>
-        <w:t>Register USER_REGISTERED có thể non-blocking emit nếu đã có persist path; approval/reject user = critical.</w:t>
+        <w:t>Register USER_REGISTERED có th</w:t>
+      </w:r>
+      <w:r>
+        <w:t>ể</w:t>
+      </w:r>
+      <w:r>
+        <w:t xml:space="preserve"> non-blocking emit n</w:t>
+      </w:r>
+      <w:r>
+        <w:t>ế</w:t>
+      </w:r>
+      <w:r>
+        <w:t>u đã có persist path; approval/reject user = critical.</w:t>
       </w:r>
     </w:p>
     <w:p>
@@ -5500,22 +8905,8 @@
           <w:sz w:val="18"/>
           <w:szCs w:val="18"/>
         </w:rPr>
-        <w:t>modules/onboarding/*          — L5; gọi policy L2–L4</w:t>
-      </w:r>
-    </w:p>
-    <w:p>
-      <w:pPr>
-        <w:pStyle w:val="Heading2"/>
-      </w:pPr>
-      <w:r>
-        <w:t>2. Unified error shape</w:t>
-      </w:r>
-    </w:p>
-    <w:p>
-      <w:pPr>
-        <w:shd w:val="clear" w:color="auto" w:fill="F5F5F5"/>
-        <w:spacing w:after="40"/>
-      </w:pPr>
+        <w:t>modules/onboarding/*          — L5; g</w:t>
+      </w:r>
       <w:r>
         <w:rPr>
           <w:rFonts w:ascii="Consolas" w:eastAsia="Consolas" w:hAnsi="Consolas" w:cs="Consolas"/>
@@ -5523,14 +8914,8 @@
           <w:sz w:val="18"/>
           <w:szCs w:val="18"/>
         </w:rPr>
-        <w:t>{ "success": false, "error": { "code": "...", "message": "...", "details": {} } }</w:t>
-      </w:r>
-    </w:p>
-    <w:p>
-      <w:pPr>
-        <w:shd w:val="clear" w:color="auto" w:fill="F5F5F5"/>
-        <w:spacing w:after="40"/>
-      </w:pPr>
+        <w:t>ọ</w:t>
+      </w:r>
       <w:r>
         <w:rPr>
           <w:rFonts w:ascii="Consolas" w:eastAsia="Consolas" w:hAnsi="Consolas" w:cs="Consolas"/>
@@ -5538,6 +8923,44 @@
           <w:sz w:val="18"/>
           <w:szCs w:val="18"/>
         </w:rPr>
+        <w:t>i policy L2–L4</w:t>
+      </w:r>
+    </w:p>
+    <w:p>
+      <w:pPr>
+        <w:pStyle w:val="Heading2"/>
+      </w:pPr>
+      <w:r>
+        <w:t>2. Unified error shape</w:t>
+      </w:r>
+    </w:p>
+    <w:p>
+      <w:pPr>
+        <w:shd w:val="clear" w:color="auto" w:fill="F5F5F5"/>
+        <w:spacing w:after="40"/>
+      </w:pPr>
+      <w:r>
+        <w:rPr>
+          <w:rFonts w:ascii="Consolas" w:eastAsia="Consolas" w:hAnsi="Consolas" w:cs="Consolas"/>
+          <w:color w:val="333333"/>
+          <w:sz w:val="18"/>
+          <w:szCs w:val="18"/>
+        </w:rPr>
+        <w:t>{ "success": false, "error": { "code": "...", "message": "...", "details": {} } }</w:t>
+      </w:r>
+    </w:p>
+    <w:p>
+      <w:pPr>
+        <w:shd w:val="clear" w:color="auto" w:fill="F5F5F5"/>
+        <w:spacing w:after="40"/>
+      </w:pPr>
+      <w:r>
+        <w:rPr>
+          <w:rFonts w:ascii="Consolas" w:eastAsia="Consolas" w:hAnsi="Consolas" w:cs="Consolas"/>
+          <w:color w:val="333333"/>
+          <w:sz w:val="18"/>
+          <w:szCs w:val="18"/>
+        </w:rPr>
         <w:t>HTTP: 401 AuthN | 403 AuthZ/Disabled | 423 Locked/Wrong state | 429 | 409</w:t>
       </w:r>
     </w:p>
@@ -5546,7 +8969,25 @@
         <w:pStyle w:val="Heading2"/>
       </w:pPr>
       <w:r>
-        <w:t>3. Điều khoản E — Tương thích ngược (SEC-1)</w:t>
+        <w:t>3. Đi</w:t>
+      </w:r>
+      <w:r>
+        <w:t>ề</w:t>
+      </w:r>
+      <w:r>
+        <w:t>u kho</w:t>
+      </w:r>
+      <w:r>
+        <w:t>ả</w:t>
+      </w:r>
+      <w:r>
+        <w:t>n E — Tương thích ngư</w:t>
+      </w:r>
+      <w:r>
+        <w:t>ợ</w:t>
+      </w:r>
+      <w:r>
+        <w:t>c (SEC-1)</w:t>
       </w:r>
     </w:p>
     <w:p>
@@ -5559,7 +9000,13 @@
         <w:spacing w:after="80"/>
       </w:pPr>
       <w:r>
-        <w:t>Giữ các code FE đã ship: ACCOUNT_CHO_DUYET, ACCOUNT_DISABLED, TENANT_CHO_DUYET, …</w:t>
+        <w:t>Gi</w:t>
+      </w:r>
+      <w:r>
+        <w:t>ữ</w:t>
+      </w:r>
+      <w:r>
+        <w:t xml:space="preserve"> các code FE đã ship: ACCOUNT_CHO_DUYET, ACCOUNT_DISABLED, TENANT_CHO_DUYET, …</w:t>
       </w:r>
     </w:p>
     <w:p>
@@ -5572,7 +9019,25 @@
         <w:spacing w:after="80"/>
       </w:pPr>
       <w:r>
-        <w:t>Chuẩn hóa bọc shape; thêm code mới (TENANT_ACTIVATION_REQUIRED, TENANT_PENDING_ACTIVATION, TENANT_DISABLED) song song.</w:t>
+        <w:t>Chu</w:t>
+      </w:r>
+      <w:r>
+        <w:t>ẩ</w:t>
+      </w:r>
+      <w:r>
+        <w:t>n hóa b</w:t>
+      </w:r>
+      <w:r>
+        <w:t>ọ</w:t>
+      </w:r>
+      <w:r>
+        <w:t>c shape; thêm code m</w:t>
+      </w:r>
+      <w:r>
+        <w:t>ớ</w:t>
+      </w:r>
+      <w:r>
+        <w:t>i (TENANT_ACTIVATION_REQUIRED, TENANT_PENDING_ACTIVATION, TENANT_DISABLED) song song.</w:t>
       </w:r>
     </w:p>
     <w:p>
@@ -5585,7 +9050,25 @@
         <w:spacing w:after="80"/>
       </w:pPr>
       <w:r>
-        <w:t>Không đổi 423↔403 hàng loạt không changelog + bảng map old→new trong handoff.</w:t>
+        <w:t>Không đ</w:t>
+      </w:r>
+      <w:r>
+        <w:t>ổ</w:t>
+      </w:r>
+      <w:r>
+        <w:t>i 423↔403 hàng lo</w:t>
+      </w:r>
+      <w:r>
+        <w:t>ạ</w:t>
+      </w:r>
+      <w:r>
+        <w:t>t không changelog + b</w:t>
+      </w:r>
+      <w:r>
+        <w:t>ả</w:t>
+      </w:r>
+      <w:r>
+        <w:t>ng map old→new trong handoff.</w:t>
       </w:r>
     </w:p>
     <w:p>
@@ -5659,7 +9142,13 @@
         <w:spacing w:after="80"/>
       </w:pPr>
       <w:r>
-        <w:t>Secrets chỉ env/securityConfig; production không leak err.message.</w:t>
+        <w:t>Secrets ch</w:t>
+      </w:r>
+      <w:r>
+        <w:t>ỉ</w:t>
+      </w:r>
+      <w:r>
+        <w:t xml:space="preserve"> env/securityConfig; production không leak err.message.</w:t>
       </w:r>
     </w:p>
     <w:p>
@@ -5667,7 +9156,31 @@
         <w:pStyle w:val="Heading1"/>
       </w:pPr>
       <w:r>
-        <w:t>XII. Dữ liệu nhạy cảm gia đình</w:t>
+        <w:t>XII. D</w:t>
+      </w:r>
+      <w:r>
+        <w:t>ữ</w:t>
+      </w:r>
+      <w:r>
+        <w:t xml:space="preserve"> li</w:t>
+      </w:r>
+      <w:r>
+        <w:t>ệ</w:t>
+      </w:r>
+      <w:r>
+        <w:t>u nh</w:t>
+      </w:r>
+      <w:r>
+        <w:t>ạ</w:t>
+      </w:r>
+      <w:r>
+        <w:t>y c</w:t>
+      </w:r>
+      <w:r>
+        <w:t>ả</w:t>
+      </w:r>
+      <w:r>
+        <w:t>m gia đình</w:t>
       </w:r>
     </w:p>
     <w:p>
@@ -5680,7 +9193,13 @@
         <w:spacing w:after="80"/>
       </w:pPr>
       <w:r>
-        <w:t>Minimize public surface; temp_* → members sau duyệt/onboarding.</w:t>
+        <w:t>Minimize public surface; temp_* → members sau duy</w:t>
+      </w:r>
+      <w:r>
+        <w:t>ệ</w:t>
+      </w:r>
+      <w:r>
+        <w:t>t/onboarding.</w:t>
       </w:r>
     </w:p>
     <w:p>
@@ -5706,7 +9225,25 @@
         <w:spacing w:after="80"/>
       </w:pPr>
       <w:r>
-        <w:t>Retention: auth/OTP ngắn; BPL/audit dài (tranh chấp dòng họ).</w:t>
+        <w:t>Retention: auth/OTP ng</w:t>
+      </w:r>
+      <w:r>
+        <w:t>ắ</w:t>
+      </w:r>
+      <w:r>
+        <w:t>n; BPL/audit dài (tranh ch</w:t>
+      </w:r>
+      <w:r>
+        <w:t>ấ</w:t>
+      </w:r>
+      <w:r>
+        <w:t>p dòng h</w:t>
+      </w:r>
+      <w:r>
+        <w:t>ọ</w:t>
+      </w:r>
+      <w:r>
+        <w:t>).</w:t>
       </w:r>
     </w:p>
     <w:p>
@@ -5727,7 +9264,13 @@
         <w:spacing w:after="80"/>
       </w:pPr>
       <w:r>
-        <w:t>auth_logs mọi attempt; BPL/audit/outbox critical.</w:t>
+        <w:t>auth_logs m</w:t>
+      </w:r>
+      <w:r>
+        <w:t>ọ</w:t>
+      </w:r>
+      <w:r>
+        <w:t>i attempt; BPL/audit/outbox critical.</w:t>
       </w:r>
     </w:p>
     <w:p>
@@ -5740,7 +9283,19 @@
         <w:spacing w:after="80"/>
       </w:pPr>
       <w:r>
-        <w:t>Alert: brute IP, spam case, MERGE_FAILED lặp, elevate lạ, cross-tenant deny spike, outbox DLQ.</w:t>
+        <w:t>Alert: brute IP, spam case, MERGE_FAILED l</w:t>
+      </w:r>
+      <w:r>
+        <w:t>ặ</w:t>
+      </w:r>
+      <w:r>
+        <w:t>p, elevate l</w:t>
+      </w:r>
+      <w:r>
+        <w:t>ạ</w:t>
+      </w:r>
+      <w:r>
+        <w:t>, cross-tenant deny spike, outbox DLQ.</w:t>
       </w:r>
     </w:p>
     <w:p>
@@ -5761,7 +9316,19 @@
         <w:pStyle w:val="Heading1"/>
       </w:pPr>
       <w:r>
-        <w:t>XIV. Lộ trình triển khai (Q1-safe)</w:t>
+        <w:t>XIV. L</w:t>
+      </w:r>
+      <w:r>
+        <w:t>ộ</w:t>
+      </w:r>
+      <w:r>
+        <w:t xml:space="preserve"> trình tri</w:t>
+      </w:r>
+      <w:r>
+        <w:t>ể</w:t>
+      </w:r>
+      <w:r>
+        <w:t>n khai (Q1-safe)</w:t>
       </w:r>
     </w:p>
     <w:p>
@@ -5777,7 +9344,13 @@
         <w:spacing w:after="120"/>
       </w:pPr>
       <w:r>
-        <w:t>v1.1.0 Approved &amp; Frozen; map deviation code; ticket align processUserApproval ↔ Mục V.</w:t>
+        <w:t>v1.1.0 Approved &amp; Frozen; map deviation code; ticket align processUserApproval ↔ M</w:t>
+      </w:r>
+      <w:r>
+        <w:t>ụ</w:t>
+      </w:r>
+      <w:r>
+        <w:t>c V.</w:t>
       </w:r>
     </w:p>
     <w:p>
@@ -5798,7 +9371,31 @@
         <w:spacing w:after="80"/>
       </w:pPr>
       <w:r>
-        <w:t>Extract lock/account/tenant/token policy từ auth — Q1 không đổi behavior login ngoài ma trận đã chốt.</w:t>
+        <w:t>Extract lock/account/tenant/token policy t</w:t>
+      </w:r>
+      <w:r>
+        <w:t>ừ</w:t>
+      </w:r>
+      <w:r>
+        <w:t xml:space="preserve"> auth — Q1 không đ</w:t>
+      </w:r>
+      <w:r>
+        <w:t>ổ</w:t>
+      </w:r>
+      <w:r>
+        <w:t>i behavior login ngoài ma tr</w:t>
+      </w:r>
+      <w:r>
+        <w:t>ậ</w:t>
+      </w:r>
+      <w:r>
+        <w:t>n đã ch</w:t>
+      </w:r>
+      <w:r>
+        <w:t>ố</w:t>
+      </w:r>
+      <w:r>
+        <w:t>t.</w:t>
       </w:r>
     </w:p>
     <w:p>
@@ -5811,7 +9408,19 @@
         <w:spacing w:after="80"/>
       </w:pPr>
       <w:r>
-        <w:t>Middleware thật; onboarding bỏ placeholder.</w:t>
+        <w:t>Middleware th</w:t>
+      </w:r>
+      <w:r>
+        <w:t>ậ</w:t>
+      </w:r>
+      <w:r>
+        <w:t>t; onboarding b</w:t>
+      </w:r>
+      <w:r>
+        <w:t>ỏ</w:t>
+      </w:r>
+      <w:r>
+        <w:t xml:space="preserve"> placeholder.</w:t>
       </w:r>
     </w:p>
     <w:p>
@@ -5824,7 +9433,19 @@
         <w:spacing w:after="80"/>
       </w:pPr>
       <w:r>
-        <w:t>Error dual-contract (E); Light vs Write pipeline tối thiểu.</w:t>
+        <w:t>Error dual-contract (E); Light vs Write pipeline t</w:t>
+      </w:r>
+      <w:r>
+        <w:t>ố</w:t>
+      </w:r>
+      <w:r>
+        <w:t>i thi</w:t>
+      </w:r>
+      <w:r>
+        <w:t>ể</w:t>
+      </w:r>
+      <w:r>
+        <w:t>u.</w:t>
       </w:r>
     </w:p>
     <w:p>
@@ -5837,7 +9458,13 @@
         <w:spacing w:after="80"/>
       </w:pPr>
       <w:r>
-        <w:t>Cache contract L2/L3 (memory OK trước).</w:t>
+        <w:t>Cache contract L2/L3 (memory OK trư</w:t>
+      </w:r>
+      <w:r>
+        <w:t>ớ</w:t>
+      </w:r>
+      <w:r>
+        <w:t>c).</w:t>
       </w:r>
     </w:p>
     <w:p>
@@ -5905,7 +9532,19 @@
         <w:spacing w:after="80"/>
       </w:pPr>
       <w:r>
-        <w:t>delegation.service + UI ủy quyền; policy scopes.</w:t>
+        <w:t xml:space="preserve">delegation.service + UI </w:t>
+      </w:r>
+      <w:r>
+        <w:t>ủ</w:t>
+      </w:r>
+      <w:r>
+        <w:t>y quy</w:t>
+      </w:r>
+      <w:r>
+        <w:t>ề</w:t>
+      </w:r>
+      <w:r>
+        <w:t>n; policy scopes.</w:t>
       </w:r>
     </w:p>
     <w:p>
@@ -5918,7 +9557,19 @@
         <w:spacing w:after="80"/>
       </w:pPr>
       <w:r>
-        <w:t>Expire onboarding + temp unlock jobs; security checklist mọi module mới.</w:t>
+        <w:t>Expire onboarding + temp unlock jobs; security checklist m</w:t>
+      </w:r>
+      <w:r>
+        <w:t>ọ</w:t>
+      </w:r>
+      <w:r>
+        <w:t>i module m</w:t>
+      </w:r>
+      <w:r>
+        <w:t>ớ</w:t>
+      </w:r>
+      <w:r>
+        <w:t>i.</w:t>
       </w:r>
     </w:p>
     <w:p>
@@ -5926,7 +9577,13 @@
         <w:pStyle w:val="Heading1"/>
       </w:pPr>
       <w:r>
-        <w:t>XV. Quan hệ EGAL / OPD / CORE</w:t>
+        <w:t>XV. Quan h</w:t>
+      </w:r>
+      <w:r>
+        <w:t>ệ</w:t>
+      </w:r>
+      <w:r>
+        <w:t xml:space="preserve"> EGAL / OPD / CORE</w:t>
       </w:r>
     </w:p>
     <w:p>
@@ -5965,7 +9622,19 @@
         <w:spacing w:after="80"/>
       </w:pPr>
       <w:r>
-        <w:t>correlation_id bắt buộc security-sensitive BP.</w:t>
+        <w:t>correlation_id b</w:t>
+      </w:r>
+      <w:r>
+        <w:t>ắ</w:t>
+      </w:r>
+      <w:r>
+        <w:t>t bu</w:t>
+      </w:r>
+      <w:r>
+        <w:t>ộ</w:t>
+      </w:r>
+      <w:r>
+        <w:t>c security-sensitive BP.</w:t>
       </w:r>
     </w:p>
     <w:p>
@@ -5974,7 +9643,19 @@
       </w:pPr>
       <w:r>
         <w:lastRenderedPageBreak/>
-        <w:t>XVI. Điều khoản Freeze v1.1.0 (checklist)</w:t>
+        <w:t>XVI. Đi</w:t>
+      </w:r>
+      <w:r>
+        <w:t>ề</w:t>
+      </w:r>
+      <w:r>
+        <w:t>u kho</w:t>
+      </w:r>
+      <w:r>
+        <w:t>ả</w:t>
+      </w:r>
+      <w:r>
+        <w:t>n Freeze v1.1.0 (checklist)</w:t>
       </w:r>
     </w:p>
     <w:p>
@@ -6000,7 +9681,13 @@
         <w:spacing w:after="80"/>
       </w:pPr>
       <w:r>
-        <w:t>B — Identity Approval ≠ Tenant Activation; ma trận login; mã TENANT_*_ACTIVATION; align processUserApproval + notif.</w:t>
+        <w:t>B — Identity Approval ≠ Tenant Activation; ma tr</w:t>
+      </w:r>
+      <w:r>
+        <w:t>ậ</w:t>
+      </w:r>
+      <w:r>
+        <w:t>n login; mã TENANT_*_ACTIVATION; align processUserApproval + notif.</w:t>
       </w:r>
     </w:p>
     <w:p>
@@ -6047,7 +9734,19 @@
         <w:pStyle w:val="Heading1"/>
       </w:pPr>
       <w:r>
-        <w:t>XVII. Kết luận</w:t>
+        <w:t>XVII. K</w:t>
+      </w:r>
+      <w:r>
+        <w:t>ế</w:t>
+      </w:r>
+      <w:r>
+        <w:t>t lu</w:t>
+      </w:r>
+      <w:r>
+        <w:t>ậ</w:t>
+      </w:r>
+      <w:r>
+        <w:t>n</w:t>
       </w:r>
     </w:p>
     <w:p>
@@ -6055,7 +9754,79 @@
         <w:spacing w:after="120"/>
       </w:pPr>
       <w:r>
-        <w:t>EGAL-SEC v1.1.0 giữ vững việc tách Security khỏi “chỉ auth.service”, đồng thời operationalize: hiệu năng read path, lifecycle clan/user, outbox critical, ủy quyền đa thế hệ, pipeline theo tier, và an toàn refactor FE.</w:t>
+        <w:t>EGAL-SEC v1.1.0 gi</w:t>
+      </w:r>
+      <w:r>
+        <w:t>ữ</w:t>
+      </w:r>
+      <w:r>
+        <w:t xml:space="preserve"> v</w:t>
+      </w:r>
+      <w:r>
+        <w:t>ữ</w:t>
+      </w:r>
+      <w:r>
+        <w:t>ng vi</w:t>
+      </w:r>
+      <w:r>
+        <w:t>ệ</w:t>
+      </w:r>
+      <w:r>
+        <w:t>c tách Security kh</w:t>
+      </w:r>
+      <w:r>
+        <w:t>ỏ</w:t>
+      </w:r>
+      <w:r>
+        <w:t>i “ch</w:t>
+      </w:r>
+      <w:r>
+        <w:t>ỉ</w:t>
+      </w:r>
+      <w:r>
+        <w:t xml:space="preserve"> auth.service”, đ</w:t>
+      </w:r>
+      <w:r>
+        <w:t>ồ</w:t>
+      </w:r>
+      <w:r>
+        <w:t>ng th</w:t>
+      </w:r>
+      <w:r>
+        <w:t>ờ</w:t>
+      </w:r>
+      <w:r>
+        <w:t>i operationalize: hi</w:t>
+      </w:r>
+      <w:r>
+        <w:t>ệ</w:t>
+      </w:r>
+      <w:r>
+        <w:t xml:space="preserve">u năng read path, lifecycle clan/user, outbox critical, </w:t>
+      </w:r>
+      <w:r>
+        <w:t>ủ</w:t>
+      </w:r>
+      <w:r>
+        <w:t>y quy</w:t>
+      </w:r>
+      <w:r>
+        <w:t>ề</w:t>
+      </w:r>
+      <w:r>
+        <w:t>n đa th</w:t>
+      </w:r>
+      <w:r>
+        <w:t>ế</w:t>
+      </w:r>
+      <w:r>
+        <w:t xml:space="preserve"> h</w:t>
+      </w:r>
+      <w:r>
+        <w:t>ệ</w:t>
+      </w:r>
+      <w:r>
+        <w:t>, pipeline theo tier, và an toàn refactor FE.</w:t>
       </w:r>
     </w:p>
     <w:p>
@@ -6063,7 +9834,55 @@
         <w:spacing w:after="120"/>
       </w:pPr>
       <w:r>
-        <w:t>Ba quyết định cốt lõi không đổi: Shared Security L2–L4; mọi domain theo pipeline có tier; Tenant isolation + không public DU_BI + audit nâng quyền (+ delegation khi ủy quyền).</w:t>
+        <w:t>Ba quy</w:t>
+      </w:r>
+      <w:r>
+        <w:t>ế</w:t>
+      </w:r>
+      <w:r>
+        <w:t>t đ</w:t>
+      </w:r>
+      <w:r>
+        <w:t>ị</w:t>
+      </w:r>
+      <w:r>
+        <w:t>nh c</w:t>
+      </w:r>
+      <w:r>
+        <w:t>ố</w:t>
+      </w:r>
+      <w:r>
+        <w:t>t lõi không đ</w:t>
+      </w:r>
+      <w:r>
+        <w:t>ổ</w:t>
+      </w:r>
+      <w:r>
+        <w:t>i: Shared Security L2–L4; m</w:t>
+      </w:r>
+      <w:r>
+        <w:t>ọ</w:t>
+      </w:r>
+      <w:r>
+        <w:t>i domain theo pipeline có tier; Tenant isolation + không public DU_BI + audit nâng quy</w:t>
+      </w:r>
+      <w:r>
+        <w:t>ề</w:t>
+      </w:r>
+      <w:r>
+        <w:t xml:space="preserve">n (+ delegation khi </w:t>
+      </w:r>
+      <w:r>
+        <w:t>ủ</w:t>
+      </w:r>
+      <w:r>
+        <w:t>y quy</w:t>
+      </w:r>
+      <w:r>
+        <w:t>ề</w:t>
+      </w:r>
+      <w:r>
+        <w:t>n).</w:t>
       </w:r>
     </w:p>
     <w:p>
@@ -6071,7 +9890,37 @@
         <w:spacing w:before="120" w:after="120"/>
       </w:pPr>
       <w:r>
-        <w:t>Bản này là kim chỉ nam triển khai SEC-1 trở đi và review an ninh mọi module myclan.com.vn.</w:t>
+        <w:t>B</w:t>
+      </w:r>
+      <w:r>
+        <w:t>ả</w:t>
+      </w:r>
+      <w:r>
+        <w:t>n này là kim ch</w:t>
+      </w:r>
+      <w:r>
+        <w:t>ỉ</w:t>
+      </w:r>
+      <w:r>
+        <w:t xml:space="preserve"> nam tri</w:t>
+      </w:r>
+      <w:r>
+        <w:t>ể</w:t>
+      </w:r>
+      <w:r>
+        <w:t>n khai SEC-1 tr</w:t>
+      </w:r>
+      <w:r>
+        <w:t>ở</w:t>
+      </w:r>
+      <w:r>
+        <w:t xml:space="preserve"> đi và review an ninh m</w:t>
+      </w:r>
+      <w:r>
+        <w:t>ọ</w:t>
+      </w:r>
+      <w:r>
+        <w:t>i module myclan.com.vn.</w:t>
       </w:r>
     </w:p>
     <w:p>
@@ -6095,7 +9944,47 @@
           <w:sz w:val="20"/>
           <w:szCs w:val="20"/>
         </w:rPr>
-        <w:t>— HẾT TÀI LIỆU —</w:t>
+        <w:t>— H</w:t>
+      </w:r>
+      <w:r>
+        <w:rPr>
+          <w:b/>
+          <w:bCs/>
+          <w:color w:val="1F4E79"/>
+          <w:sz w:val="20"/>
+          <w:szCs w:val="20"/>
+        </w:rPr>
+        <w:t>Ế</w:t>
+      </w:r>
+      <w:r>
+        <w:rPr>
+          <w:b/>
+          <w:bCs/>
+          <w:color w:val="1F4E79"/>
+          <w:sz w:val="20"/>
+          <w:szCs w:val="20"/>
+        </w:rPr>
+        <w:t>T TÀI LI</w:t>
+      </w:r>
+      <w:r>
+        <w:rPr>
+          <w:b/>
+          <w:bCs/>
+          <w:color w:val="1F4E79"/>
+          <w:sz w:val="20"/>
+          <w:szCs w:val="20"/>
+        </w:rPr>
+        <w:t>Ệ</w:t>
+      </w:r>
+      <w:r>
+        <w:rPr>
+          <w:b/>
+          <w:bCs/>
+          <w:color w:val="1F4E79"/>
+          <w:sz w:val="20"/>
+          <w:szCs w:val="20"/>
+        </w:rPr>
+        <w:t>U —</w:t>
       </w:r>
     </w:p>
     <w:p>
@@ -6130,7 +10019,39 @@
           <w:sz w:val="16"/>
           <w:szCs w:val="16"/>
         </w:rPr>
-        <w:t>Gia Phả Số 2026  •  myclan.com.vn  •  21/07/2026</w:t>
+        <w:t>Gia Ph</w:t>
+      </w:r>
+      <w:r>
+        <w:rPr>
+          <w:color w:val="666666"/>
+          <w:sz w:val="16"/>
+          <w:szCs w:val="16"/>
+        </w:rPr>
+        <w:t>ả</w:t>
+      </w:r>
+      <w:r>
+        <w:rPr>
+          <w:color w:val="666666"/>
+          <w:sz w:val="16"/>
+          <w:szCs w:val="16"/>
+        </w:rPr>
+        <w:t xml:space="preserve"> S</w:t>
+      </w:r>
+      <w:r>
+        <w:rPr>
+          <w:color w:val="666666"/>
+          <w:sz w:val="16"/>
+          <w:szCs w:val="16"/>
+        </w:rPr>
+        <w:t>ố</w:t>
+      </w:r>
+      <w:r>
+        <w:rPr>
+          <w:color w:val="666666"/>
+          <w:sz w:val="16"/>
+          <w:szCs w:val="16"/>
+        </w:rPr>
+        <w:t xml:space="preserve"> 2026  •  myclan.com.vn  •  21/07/2026</w:t>
       </w:r>
     </w:p>
     <w:p>
@@ -6985,7 +10906,71 @@
         <w:sz w:val="16"/>
         <w:szCs w:val="16"/>
       </w:rPr>
-      <w:t xml:space="preserve">Tài liệu thiết kế chính thức  •  Trang </w:t>
+      <w:t>Tài li</w:t>
+    </w:r>
+    <w:r>
+      <w:rPr>
+        <w:color w:val="666666"/>
+        <w:sz w:val="16"/>
+        <w:szCs w:val="16"/>
+      </w:rPr>
+      <w:t>ệ</w:t>
+    </w:r>
+    <w:r>
+      <w:rPr>
+        <w:color w:val="666666"/>
+        <w:sz w:val="16"/>
+        <w:szCs w:val="16"/>
+      </w:rPr>
+      <w:t>u thi</w:t>
+    </w:r>
+    <w:r>
+      <w:rPr>
+        <w:color w:val="666666"/>
+        <w:sz w:val="16"/>
+        <w:szCs w:val="16"/>
+      </w:rPr>
+      <w:t>ế</w:t>
+    </w:r>
+    <w:r>
+      <w:rPr>
+        <w:color w:val="666666"/>
+        <w:sz w:val="16"/>
+        <w:szCs w:val="16"/>
+      </w:rPr>
+      <w:t>t k</w:t>
+    </w:r>
+    <w:r>
+      <w:rPr>
+        <w:color w:val="666666"/>
+        <w:sz w:val="16"/>
+        <w:szCs w:val="16"/>
+      </w:rPr>
+      <w:t>ế</w:t>
+    </w:r>
+    <w:r>
+      <w:rPr>
+        <w:color w:val="666666"/>
+        <w:sz w:val="16"/>
+        <w:szCs w:val="16"/>
+      </w:rPr>
+      <w:t xml:space="preserve"> chính th</w:t>
+    </w:r>
+    <w:r>
+      <w:rPr>
+        <w:color w:val="666666"/>
+        <w:sz w:val="16"/>
+        <w:szCs w:val="16"/>
+      </w:rPr>
+      <w:t>ứ</w:t>
+    </w:r>
+    <w:r>
+      <w:rPr>
+        <w:color w:val="666666"/>
+        <w:sz w:val="16"/>
+        <w:szCs w:val="16"/>
+      </w:rPr>
+      <w:t xml:space="preserve">c  •  Trang </w:t>
     </w:r>
     <w:r>
       <w:rPr>
